--- a/Dados_demo_prev_Ana_Anderson.docx
+++ b/Dados_demo_prev_Ana_Anderson.docx
@@ -83,7 +83,37 @@
           <w:szCs w:val="24"/>
           <w:lang w:val="pt-BR"/>
         </w:rPr>
-        <w:t>Ana L. F. dos Santos</w:t>
+        <w:t>Anderson P</w:t>
+      </w:r>
+      <w:r>
+        <w:rPr>
+          <w:rFonts w:ascii="Arial" w:eastAsia="Meiryo" w:hAnsi="Arial" w:cs="Arial"/>
+          <w:b/>
+          <w:sz w:val="24"/>
+          <w:szCs w:val="24"/>
+          <w:lang w:val="pt-BR"/>
+        </w:rPr>
+        <w:t>ereira</w:t>
+      </w:r>
+      <w:r>
+        <w:rPr>
+          <w:rFonts w:ascii="Arial" w:eastAsia="Meiryo" w:hAnsi="Arial" w:cs="Arial"/>
+          <w:b/>
+          <w:sz w:val="24"/>
+          <w:szCs w:val="24"/>
+          <w:lang w:val="pt-BR"/>
+        </w:rPr>
+        <w:t xml:space="preserve"> Horácio</w:t>
+      </w:r>
+      <w:r>
+        <w:rPr>
+          <w:rFonts w:ascii="Arial" w:eastAsia="Meiryo" w:hAnsi="Arial" w:cs="Arial"/>
+          <w:b/>
+          <w:sz w:val="24"/>
+          <w:szCs w:val="24"/>
+          <w:lang w:val="pt-BR"/>
+        </w:rPr>
+        <w:t xml:space="preserve"> </w:t>
       </w:r>
       <w:r>
         <w:rPr>
@@ -121,6 +151,7 @@
       <w:pPr>
         <w:rPr>
           <w:rFonts w:ascii="Arial" w:eastAsia="Meiryo" w:hAnsi="Arial" w:cs="Arial"/>
+          <w:b/>
           <w:sz w:val="24"/>
           <w:szCs w:val="24"/>
           <w:lang w:val="pt-BR"/>
@@ -134,7 +165,47 @@
           <w:szCs w:val="24"/>
           <w:lang w:val="pt-BR"/>
         </w:rPr>
-        <w:t>Anderson P. Horácio</w:t>
+        <w:t>Ana L</w:t>
+      </w:r>
+      <w:r>
+        <w:rPr>
+          <w:rFonts w:ascii="Arial" w:eastAsia="Meiryo" w:hAnsi="Arial" w:cs="Arial"/>
+          <w:b/>
+          <w:sz w:val="24"/>
+          <w:szCs w:val="24"/>
+          <w:lang w:val="pt-BR"/>
+        </w:rPr>
+        <w:t>úcia</w:t>
+      </w:r>
+      <w:r>
+        <w:rPr>
+          <w:rFonts w:ascii="Arial" w:eastAsia="Meiryo" w:hAnsi="Arial" w:cs="Arial"/>
+          <w:b/>
+          <w:sz w:val="24"/>
+          <w:szCs w:val="24"/>
+          <w:lang w:val="pt-BR"/>
+        </w:rPr>
+        <w:t xml:space="preserve"> F</w:t>
+      </w:r>
+      <w:r>
+        <w:rPr>
+          <w:rFonts w:ascii="Arial" w:eastAsia="Meiryo" w:hAnsi="Arial" w:cs="Arial"/>
+          <w:b/>
+          <w:sz w:val="24"/>
+          <w:szCs w:val="24"/>
+          <w:lang w:val="pt-BR"/>
+        </w:rPr>
+        <w:t>erreira</w:t>
+      </w:r>
+      <w:r>
+        <w:rPr>
+          <w:rFonts w:ascii="Arial" w:eastAsia="Meiryo" w:hAnsi="Arial" w:cs="Arial"/>
+          <w:b/>
+          <w:sz w:val="24"/>
+          <w:szCs w:val="24"/>
+          <w:lang w:val="pt-BR"/>
+        </w:rPr>
+        <w:t xml:space="preserve"> dos Santos</w:t>
       </w:r>
       <w:r>
         <w:rPr>
@@ -144,6 +215,16 @@
           <w:sz w:val="24"/>
           <w:szCs w:val="24"/>
         </w:rPr>
+        <w:t xml:space="preserve"> </w:t>
+      </w:r>
+      <w:r>
+        <w:rPr>
+          <w:rStyle w:val="Refdenotaderodap"/>
+          <w:rFonts w:ascii="Arial" w:eastAsia="Meiryo" w:hAnsi="Arial" w:cs="Arial"/>
+          <w:b/>
+          <w:sz w:val="24"/>
+          <w:szCs w:val="24"/>
+        </w:rPr>
         <w:footnoteReference w:id="2"/>
       </w:r>
       <w:r>
@@ -159,6 +240,7 @@
       <w:proofErr w:type="spellStart"/>
       <w:r>
         <w:rPr>
+          <w:rStyle w:val="Refdenotadefim"/>
           <w:rFonts w:ascii="Arial" w:eastAsia="Meiryo" w:hAnsi="Arial" w:cs="Arial"/>
           <w:b/>
           <w:sz w:val="24"/>
@@ -173,16 +255,270 @@
       <w:pPr>
         <w:rPr>
           <w:rFonts w:ascii="Arial" w:eastAsia="Meiryo" w:hAnsi="Arial" w:cs="Arial"/>
-          <w:sz w:val="24"/>
-          <w:szCs w:val="24"/>
-          <w:lang w:val="pt-BR"/>
-        </w:rPr>
-      </w:pPr>
-    </w:p>
-    <w:p>
-      <w:pPr>
+          <w:b/>
+          <w:sz w:val="24"/>
+          <w:szCs w:val="24"/>
+          <w:lang w:val="pt-BR"/>
+        </w:rPr>
+      </w:pPr>
+      <w:r>
         <w:rPr>
           <w:rFonts w:ascii="Arial" w:eastAsia="Meiryo" w:hAnsi="Arial" w:cs="Arial"/>
+          <w:b/>
+          <w:bCs/>
+          <w:sz w:val="24"/>
+          <w:szCs w:val="24"/>
+          <w:lang w:val="pt-BR"/>
+        </w:rPr>
+        <w:t>Felipe de Almeida Camargo</w:t>
+      </w:r>
+      <w:r>
+        <w:rPr>
+          <w:rFonts w:ascii="Arial" w:eastAsia="Meiryo" w:hAnsi="Arial" w:cs="Arial"/>
+          <w:b/>
+          <w:bCs/>
+          <w:sz w:val="24"/>
+          <w:szCs w:val="24"/>
+          <w:vertAlign w:val="superscript"/>
+          <w:lang w:val="pt-BR"/>
+        </w:rPr>
+        <w:t xml:space="preserve"> </w:t>
+      </w:r>
+      <w:r>
+        <w:rPr>
+          <w:rFonts w:ascii="Arial" w:eastAsia="Meiryo" w:hAnsi="Arial" w:cs="Arial"/>
+          <w:b/>
+          <w:bCs/>
+          <w:sz w:val="24"/>
+          <w:szCs w:val="24"/>
+          <w:vertAlign w:val="superscript"/>
+          <w:lang w:val="pt-BR"/>
+        </w:rPr>
+        <w:t>3</w:t>
+      </w:r>
+      <w:r>
+        <w:rPr>
+          <w:rFonts w:ascii="Arial" w:eastAsia="Meiryo" w:hAnsi="Arial" w:cs="Arial"/>
+          <w:b/>
+          <w:bCs/>
+          <w:sz w:val="24"/>
+          <w:szCs w:val="24"/>
+          <w:lang w:val="pt-BR"/>
+        </w:rPr>
+        <w:t xml:space="preserve">, </w:t>
+      </w:r>
+      <w:proofErr w:type="spellStart"/>
+      <w:r>
+        <w:rPr>
+          <w:rStyle w:val="Refdenotadefim"/>
+          <w:rFonts w:ascii="Arial" w:eastAsia="Meiryo" w:hAnsi="Arial" w:cs="Arial"/>
+          <w:b/>
+          <w:sz w:val="24"/>
+          <w:szCs w:val="24"/>
+          <w:lang w:val="pt-BR"/>
+        </w:rPr>
+        <w:t>iii</w:t>
+      </w:r>
+      <w:proofErr w:type="spellEnd"/>
+    </w:p>
+    <w:p>
+      <w:pPr>
+        <w:rPr>
+          <w:rFonts w:ascii="Arial" w:eastAsia="Meiryo" w:hAnsi="Arial" w:cs="Arial"/>
+          <w:sz w:val="24"/>
+          <w:szCs w:val="24"/>
+          <w:lang w:val="pt-BR"/>
+        </w:rPr>
+      </w:pPr>
+      <w:proofErr w:type="spellStart"/>
+      <w:r>
+        <w:rPr>
+          <w:rFonts w:ascii="Arial" w:eastAsia="Meiryo" w:hAnsi="Arial" w:cs="Arial"/>
+          <w:b/>
+          <w:bCs/>
+          <w:sz w:val="24"/>
+          <w:szCs w:val="24"/>
+        </w:rPr>
+        <w:t>A</w:t>
+      </w:r>
+      <w:r>
+        <w:rPr>
+          <w:rFonts w:ascii="Arial" w:eastAsia="Meiryo" w:hAnsi="Arial" w:cs="Arial"/>
+          <w:b/>
+          <w:bCs/>
+          <w:sz w:val="24"/>
+          <w:szCs w:val="24"/>
+        </w:rPr>
+        <w:t>ruane</w:t>
+      </w:r>
+      <w:proofErr w:type="spellEnd"/>
+      <w:r>
+        <w:rPr>
+          <w:rFonts w:ascii="Arial" w:eastAsia="Meiryo" w:hAnsi="Arial" w:cs="Arial"/>
+          <w:b/>
+          <w:bCs/>
+          <w:sz w:val="24"/>
+          <w:szCs w:val="24"/>
+        </w:rPr>
+        <w:t xml:space="preserve"> de Mello Pineda </w:t>
+      </w:r>
+      <w:proofErr w:type="spellStart"/>
+      <w:r>
+        <w:rPr>
+          <w:rFonts w:ascii="Arial" w:eastAsia="Meiryo" w:hAnsi="Arial" w:cs="Arial"/>
+          <w:b/>
+          <w:bCs/>
+          <w:sz w:val="24"/>
+          <w:szCs w:val="24"/>
+        </w:rPr>
+        <w:t>Pertinhez</w:t>
+      </w:r>
+      <w:proofErr w:type="spellEnd"/>
+      <w:r>
+        <w:rPr>
+          <w:rFonts w:ascii="Arial" w:eastAsia="Meiryo" w:hAnsi="Arial" w:cs="Arial"/>
+          <w:b/>
+          <w:bCs/>
+          <w:sz w:val="24"/>
+          <w:szCs w:val="24"/>
+        </w:rPr>
+        <w:t xml:space="preserve"> </w:t>
+      </w:r>
+      <w:r>
+        <w:rPr>
+          <w:rFonts w:ascii="Arial" w:eastAsia="Meiryo" w:hAnsi="Arial" w:cs="Arial"/>
+          <w:sz w:val="24"/>
+          <w:szCs w:val="24"/>
+          <w:vertAlign w:val="superscript"/>
+        </w:rPr>
+        <w:t>4</w:t>
+      </w:r>
+      <w:r>
+        <w:rPr>
+          <w:rFonts w:ascii="Arial" w:eastAsia="Meiryo" w:hAnsi="Arial" w:cs="Arial"/>
+          <w:sz w:val="24"/>
+          <w:szCs w:val="24"/>
+          <w:vertAlign w:val="superscript"/>
+        </w:rPr>
+        <w:t>,</w:t>
+      </w:r>
+      <w:r>
+        <w:rPr>
+          <w:rFonts w:ascii="Arial" w:eastAsia="Meiryo" w:hAnsi="Arial" w:cs="Arial"/>
+          <w:sz w:val="24"/>
+          <w:szCs w:val="24"/>
+          <w:vertAlign w:val="superscript"/>
+        </w:rPr>
+        <w:t xml:space="preserve"> </w:t>
+      </w:r>
+      <w:r>
+        <w:rPr>
+          <w:rFonts w:ascii="Arial" w:eastAsia="Meiryo" w:hAnsi="Arial" w:cs="Arial"/>
+          <w:sz w:val="24"/>
+          <w:szCs w:val="24"/>
+          <w:vertAlign w:val="superscript"/>
+        </w:rPr>
+        <w:t>i</w:t>
+      </w:r>
+      <w:r>
+        <w:rPr>
+          <w:rFonts w:ascii="Arial" w:eastAsia="Meiryo" w:hAnsi="Arial" w:cs="Arial"/>
+          <w:sz w:val="24"/>
+          <w:szCs w:val="24"/>
+          <w:vertAlign w:val="superscript"/>
+        </w:rPr>
+        <w:t>v</w:t>
+      </w:r>
+    </w:p>
+    <w:p>
+      <w:pPr>
+        <w:rPr>
+          <w:rFonts w:ascii="Arial" w:eastAsia="Meiryo" w:hAnsi="Arial" w:cs="Arial"/>
+          <w:sz w:val="24"/>
+          <w:szCs w:val="24"/>
+          <w:lang w:val="pt-BR"/>
+        </w:rPr>
+      </w:pPr>
+      <w:proofErr w:type="spellStart"/>
+      <w:r>
+        <w:rPr>
+          <w:rFonts w:ascii="Arial" w:eastAsia="Meiryo" w:hAnsi="Arial" w:cs="Arial"/>
+          <w:b/>
+          <w:bCs/>
+          <w:sz w:val="24"/>
+          <w:szCs w:val="24"/>
+          <w:lang w:val="pt-BR"/>
+        </w:rPr>
+        <w:t>Bethina</w:t>
+      </w:r>
+      <w:proofErr w:type="spellEnd"/>
+      <w:r>
+        <w:rPr>
+          <w:rFonts w:ascii="Arial" w:eastAsia="Meiryo" w:hAnsi="Arial" w:cs="Arial"/>
+          <w:b/>
+          <w:bCs/>
+          <w:sz w:val="24"/>
+          <w:szCs w:val="24"/>
+          <w:lang w:val="pt-BR"/>
+        </w:rPr>
+        <w:t xml:space="preserve"> da Rocha Camargo </w:t>
+      </w:r>
+      <w:r>
+        <w:rPr>
+          <w:rFonts w:ascii="Arial" w:eastAsia="Meiryo" w:hAnsi="Arial" w:cs="Arial"/>
+          <w:b/>
+          <w:bCs/>
+          <w:sz w:val="24"/>
+          <w:szCs w:val="24"/>
+          <w:vertAlign w:val="superscript"/>
+          <w:lang w:val="pt-BR"/>
+        </w:rPr>
+        <w:t>5</w:t>
+      </w:r>
+      <w:r>
+        <w:rPr>
+          <w:rFonts w:ascii="Arial" w:eastAsia="Meiryo" w:hAnsi="Arial" w:cs="Arial"/>
+          <w:b/>
+          <w:bCs/>
+          <w:sz w:val="24"/>
+          <w:szCs w:val="24"/>
+          <w:lang w:val="pt-BR"/>
+        </w:rPr>
+        <w:t xml:space="preserve">, </w:t>
+      </w:r>
+      <w:r>
+        <w:rPr>
+          <w:rFonts w:ascii="Arial" w:eastAsia="Meiryo" w:hAnsi="Arial" w:cs="Arial"/>
+          <w:sz w:val="24"/>
+          <w:szCs w:val="24"/>
+          <w:vertAlign w:val="superscript"/>
+        </w:rPr>
+        <w:t>v</w:t>
+      </w:r>
+      <w:r>
+        <w:rPr>
+          <w:rFonts w:ascii="Arial" w:eastAsia="Meiryo" w:hAnsi="Arial" w:cs="Arial"/>
+          <w:sz w:val="24"/>
+          <w:szCs w:val="24"/>
+          <w:lang w:val="pt-BR"/>
+        </w:rPr>
+        <w:t> </w:t>
+      </w:r>
+    </w:p>
+    <w:p>
+      <w:pPr>
+        <w:rPr>
+          <w:rFonts w:ascii="Arial" w:eastAsia="Meiryo" w:hAnsi="Arial" w:cs="Arial"/>
+          <w:sz w:val="24"/>
+          <w:szCs w:val="24"/>
+          <w:lang w:val="pt-BR"/>
+        </w:rPr>
+      </w:pPr>
+    </w:p>
+    <w:p>
+      <w:pPr>
+        <w:rPr>
+          <w:rFonts w:ascii="Arial" w:eastAsia="Meiryo" w:hAnsi="Arial" w:cs="Arial"/>
           <w:sz w:val="24"/>
           <w:szCs w:val="24"/>
           <w:lang w:val="pt-BR"/>
@@ -223,6 +559,87 @@
     </w:p>
     <w:p>
       <w:pPr>
+        <w:jc w:val="both"/>
+        <w:rPr>
+          <w:rFonts w:ascii="Arial" w:eastAsia="Times New Roman" w:hAnsi="Arial" w:cs="Arial"/>
+          <w:iCs/>
+          <w:color w:val="000000" w:themeColor="text1"/>
+          <w:sz w:val="24"/>
+          <w:szCs w:val="24"/>
+          <w:lang w:val="pt-BR" w:eastAsia="pt-BR"/>
+        </w:rPr>
+      </w:pPr>
+      <w:r>
+        <w:rPr>
+          <w:rFonts w:ascii="Arial" w:eastAsia="Times New Roman" w:hAnsi="Arial" w:cs="Arial"/>
+          <w:iCs/>
+          <w:color w:val="000000" w:themeColor="text1"/>
+          <w:sz w:val="24"/>
+          <w:szCs w:val="24"/>
+          <w:lang w:val="pt-BR" w:eastAsia="pt-BR"/>
+        </w:rPr>
+        <w:t xml:space="preserve">O envelhecimento da população brasileira vem modificando a relação entre a população em idade potencialmente ativa e a população idosa, tornando relevante compreender os possíveis desafios dessa transformação para a Previdência Social. Este estudo teve como objetivo analisar as mudanças na composição da população brasileira por faixa etária e sua relação com a evolução histórica de contribuintes, benefícios e aposentadorias, comparando o cenário observado com as projeções demográficas até 2070. Foram utilizados dados oficiais do Instituto Brasileiro de Geografia e Estatística (IBGE) e do Anuário Estatístico da Previdência Social (AEPS), tratados e integrados em Python e analisados por meio de estatística descritiva. Os resultados históricos mostraram que o avanço do envelhecimento populacional não foi acompanhado por uma piora contínua dos indicadores previdenciários analisados. Entretanto, as projeções indicam que, entre 2023 e 2070, a população de 15 a 64 anos poderá diminuir 22,39%, enquanto a população com 60 anos ou mais poderá aumentar 128,29%. Conclui-se que o envelhecimento populacional poderá </w:t>
+      </w:r>
+      <w:proofErr w:type="spellStart"/>
+      <w:r>
+        <w:rPr>
+          <w:rFonts w:ascii="Arial" w:eastAsia="Times New Roman" w:hAnsi="Arial" w:cs="Arial"/>
+          <w:iCs/>
+          <w:color w:val="000000" w:themeColor="text1"/>
+          <w:sz w:val="24"/>
+          <w:szCs w:val="24"/>
+          <w:lang w:val="pt-BR" w:eastAsia="pt-BR"/>
+        </w:rPr>
+        <w:t>repre</w:t>
+      </w:r>
+      <w:r>
+        <w:rPr>
+          <w:rFonts w:ascii="Arial" w:eastAsia="Times New Roman" w:hAnsi="Arial" w:cs="Arial"/>
+          <w:iCs/>
+          <w:color w:val="000000" w:themeColor="text1"/>
+          <w:sz w:val="24"/>
+          <w:szCs w:val="24"/>
+          <w:lang w:val="pt-BR" w:eastAsia="pt-BR"/>
+        </w:rPr>
+        <w:t>-</w:t>
+      </w:r>
+      <w:r>
+        <w:rPr>
+          <w:rFonts w:ascii="Arial" w:eastAsia="Times New Roman" w:hAnsi="Arial" w:cs="Arial"/>
+          <w:iCs/>
+          <w:color w:val="000000" w:themeColor="text1"/>
+          <w:sz w:val="24"/>
+          <w:szCs w:val="24"/>
+          <w:lang w:val="pt-BR" w:eastAsia="pt-BR"/>
+        </w:rPr>
+        <w:t>sentar</w:t>
+      </w:r>
+      <w:proofErr w:type="spellEnd"/>
+      <w:r>
+        <w:rPr>
+          <w:rFonts w:ascii="Arial" w:eastAsia="Times New Roman" w:hAnsi="Arial" w:cs="Arial"/>
+          <w:iCs/>
+          <w:color w:val="000000" w:themeColor="text1"/>
+          <w:sz w:val="24"/>
+          <w:szCs w:val="24"/>
+          <w:lang w:val="pt-BR" w:eastAsia="pt-BR"/>
+        </w:rPr>
+        <w:t xml:space="preserve"> desafios adicionais para a Previdência Social, embora a evolução do sistema não dependa exclusivamente de fatores demográficos, mas também de condições econômicas, do mercado de trabalho, das regras previdenciárias e das formas de financiamento.</w:t>
+      </w:r>
+    </w:p>
+    <w:p>
+      <w:pPr>
+        <w:rPr>
+          <w:rFonts w:ascii="Arial" w:hAnsi="Arial" w:cs="Arial"/>
+          <w:b/>
+          <w:sz w:val="24"/>
+          <w:szCs w:val="24"/>
+          <w:lang w:val="pt-BR"/>
+        </w:rPr>
+      </w:pPr>
+    </w:p>
+    <w:p>
+      <w:pPr>
         <w:rPr>
           <w:rFonts w:ascii="Arial" w:eastAsia="Meiryo" w:hAnsi="Arial" w:cs="Arial"/>
           <w:sz w:val="24"/>
@@ -252,113 +669,14 @@
         </w:rPr>
         <w:t xml:space="preserve"> </w:t>
       </w:r>
-      <w:proofErr w:type="spellStart"/>
       <w:r>
         <w:rPr>
           <w:rFonts w:ascii="Arial" w:eastAsia="Meiryo" w:hAnsi="Arial" w:cs="Arial"/>
           <w:sz w:val="24"/>
           <w:szCs w:val="24"/>
-        </w:rPr>
-        <w:t>Envelhecimento</w:t>
-      </w:r>
-      <w:proofErr w:type="spellEnd"/>
-      <w:r>
-        <w:rPr>
-          <w:rFonts w:ascii="Arial" w:eastAsia="Meiryo" w:hAnsi="Arial" w:cs="Arial"/>
-          <w:sz w:val="24"/>
-          <w:szCs w:val="24"/>
-        </w:rPr>
-        <w:t xml:space="preserve"> </w:t>
-      </w:r>
-      <w:proofErr w:type="spellStart"/>
-      <w:r>
-        <w:rPr>
-          <w:rFonts w:ascii="Arial" w:eastAsia="Meiryo" w:hAnsi="Arial" w:cs="Arial"/>
-          <w:sz w:val="24"/>
-          <w:szCs w:val="24"/>
-        </w:rPr>
-        <w:t>populacional</w:t>
-      </w:r>
-      <w:proofErr w:type="spellEnd"/>
-      <w:r>
-        <w:rPr>
-          <w:rFonts w:ascii="Arial" w:eastAsia="Meiryo" w:hAnsi="Arial" w:cs="Arial"/>
-          <w:sz w:val="24"/>
-          <w:szCs w:val="24"/>
-        </w:rPr>
-        <w:t xml:space="preserve">. </w:t>
-      </w:r>
-      <w:proofErr w:type="spellStart"/>
-      <w:r>
-        <w:rPr>
-          <w:rFonts w:ascii="Arial" w:eastAsia="Meiryo" w:hAnsi="Arial" w:cs="Arial"/>
-          <w:sz w:val="24"/>
-          <w:szCs w:val="24"/>
-        </w:rPr>
-        <w:t>Previdência</w:t>
-      </w:r>
-      <w:proofErr w:type="spellEnd"/>
-      <w:r>
-        <w:rPr>
-          <w:rFonts w:ascii="Arial" w:eastAsia="Meiryo" w:hAnsi="Arial" w:cs="Arial"/>
-          <w:sz w:val="24"/>
-          <w:szCs w:val="24"/>
-        </w:rPr>
-        <w:t xml:space="preserve"> Social. </w:t>
-      </w:r>
-      <w:proofErr w:type="spellStart"/>
-      <w:r>
-        <w:rPr>
-          <w:rFonts w:ascii="Arial" w:eastAsia="Meiryo" w:hAnsi="Arial" w:cs="Arial"/>
-          <w:sz w:val="24"/>
-          <w:szCs w:val="24"/>
-        </w:rPr>
-        <w:t>Demografia</w:t>
-      </w:r>
-      <w:proofErr w:type="spellEnd"/>
-      <w:r>
-        <w:rPr>
-          <w:rFonts w:ascii="Arial" w:eastAsia="Meiryo" w:hAnsi="Arial" w:cs="Arial"/>
-          <w:sz w:val="24"/>
-          <w:szCs w:val="24"/>
-        </w:rPr>
-        <w:t xml:space="preserve">. </w:t>
-      </w:r>
-      <w:proofErr w:type="spellStart"/>
-      <w:r>
-        <w:rPr>
-          <w:rFonts w:ascii="Arial" w:eastAsia="Meiryo" w:hAnsi="Arial" w:cs="Arial"/>
-          <w:sz w:val="24"/>
-          <w:szCs w:val="24"/>
-        </w:rPr>
-        <w:t>Projeções</w:t>
-      </w:r>
-      <w:proofErr w:type="spellEnd"/>
-      <w:r>
-        <w:rPr>
-          <w:rFonts w:ascii="Arial" w:eastAsia="Meiryo" w:hAnsi="Arial" w:cs="Arial"/>
-          <w:sz w:val="24"/>
-          <w:szCs w:val="24"/>
-        </w:rPr>
-        <w:t xml:space="preserve"> </w:t>
-      </w:r>
-      <w:proofErr w:type="spellStart"/>
-      <w:r>
-        <w:rPr>
-          <w:rFonts w:ascii="Arial" w:eastAsia="Meiryo" w:hAnsi="Arial" w:cs="Arial"/>
-          <w:sz w:val="24"/>
-          <w:szCs w:val="24"/>
-        </w:rPr>
-        <w:t>populacionais</w:t>
-      </w:r>
-      <w:proofErr w:type="spellEnd"/>
-      <w:r>
-        <w:rPr>
-          <w:rFonts w:ascii="Arial" w:eastAsia="Meiryo" w:hAnsi="Arial" w:cs="Arial"/>
-          <w:sz w:val="24"/>
-          <w:szCs w:val="24"/>
-        </w:rPr>
-        <w:t>.</w:t>
+          <w:lang w:val="pt-BR"/>
+        </w:rPr>
+        <w:t>Envelhecimento populacional. Previdência Social. Demografia. Projeções populacionais.</w:t>
       </w:r>
     </w:p>
     <w:p>
@@ -389,6 +707,68 @@
           <w:lang w:val="pt-BR"/>
         </w:rPr>
         <w:t>ABSTRACT</w:t>
+      </w:r>
+    </w:p>
+    <w:p>
+      <w:pPr>
+        <w:rPr>
+          <w:rFonts w:ascii="Arial" w:hAnsi="Arial" w:cs="Arial"/>
+          <w:b/>
+          <w:sz w:val="24"/>
+          <w:szCs w:val="24"/>
+          <w:lang w:val="pt-BR"/>
+        </w:rPr>
+      </w:pPr>
+    </w:p>
+    <w:p>
+      <w:pPr>
+        <w:jc w:val="both"/>
+        <w:rPr>
+          <w:rFonts w:ascii="Arial" w:hAnsi="Arial" w:cs="Arial"/>
+          <w:bCs/>
+          <w:sz w:val="24"/>
+          <w:szCs w:val="24"/>
+          <w:lang w:val="pt-BR"/>
+        </w:rPr>
+      </w:pPr>
+      <w:r>
+        <w:rPr>
+          <w:rFonts w:ascii="Arial" w:hAnsi="Arial" w:cs="Arial"/>
+          <w:bCs/>
+          <w:sz w:val="24"/>
+          <w:szCs w:val="24"/>
+        </w:rPr>
+        <w:t>Population aging in Brazil has been changing the relationship between the potentially active-age population and the older population, making it increasingly important to understand the possible challenges this transformation may pose to Social Security. This study aimed to analyze changes in the age composition of the Brazilian population and their relationship with the historical evolution of contributors, benefits, and retire</w:t>
+      </w:r>
+      <w:r>
+        <w:rPr>
+          <w:rFonts w:ascii="Arial" w:hAnsi="Arial" w:cs="Arial"/>
+          <w:bCs/>
+          <w:sz w:val="24"/>
+          <w:szCs w:val="24"/>
+        </w:rPr>
+        <w:t>-</w:t>
+      </w:r>
+      <w:proofErr w:type="spellStart"/>
+      <w:r>
+        <w:rPr>
+          <w:rFonts w:ascii="Arial" w:hAnsi="Arial" w:cs="Arial"/>
+          <w:bCs/>
+          <w:sz w:val="24"/>
+          <w:szCs w:val="24"/>
+        </w:rPr>
+        <w:lastRenderedPageBreak/>
+        <w:t>ment</w:t>
+      </w:r>
+      <w:proofErr w:type="spellEnd"/>
+      <w:r>
+        <w:rPr>
+          <w:rFonts w:ascii="Arial" w:hAnsi="Arial" w:cs="Arial"/>
+          <w:bCs/>
+          <w:sz w:val="24"/>
+          <w:szCs w:val="24"/>
+        </w:rPr>
+        <w:t xml:space="preserve"> benefits, comparing the observed scenario with demographic projections through 2070. Official data from the Brazilian Institute of Geography and Statistics (IBGE) and the Statistical Yearbook of Social Security (AEPS) were processed and integrated using Python and analyzed through descriptive statistics. Historical results showed that the advance of population aging was not accompanied by a continuous deterioration in the Social Security indicators analyzed. However, projections indicate that between 2023 and 2070, the population aged 15 to 64 may decrease by 22.39%, while the population aged 60 and over may increase by 128.29%. It is concluded that population aging may pose additional challenges to Social Security, although the evolution of the system does not depend exclusively on demographic factors, but also on economic conditions, the labor market, Social Security rules, and financing mechanisms.</w:t>
       </w:r>
     </w:p>
     <w:p>
@@ -567,42 +947,6 @@
     </w:p>
     <w:p>
       <w:pPr>
-        <w:jc w:val="both"/>
-        <w:rPr>
-          <w:rFonts w:ascii="Arial" w:eastAsia="Times New Roman" w:hAnsi="Arial" w:cs="Arial"/>
-          <w:iCs/>
-          <w:color w:val="000000" w:themeColor="text1"/>
-          <w:sz w:val="24"/>
-          <w:szCs w:val="24"/>
-          <w:lang w:eastAsia="pt-BR"/>
-        </w:rPr>
-      </w:pPr>
-    </w:p>
-    <w:p>
-      <w:pPr>
-        <w:jc w:val="both"/>
-        <w:rPr>
-          <w:rFonts w:ascii="Arial" w:eastAsia="Times New Roman" w:hAnsi="Arial" w:cs="Arial"/>
-          <w:iCs/>
-          <w:color w:val="000000" w:themeColor="text1"/>
-          <w:sz w:val="24"/>
-          <w:szCs w:val="24"/>
-          <w:lang w:val="pt-BR" w:eastAsia="pt-BR"/>
-        </w:rPr>
-      </w:pPr>
-    </w:p>
-    <w:p>
-      <w:pPr>
-        <w:rPr>
-          <w:rFonts w:ascii="Arial" w:hAnsi="Arial" w:cs="Arial"/>
-          <w:sz w:val="24"/>
-          <w:szCs w:val="24"/>
-          <w:lang w:val="pt-BR"/>
-        </w:rPr>
-      </w:pPr>
-    </w:p>
-    <w:p>
-      <w:pPr>
         <w:pStyle w:val="Ttulo2"/>
         <w:numPr>
           <w:ilvl w:val="1"/>
@@ -1214,6 +1558,7 @@
           <w:szCs w:val="24"/>
           <w:lang w:eastAsia="pt-BR"/>
         </w:rPr>
+        <w:lastRenderedPageBreak/>
         <w:t>projeções</w:t>
       </w:r>
       <w:proofErr w:type="spellEnd"/>
@@ -1670,1207 +2015,7 @@
           <w:szCs w:val="24"/>
           <w:lang w:val="pt-BR" w:eastAsia="pt-BR"/>
         </w:rPr>
-        <w:t xml:space="preserve">O </w:t>
-      </w:r>
-      <w:proofErr w:type="spellStart"/>
-      <w:r>
-        <w:rPr>
-          <w:rFonts w:ascii="Arial" w:eastAsia="Times New Roman" w:hAnsi="Arial" w:cs="Arial"/>
-          <w:iCs/>
-          <w:color w:val="000000" w:themeColor="text1"/>
-          <w:sz w:val="24"/>
-          <w:szCs w:val="24"/>
-          <w:lang w:val="pt-BR" w:eastAsia="pt-BR"/>
-        </w:rPr>
-        <w:t>envelhecimento</w:t>
-      </w:r>
-      <w:proofErr w:type="spellEnd"/>
-      <w:r>
-        <w:rPr>
-          <w:rFonts w:ascii="Arial" w:eastAsia="Times New Roman" w:hAnsi="Arial" w:cs="Arial"/>
-          <w:iCs/>
-          <w:color w:val="000000" w:themeColor="text1"/>
-          <w:sz w:val="24"/>
-          <w:szCs w:val="24"/>
-          <w:lang w:val="pt-BR" w:eastAsia="pt-BR"/>
-        </w:rPr>
-        <w:t xml:space="preserve"> da </w:t>
-      </w:r>
-      <w:proofErr w:type="spellStart"/>
-      <w:r>
-        <w:rPr>
-          <w:rFonts w:ascii="Arial" w:eastAsia="Times New Roman" w:hAnsi="Arial" w:cs="Arial"/>
-          <w:iCs/>
-          <w:color w:val="000000" w:themeColor="text1"/>
-          <w:sz w:val="24"/>
-          <w:szCs w:val="24"/>
-          <w:lang w:val="pt-BR" w:eastAsia="pt-BR"/>
-        </w:rPr>
-        <w:t>população</w:t>
-      </w:r>
-      <w:proofErr w:type="spellEnd"/>
-      <w:r>
-        <w:rPr>
-          <w:rFonts w:ascii="Arial" w:eastAsia="Times New Roman" w:hAnsi="Arial" w:cs="Arial"/>
-          <w:iCs/>
-          <w:color w:val="000000" w:themeColor="text1"/>
-          <w:sz w:val="24"/>
-          <w:szCs w:val="24"/>
-          <w:lang w:val="pt-BR" w:eastAsia="pt-BR"/>
-        </w:rPr>
-        <w:t xml:space="preserve"> </w:t>
-      </w:r>
-      <w:proofErr w:type="spellStart"/>
-      <w:r>
-        <w:rPr>
-          <w:rFonts w:ascii="Arial" w:eastAsia="Times New Roman" w:hAnsi="Arial" w:cs="Arial"/>
-          <w:iCs/>
-          <w:color w:val="000000" w:themeColor="text1"/>
-          <w:sz w:val="24"/>
-          <w:szCs w:val="24"/>
-          <w:lang w:val="pt-BR" w:eastAsia="pt-BR"/>
-        </w:rPr>
-        <w:t>brasileira</w:t>
-      </w:r>
-      <w:proofErr w:type="spellEnd"/>
-      <w:r>
-        <w:rPr>
-          <w:rFonts w:ascii="Arial" w:eastAsia="Times New Roman" w:hAnsi="Arial" w:cs="Arial"/>
-          <w:iCs/>
-          <w:color w:val="000000" w:themeColor="text1"/>
-          <w:sz w:val="24"/>
-          <w:szCs w:val="24"/>
-          <w:lang w:val="pt-BR" w:eastAsia="pt-BR"/>
-        </w:rPr>
-        <w:t xml:space="preserve"> </w:t>
-      </w:r>
-      <w:proofErr w:type="spellStart"/>
-      <w:r>
-        <w:rPr>
-          <w:rFonts w:ascii="Arial" w:eastAsia="Times New Roman" w:hAnsi="Arial" w:cs="Arial"/>
-          <w:iCs/>
-          <w:color w:val="000000" w:themeColor="text1"/>
-          <w:sz w:val="24"/>
-          <w:szCs w:val="24"/>
-          <w:lang w:val="pt-BR" w:eastAsia="pt-BR"/>
-        </w:rPr>
-        <w:t>torna</w:t>
-      </w:r>
-      <w:proofErr w:type="spellEnd"/>
-      <w:r>
-        <w:rPr>
-          <w:rFonts w:ascii="Arial" w:eastAsia="Times New Roman" w:hAnsi="Arial" w:cs="Arial"/>
-          <w:iCs/>
-          <w:color w:val="000000" w:themeColor="text1"/>
-          <w:sz w:val="24"/>
-          <w:szCs w:val="24"/>
-          <w:lang w:val="pt-BR" w:eastAsia="pt-BR"/>
-        </w:rPr>
-        <w:t xml:space="preserve"> </w:t>
-      </w:r>
-      <w:proofErr w:type="spellStart"/>
-      <w:r>
-        <w:rPr>
-          <w:rFonts w:ascii="Arial" w:eastAsia="Times New Roman" w:hAnsi="Arial" w:cs="Arial"/>
-          <w:iCs/>
-          <w:color w:val="000000" w:themeColor="text1"/>
-          <w:sz w:val="24"/>
-          <w:szCs w:val="24"/>
-          <w:lang w:val="pt-BR" w:eastAsia="pt-BR"/>
-        </w:rPr>
-        <w:t>relevante</w:t>
-      </w:r>
-      <w:proofErr w:type="spellEnd"/>
-      <w:r>
-        <w:rPr>
-          <w:rFonts w:ascii="Arial" w:eastAsia="Times New Roman" w:hAnsi="Arial" w:cs="Arial"/>
-          <w:iCs/>
-          <w:color w:val="000000" w:themeColor="text1"/>
-          <w:sz w:val="24"/>
-          <w:szCs w:val="24"/>
-          <w:lang w:val="pt-BR" w:eastAsia="pt-BR"/>
-        </w:rPr>
-        <w:t xml:space="preserve"> </w:t>
-      </w:r>
-      <w:proofErr w:type="spellStart"/>
-      <w:r>
-        <w:rPr>
-          <w:rFonts w:ascii="Arial" w:eastAsia="Times New Roman" w:hAnsi="Arial" w:cs="Arial"/>
-          <w:iCs/>
-          <w:color w:val="000000" w:themeColor="text1"/>
-          <w:sz w:val="24"/>
-          <w:szCs w:val="24"/>
-          <w:lang w:val="pt-BR" w:eastAsia="pt-BR"/>
-        </w:rPr>
-        <w:t>compreender</w:t>
-      </w:r>
-      <w:proofErr w:type="spellEnd"/>
-      <w:r>
-        <w:rPr>
-          <w:rFonts w:ascii="Arial" w:eastAsia="Times New Roman" w:hAnsi="Arial" w:cs="Arial"/>
-          <w:iCs/>
-          <w:color w:val="000000" w:themeColor="text1"/>
-          <w:sz w:val="24"/>
-          <w:szCs w:val="24"/>
-          <w:lang w:val="pt-BR" w:eastAsia="pt-BR"/>
-        </w:rPr>
-        <w:t xml:space="preserve"> </w:t>
-      </w:r>
-      <w:proofErr w:type="spellStart"/>
-      <w:r>
-        <w:rPr>
-          <w:rFonts w:ascii="Arial" w:eastAsia="Times New Roman" w:hAnsi="Arial" w:cs="Arial"/>
-          <w:iCs/>
-          <w:color w:val="000000" w:themeColor="text1"/>
-          <w:sz w:val="24"/>
-          <w:szCs w:val="24"/>
-          <w:lang w:val="pt-BR" w:eastAsia="pt-BR"/>
-        </w:rPr>
-        <w:t>como</w:t>
-      </w:r>
-      <w:proofErr w:type="spellEnd"/>
-      <w:r>
-        <w:rPr>
-          <w:rFonts w:ascii="Arial" w:eastAsia="Times New Roman" w:hAnsi="Arial" w:cs="Arial"/>
-          <w:iCs/>
-          <w:color w:val="000000" w:themeColor="text1"/>
-          <w:sz w:val="24"/>
-          <w:szCs w:val="24"/>
-          <w:lang w:val="pt-BR" w:eastAsia="pt-BR"/>
-        </w:rPr>
-        <w:t xml:space="preserve"> a </w:t>
-      </w:r>
-      <w:proofErr w:type="spellStart"/>
-      <w:r>
-        <w:rPr>
-          <w:rFonts w:ascii="Arial" w:eastAsia="Times New Roman" w:hAnsi="Arial" w:cs="Arial"/>
-          <w:iCs/>
-          <w:color w:val="000000" w:themeColor="text1"/>
-          <w:sz w:val="24"/>
-          <w:szCs w:val="24"/>
-          <w:lang w:val="pt-BR" w:eastAsia="pt-BR"/>
-        </w:rPr>
-        <w:t>relação</w:t>
-      </w:r>
-      <w:proofErr w:type="spellEnd"/>
-      <w:r>
-        <w:rPr>
-          <w:rFonts w:ascii="Arial" w:eastAsia="Times New Roman" w:hAnsi="Arial" w:cs="Arial"/>
-          <w:iCs/>
-          <w:color w:val="000000" w:themeColor="text1"/>
-          <w:sz w:val="24"/>
-          <w:szCs w:val="24"/>
-          <w:lang w:val="pt-BR" w:eastAsia="pt-BR"/>
-        </w:rPr>
-        <w:t xml:space="preserve"> entre a </w:t>
-      </w:r>
-      <w:proofErr w:type="spellStart"/>
-      <w:r>
-        <w:rPr>
-          <w:rFonts w:ascii="Arial" w:eastAsia="Times New Roman" w:hAnsi="Arial" w:cs="Arial"/>
-          <w:iCs/>
-          <w:color w:val="000000" w:themeColor="text1"/>
-          <w:sz w:val="24"/>
-          <w:szCs w:val="24"/>
-          <w:lang w:val="pt-BR" w:eastAsia="pt-BR"/>
-        </w:rPr>
-        <w:t>população</w:t>
-      </w:r>
-      <w:proofErr w:type="spellEnd"/>
-      <w:r>
-        <w:rPr>
-          <w:rFonts w:ascii="Arial" w:eastAsia="Times New Roman" w:hAnsi="Arial" w:cs="Arial"/>
-          <w:iCs/>
-          <w:color w:val="000000" w:themeColor="text1"/>
-          <w:sz w:val="24"/>
-          <w:szCs w:val="24"/>
-          <w:lang w:val="pt-BR" w:eastAsia="pt-BR"/>
-        </w:rPr>
-        <w:t xml:space="preserve"> em </w:t>
-      </w:r>
-      <w:proofErr w:type="spellStart"/>
-      <w:r>
-        <w:rPr>
-          <w:rFonts w:ascii="Arial" w:eastAsia="Times New Roman" w:hAnsi="Arial" w:cs="Arial"/>
-          <w:iCs/>
-          <w:color w:val="000000" w:themeColor="text1"/>
-          <w:sz w:val="24"/>
-          <w:szCs w:val="24"/>
-          <w:lang w:val="pt-BR" w:eastAsia="pt-BR"/>
-        </w:rPr>
-        <w:t>idade</w:t>
-      </w:r>
-      <w:proofErr w:type="spellEnd"/>
-      <w:r>
-        <w:rPr>
-          <w:rFonts w:ascii="Arial" w:eastAsia="Times New Roman" w:hAnsi="Arial" w:cs="Arial"/>
-          <w:iCs/>
-          <w:color w:val="000000" w:themeColor="text1"/>
-          <w:sz w:val="24"/>
-          <w:szCs w:val="24"/>
-          <w:lang w:val="pt-BR" w:eastAsia="pt-BR"/>
-        </w:rPr>
-        <w:t xml:space="preserve"> </w:t>
-      </w:r>
-      <w:proofErr w:type="spellStart"/>
-      <w:r>
-        <w:rPr>
-          <w:rFonts w:ascii="Arial" w:eastAsia="Times New Roman" w:hAnsi="Arial" w:cs="Arial"/>
-          <w:iCs/>
-          <w:color w:val="000000" w:themeColor="text1"/>
-          <w:sz w:val="24"/>
-          <w:szCs w:val="24"/>
-          <w:lang w:val="pt-BR" w:eastAsia="pt-BR"/>
-        </w:rPr>
-        <w:t>potencialmente</w:t>
-      </w:r>
-      <w:proofErr w:type="spellEnd"/>
-      <w:r>
-        <w:rPr>
-          <w:rFonts w:ascii="Arial" w:eastAsia="Times New Roman" w:hAnsi="Arial" w:cs="Arial"/>
-          <w:iCs/>
-          <w:color w:val="000000" w:themeColor="text1"/>
-          <w:sz w:val="24"/>
-          <w:szCs w:val="24"/>
-          <w:lang w:val="pt-BR" w:eastAsia="pt-BR"/>
-        </w:rPr>
-        <w:t xml:space="preserve"> </w:t>
-      </w:r>
-      <w:proofErr w:type="spellStart"/>
-      <w:r>
-        <w:rPr>
-          <w:rFonts w:ascii="Arial" w:eastAsia="Times New Roman" w:hAnsi="Arial" w:cs="Arial"/>
-          <w:iCs/>
-          <w:color w:val="000000" w:themeColor="text1"/>
-          <w:sz w:val="24"/>
-          <w:szCs w:val="24"/>
-          <w:lang w:val="pt-BR" w:eastAsia="pt-BR"/>
-        </w:rPr>
-        <w:t>ativa</w:t>
-      </w:r>
-      <w:proofErr w:type="spellEnd"/>
-      <w:r>
-        <w:rPr>
-          <w:rFonts w:ascii="Arial" w:eastAsia="Times New Roman" w:hAnsi="Arial" w:cs="Arial"/>
-          <w:iCs/>
-          <w:color w:val="000000" w:themeColor="text1"/>
-          <w:sz w:val="24"/>
-          <w:szCs w:val="24"/>
-          <w:lang w:val="pt-BR" w:eastAsia="pt-BR"/>
-        </w:rPr>
-        <w:t xml:space="preserve"> e a </w:t>
-      </w:r>
-      <w:proofErr w:type="spellStart"/>
-      <w:r>
-        <w:rPr>
-          <w:rFonts w:ascii="Arial" w:eastAsia="Times New Roman" w:hAnsi="Arial" w:cs="Arial"/>
-          <w:iCs/>
-          <w:color w:val="000000" w:themeColor="text1"/>
-          <w:sz w:val="24"/>
-          <w:szCs w:val="24"/>
-          <w:lang w:val="pt-BR" w:eastAsia="pt-BR"/>
-        </w:rPr>
-        <w:t>população</w:t>
-      </w:r>
-      <w:proofErr w:type="spellEnd"/>
-      <w:r>
-        <w:rPr>
-          <w:rFonts w:ascii="Arial" w:eastAsia="Times New Roman" w:hAnsi="Arial" w:cs="Arial"/>
-          <w:iCs/>
-          <w:color w:val="000000" w:themeColor="text1"/>
-          <w:sz w:val="24"/>
-          <w:szCs w:val="24"/>
-          <w:lang w:val="pt-BR" w:eastAsia="pt-BR"/>
-        </w:rPr>
-        <w:t xml:space="preserve"> </w:t>
-      </w:r>
-      <w:proofErr w:type="spellStart"/>
-      <w:r>
-        <w:rPr>
-          <w:rFonts w:ascii="Arial" w:eastAsia="Times New Roman" w:hAnsi="Arial" w:cs="Arial"/>
-          <w:iCs/>
-          <w:color w:val="000000" w:themeColor="text1"/>
-          <w:sz w:val="24"/>
-          <w:szCs w:val="24"/>
-          <w:lang w:val="pt-BR" w:eastAsia="pt-BR"/>
-        </w:rPr>
-        <w:t>idosa</w:t>
-      </w:r>
-      <w:proofErr w:type="spellEnd"/>
-      <w:r>
-        <w:rPr>
-          <w:rFonts w:ascii="Arial" w:eastAsia="Times New Roman" w:hAnsi="Arial" w:cs="Arial"/>
-          <w:iCs/>
-          <w:color w:val="000000" w:themeColor="text1"/>
-          <w:sz w:val="24"/>
-          <w:szCs w:val="24"/>
-          <w:lang w:val="pt-BR" w:eastAsia="pt-BR"/>
-        </w:rPr>
-        <w:t xml:space="preserve"> </w:t>
-      </w:r>
-      <w:proofErr w:type="spellStart"/>
-      <w:r>
-        <w:rPr>
-          <w:rFonts w:ascii="Arial" w:eastAsia="Times New Roman" w:hAnsi="Arial" w:cs="Arial"/>
-          <w:iCs/>
-          <w:color w:val="000000" w:themeColor="text1"/>
-          <w:sz w:val="24"/>
-          <w:szCs w:val="24"/>
-          <w:lang w:val="pt-BR" w:eastAsia="pt-BR"/>
-        </w:rPr>
-        <w:t>poderá</w:t>
-      </w:r>
-      <w:proofErr w:type="spellEnd"/>
-      <w:r>
-        <w:rPr>
-          <w:rFonts w:ascii="Arial" w:eastAsia="Times New Roman" w:hAnsi="Arial" w:cs="Arial"/>
-          <w:iCs/>
-          <w:color w:val="000000" w:themeColor="text1"/>
-          <w:sz w:val="24"/>
-          <w:szCs w:val="24"/>
-          <w:lang w:val="pt-BR" w:eastAsia="pt-BR"/>
-        </w:rPr>
-        <w:t xml:space="preserve"> se </w:t>
-      </w:r>
-      <w:proofErr w:type="spellStart"/>
-      <w:r>
-        <w:rPr>
-          <w:rFonts w:ascii="Arial" w:eastAsia="Times New Roman" w:hAnsi="Arial" w:cs="Arial"/>
-          <w:iCs/>
-          <w:color w:val="000000" w:themeColor="text1"/>
-          <w:sz w:val="24"/>
-          <w:szCs w:val="24"/>
-          <w:lang w:val="pt-BR" w:eastAsia="pt-BR"/>
-        </w:rPr>
-        <w:t>modificar</w:t>
-      </w:r>
-      <w:proofErr w:type="spellEnd"/>
-      <w:r>
-        <w:rPr>
-          <w:rFonts w:ascii="Arial" w:eastAsia="Times New Roman" w:hAnsi="Arial" w:cs="Arial"/>
-          <w:iCs/>
-          <w:color w:val="000000" w:themeColor="text1"/>
-          <w:sz w:val="24"/>
-          <w:szCs w:val="24"/>
-          <w:lang w:val="pt-BR" w:eastAsia="pt-BR"/>
-        </w:rPr>
-        <w:t xml:space="preserve"> </w:t>
-      </w:r>
-      <w:proofErr w:type="spellStart"/>
-      <w:r>
-        <w:rPr>
-          <w:rFonts w:ascii="Arial" w:eastAsia="Times New Roman" w:hAnsi="Arial" w:cs="Arial"/>
-          <w:iCs/>
-          <w:color w:val="000000" w:themeColor="text1"/>
-          <w:sz w:val="24"/>
-          <w:szCs w:val="24"/>
-          <w:lang w:val="pt-BR" w:eastAsia="pt-BR"/>
-        </w:rPr>
-        <w:t>nas</w:t>
-      </w:r>
-      <w:proofErr w:type="spellEnd"/>
-      <w:r>
-        <w:rPr>
-          <w:rFonts w:ascii="Arial" w:eastAsia="Times New Roman" w:hAnsi="Arial" w:cs="Arial"/>
-          <w:iCs/>
-          <w:color w:val="000000" w:themeColor="text1"/>
-          <w:sz w:val="24"/>
-          <w:szCs w:val="24"/>
-          <w:lang w:val="pt-BR" w:eastAsia="pt-BR"/>
-        </w:rPr>
-        <w:t xml:space="preserve"> </w:t>
-      </w:r>
-      <w:proofErr w:type="spellStart"/>
-      <w:r>
-        <w:rPr>
-          <w:rFonts w:ascii="Arial" w:eastAsia="Times New Roman" w:hAnsi="Arial" w:cs="Arial"/>
-          <w:iCs/>
-          <w:color w:val="000000" w:themeColor="text1"/>
-          <w:sz w:val="24"/>
-          <w:szCs w:val="24"/>
-          <w:lang w:val="pt-BR" w:eastAsia="pt-BR"/>
-        </w:rPr>
-        <w:t>próximas</w:t>
-      </w:r>
-      <w:proofErr w:type="spellEnd"/>
-      <w:r>
-        <w:rPr>
-          <w:rFonts w:ascii="Arial" w:eastAsia="Times New Roman" w:hAnsi="Arial" w:cs="Arial"/>
-          <w:iCs/>
-          <w:color w:val="000000" w:themeColor="text1"/>
-          <w:sz w:val="24"/>
-          <w:szCs w:val="24"/>
-          <w:lang w:val="pt-BR" w:eastAsia="pt-BR"/>
-        </w:rPr>
-        <w:t xml:space="preserve"> </w:t>
-      </w:r>
-      <w:proofErr w:type="spellStart"/>
-      <w:r>
-        <w:rPr>
-          <w:rFonts w:ascii="Arial" w:eastAsia="Times New Roman" w:hAnsi="Arial" w:cs="Arial"/>
-          <w:iCs/>
-          <w:color w:val="000000" w:themeColor="text1"/>
-          <w:sz w:val="24"/>
-          <w:szCs w:val="24"/>
-          <w:lang w:val="pt-BR" w:eastAsia="pt-BR"/>
-        </w:rPr>
-        <w:t>décadas</w:t>
-      </w:r>
-      <w:proofErr w:type="spellEnd"/>
-      <w:r>
-        <w:rPr>
-          <w:rFonts w:ascii="Arial" w:eastAsia="Times New Roman" w:hAnsi="Arial" w:cs="Arial"/>
-          <w:iCs/>
-          <w:color w:val="000000" w:themeColor="text1"/>
-          <w:sz w:val="24"/>
-          <w:szCs w:val="24"/>
-          <w:lang w:val="pt-BR" w:eastAsia="pt-BR"/>
-        </w:rPr>
-        <w:t xml:space="preserve">. </w:t>
-      </w:r>
-      <w:proofErr w:type="spellStart"/>
-      <w:r>
-        <w:rPr>
-          <w:rFonts w:ascii="Arial" w:eastAsia="Times New Roman" w:hAnsi="Arial" w:cs="Arial"/>
-          <w:iCs/>
-          <w:color w:val="000000" w:themeColor="text1"/>
-          <w:sz w:val="24"/>
-          <w:szCs w:val="24"/>
-          <w:lang w:val="pt-BR" w:eastAsia="pt-BR"/>
-        </w:rPr>
-        <w:t>Considerando</w:t>
-      </w:r>
-      <w:proofErr w:type="spellEnd"/>
-      <w:r>
-        <w:rPr>
-          <w:rFonts w:ascii="Arial" w:eastAsia="Times New Roman" w:hAnsi="Arial" w:cs="Arial"/>
-          <w:iCs/>
-          <w:color w:val="000000" w:themeColor="text1"/>
-          <w:sz w:val="24"/>
-          <w:szCs w:val="24"/>
-          <w:lang w:val="pt-BR" w:eastAsia="pt-BR"/>
-        </w:rPr>
-        <w:t xml:space="preserve"> a </w:t>
-      </w:r>
-      <w:proofErr w:type="spellStart"/>
-      <w:r>
-        <w:rPr>
-          <w:rFonts w:ascii="Arial" w:eastAsia="Times New Roman" w:hAnsi="Arial" w:cs="Arial"/>
-          <w:iCs/>
-          <w:color w:val="000000" w:themeColor="text1"/>
-          <w:sz w:val="24"/>
-          <w:szCs w:val="24"/>
-          <w:lang w:val="pt-BR" w:eastAsia="pt-BR"/>
-        </w:rPr>
-        <w:t>importância</w:t>
-      </w:r>
-      <w:proofErr w:type="spellEnd"/>
-      <w:r>
-        <w:rPr>
-          <w:rFonts w:ascii="Arial" w:eastAsia="Times New Roman" w:hAnsi="Arial" w:cs="Arial"/>
-          <w:iCs/>
-          <w:color w:val="000000" w:themeColor="text1"/>
-          <w:sz w:val="24"/>
-          <w:szCs w:val="24"/>
-          <w:lang w:val="pt-BR" w:eastAsia="pt-BR"/>
-        </w:rPr>
-        <w:t xml:space="preserve"> da </w:t>
-      </w:r>
-      <w:proofErr w:type="spellStart"/>
-      <w:r>
-        <w:rPr>
-          <w:rFonts w:ascii="Arial" w:eastAsia="Times New Roman" w:hAnsi="Arial" w:cs="Arial"/>
-          <w:iCs/>
-          <w:color w:val="000000" w:themeColor="text1"/>
-          <w:sz w:val="24"/>
-          <w:szCs w:val="24"/>
-          <w:lang w:val="pt-BR" w:eastAsia="pt-BR"/>
-        </w:rPr>
-        <w:t>Previdência</w:t>
-      </w:r>
-      <w:proofErr w:type="spellEnd"/>
-      <w:r>
-        <w:rPr>
-          <w:rFonts w:ascii="Arial" w:eastAsia="Times New Roman" w:hAnsi="Arial" w:cs="Arial"/>
-          <w:iCs/>
-          <w:color w:val="000000" w:themeColor="text1"/>
-          <w:sz w:val="24"/>
-          <w:szCs w:val="24"/>
-          <w:lang w:val="pt-BR" w:eastAsia="pt-BR"/>
-        </w:rPr>
-        <w:t xml:space="preserve"> Social </w:t>
-      </w:r>
-      <w:proofErr w:type="spellStart"/>
-      <w:r>
-        <w:rPr>
-          <w:rFonts w:ascii="Arial" w:eastAsia="Times New Roman" w:hAnsi="Arial" w:cs="Arial"/>
-          <w:iCs/>
-          <w:color w:val="000000" w:themeColor="text1"/>
-          <w:sz w:val="24"/>
-          <w:szCs w:val="24"/>
-          <w:lang w:val="pt-BR" w:eastAsia="pt-BR"/>
-        </w:rPr>
-        <w:t>como</w:t>
-      </w:r>
-      <w:proofErr w:type="spellEnd"/>
-      <w:r>
-        <w:rPr>
-          <w:rFonts w:ascii="Arial" w:eastAsia="Times New Roman" w:hAnsi="Arial" w:cs="Arial"/>
-          <w:iCs/>
-          <w:color w:val="000000" w:themeColor="text1"/>
-          <w:sz w:val="24"/>
-          <w:szCs w:val="24"/>
-          <w:lang w:val="pt-BR" w:eastAsia="pt-BR"/>
-        </w:rPr>
-        <w:t xml:space="preserve"> </w:t>
-      </w:r>
-      <w:proofErr w:type="spellStart"/>
-      <w:r>
-        <w:rPr>
-          <w:rFonts w:ascii="Arial" w:eastAsia="Times New Roman" w:hAnsi="Arial" w:cs="Arial"/>
-          <w:iCs/>
-          <w:color w:val="000000" w:themeColor="text1"/>
-          <w:sz w:val="24"/>
-          <w:szCs w:val="24"/>
-          <w:lang w:val="pt-BR" w:eastAsia="pt-BR"/>
-        </w:rPr>
-        <w:t>fonte</w:t>
-      </w:r>
-      <w:proofErr w:type="spellEnd"/>
-      <w:r>
-        <w:rPr>
-          <w:rFonts w:ascii="Arial" w:eastAsia="Times New Roman" w:hAnsi="Arial" w:cs="Arial"/>
-          <w:iCs/>
-          <w:color w:val="000000" w:themeColor="text1"/>
-          <w:sz w:val="24"/>
-          <w:szCs w:val="24"/>
-          <w:lang w:val="pt-BR" w:eastAsia="pt-BR"/>
-        </w:rPr>
-        <w:t xml:space="preserve"> de </w:t>
-      </w:r>
-      <w:proofErr w:type="spellStart"/>
-      <w:r>
-        <w:rPr>
-          <w:rFonts w:ascii="Arial" w:eastAsia="Times New Roman" w:hAnsi="Arial" w:cs="Arial"/>
-          <w:iCs/>
-          <w:color w:val="000000" w:themeColor="text1"/>
-          <w:sz w:val="24"/>
-          <w:szCs w:val="24"/>
-          <w:lang w:val="pt-BR" w:eastAsia="pt-BR"/>
-        </w:rPr>
-        <w:t>renda</w:t>
-      </w:r>
-      <w:proofErr w:type="spellEnd"/>
-      <w:r>
-        <w:rPr>
-          <w:rFonts w:ascii="Arial" w:eastAsia="Times New Roman" w:hAnsi="Arial" w:cs="Arial"/>
-          <w:iCs/>
-          <w:color w:val="000000" w:themeColor="text1"/>
-          <w:sz w:val="24"/>
-          <w:szCs w:val="24"/>
-          <w:lang w:val="pt-BR" w:eastAsia="pt-BR"/>
-        </w:rPr>
-        <w:t xml:space="preserve"> </w:t>
-      </w:r>
-      <w:proofErr w:type="spellStart"/>
-      <w:r>
-        <w:rPr>
-          <w:rFonts w:ascii="Arial" w:eastAsia="Times New Roman" w:hAnsi="Arial" w:cs="Arial"/>
-          <w:iCs/>
-          <w:color w:val="000000" w:themeColor="text1"/>
-          <w:sz w:val="24"/>
-          <w:szCs w:val="24"/>
-          <w:lang w:val="pt-BR" w:eastAsia="pt-BR"/>
-        </w:rPr>
-        <w:t>na</w:t>
-      </w:r>
-      <w:proofErr w:type="spellEnd"/>
-      <w:r>
-        <w:rPr>
-          <w:rFonts w:ascii="Arial" w:eastAsia="Times New Roman" w:hAnsi="Arial" w:cs="Arial"/>
-          <w:iCs/>
-          <w:color w:val="000000" w:themeColor="text1"/>
-          <w:sz w:val="24"/>
-          <w:szCs w:val="24"/>
-          <w:lang w:val="pt-BR" w:eastAsia="pt-BR"/>
-        </w:rPr>
-        <w:t xml:space="preserve"> </w:t>
-      </w:r>
-      <w:proofErr w:type="spellStart"/>
-      <w:r>
-        <w:rPr>
-          <w:rFonts w:ascii="Arial" w:eastAsia="Times New Roman" w:hAnsi="Arial" w:cs="Arial"/>
-          <w:iCs/>
-          <w:color w:val="000000" w:themeColor="text1"/>
-          <w:sz w:val="24"/>
-          <w:szCs w:val="24"/>
-          <w:lang w:val="pt-BR" w:eastAsia="pt-BR"/>
-        </w:rPr>
-        <w:t>aposentadoria</w:t>
-      </w:r>
-      <w:proofErr w:type="spellEnd"/>
-      <w:r>
-        <w:rPr>
-          <w:rFonts w:ascii="Arial" w:eastAsia="Times New Roman" w:hAnsi="Arial" w:cs="Arial"/>
-          <w:iCs/>
-          <w:color w:val="000000" w:themeColor="text1"/>
-          <w:sz w:val="24"/>
-          <w:szCs w:val="24"/>
-          <w:lang w:val="pt-BR" w:eastAsia="pt-BR"/>
-        </w:rPr>
-        <w:t xml:space="preserve">, </w:t>
-      </w:r>
-      <w:proofErr w:type="spellStart"/>
-      <w:r>
-        <w:rPr>
-          <w:rFonts w:ascii="Arial" w:eastAsia="Times New Roman" w:hAnsi="Arial" w:cs="Arial"/>
-          <w:iCs/>
-          <w:color w:val="000000" w:themeColor="text1"/>
-          <w:sz w:val="24"/>
-          <w:szCs w:val="24"/>
-          <w:lang w:val="pt-BR" w:eastAsia="pt-BR"/>
-        </w:rPr>
-        <w:t>analisar</w:t>
-      </w:r>
-      <w:proofErr w:type="spellEnd"/>
-      <w:r>
-        <w:rPr>
-          <w:rFonts w:ascii="Arial" w:eastAsia="Times New Roman" w:hAnsi="Arial" w:cs="Arial"/>
-          <w:iCs/>
-          <w:color w:val="000000" w:themeColor="text1"/>
-          <w:sz w:val="24"/>
-          <w:szCs w:val="24"/>
-          <w:lang w:val="pt-BR" w:eastAsia="pt-BR"/>
-        </w:rPr>
-        <w:t xml:space="preserve"> </w:t>
-      </w:r>
-      <w:proofErr w:type="spellStart"/>
-      <w:r>
-        <w:rPr>
-          <w:rFonts w:ascii="Arial" w:eastAsia="Times New Roman" w:hAnsi="Arial" w:cs="Arial"/>
-          <w:iCs/>
-          <w:color w:val="000000" w:themeColor="text1"/>
-          <w:sz w:val="24"/>
-          <w:szCs w:val="24"/>
-          <w:lang w:val="pt-BR" w:eastAsia="pt-BR"/>
-        </w:rPr>
-        <w:t>essas</w:t>
-      </w:r>
-      <w:proofErr w:type="spellEnd"/>
-      <w:r>
-        <w:rPr>
-          <w:rFonts w:ascii="Arial" w:eastAsia="Times New Roman" w:hAnsi="Arial" w:cs="Arial"/>
-          <w:iCs/>
-          <w:color w:val="000000" w:themeColor="text1"/>
-          <w:sz w:val="24"/>
-          <w:szCs w:val="24"/>
-          <w:lang w:val="pt-BR" w:eastAsia="pt-BR"/>
-        </w:rPr>
-        <w:t xml:space="preserve"> </w:t>
-      </w:r>
-      <w:proofErr w:type="spellStart"/>
-      <w:r>
-        <w:rPr>
-          <w:rFonts w:ascii="Arial" w:eastAsia="Times New Roman" w:hAnsi="Arial" w:cs="Arial"/>
-          <w:iCs/>
-          <w:color w:val="000000" w:themeColor="text1"/>
-          <w:sz w:val="24"/>
-          <w:szCs w:val="24"/>
-          <w:lang w:val="pt-BR" w:eastAsia="pt-BR"/>
-        </w:rPr>
-        <w:t>mudanças</w:t>
-      </w:r>
-      <w:proofErr w:type="spellEnd"/>
-      <w:r>
-        <w:rPr>
-          <w:rFonts w:ascii="Arial" w:eastAsia="Times New Roman" w:hAnsi="Arial" w:cs="Arial"/>
-          <w:iCs/>
-          <w:color w:val="000000" w:themeColor="text1"/>
-          <w:sz w:val="24"/>
-          <w:szCs w:val="24"/>
-          <w:lang w:val="pt-BR" w:eastAsia="pt-BR"/>
-        </w:rPr>
-        <w:t xml:space="preserve"> </w:t>
-      </w:r>
-      <w:proofErr w:type="spellStart"/>
-      <w:r>
-        <w:rPr>
-          <w:rFonts w:ascii="Arial" w:eastAsia="Times New Roman" w:hAnsi="Arial" w:cs="Arial"/>
-          <w:iCs/>
-          <w:color w:val="000000" w:themeColor="text1"/>
-          <w:sz w:val="24"/>
-          <w:szCs w:val="24"/>
-          <w:lang w:val="pt-BR" w:eastAsia="pt-BR"/>
-        </w:rPr>
-        <w:t>contribui</w:t>
-      </w:r>
-      <w:proofErr w:type="spellEnd"/>
-      <w:r>
-        <w:rPr>
-          <w:rFonts w:ascii="Arial" w:eastAsia="Times New Roman" w:hAnsi="Arial" w:cs="Arial"/>
-          <w:iCs/>
-          <w:color w:val="000000" w:themeColor="text1"/>
-          <w:sz w:val="24"/>
-          <w:szCs w:val="24"/>
-          <w:lang w:val="pt-BR" w:eastAsia="pt-BR"/>
-        </w:rPr>
-        <w:t xml:space="preserve"> para </w:t>
-      </w:r>
-      <w:proofErr w:type="spellStart"/>
-      <w:r>
-        <w:rPr>
-          <w:rFonts w:ascii="Arial" w:eastAsia="Times New Roman" w:hAnsi="Arial" w:cs="Arial"/>
-          <w:iCs/>
-          <w:color w:val="000000" w:themeColor="text1"/>
-          <w:sz w:val="24"/>
-          <w:szCs w:val="24"/>
-          <w:lang w:val="pt-BR" w:eastAsia="pt-BR"/>
-        </w:rPr>
-        <w:t>ampliar</w:t>
-      </w:r>
-      <w:proofErr w:type="spellEnd"/>
-      <w:r>
-        <w:rPr>
-          <w:rFonts w:ascii="Arial" w:eastAsia="Times New Roman" w:hAnsi="Arial" w:cs="Arial"/>
-          <w:iCs/>
-          <w:color w:val="000000" w:themeColor="text1"/>
-          <w:sz w:val="24"/>
-          <w:szCs w:val="24"/>
-          <w:lang w:val="pt-BR" w:eastAsia="pt-BR"/>
-        </w:rPr>
-        <w:t xml:space="preserve"> a </w:t>
-      </w:r>
-      <w:proofErr w:type="spellStart"/>
-      <w:r>
-        <w:rPr>
-          <w:rFonts w:ascii="Arial" w:eastAsia="Times New Roman" w:hAnsi="Arial" w:cs="Arial"/>
-          <w:iCs/>
-          <w:color w:val="000000" w:themeColor="text1"/>
-          <w:sz w:val="24"/>
-          <w:szCs w:val="24"/>
-          <w:lang w:val="pt-BR" w:eastAsia="pt-BR"/>
-        </w:rPr>
-        <w:t>compreensão</w:t>
-      </w:r>
-      <w:proofErr w:type="spellEnd"/>
-      <w:r>
-        <w:rPr>
-          <w:rFonts w:ascii="Arial" w:eastAsia="Times New Roman" w:hAnsi="Arial" w:cs="Arial"/>
-          <w:iCs/>
-          <w:color w:val="000000" w:themeColor="text1"/>
-          <w:sz w:val="24"/>
-          <w:szCs w:val="24"/>
-          <w:lang w:val="pt-BR" w:eastAsia="pt-BR"/>
-        </w:rPr>
-        <w:t xml:space="preserve"> </w:t>
-      </w:r>
-      <w:proofErr w:type="spellStart"/>
-      <w:r>
-        <w:rPr>
-          <w:rFonts w:ascii="Arial" w:eastAsia="Times New Roman" w:hAnsi="Arial" w:cs="Arial"/>
-          <w:iCs/>
-          <w:color w:val="000000" w:themeColor="text1"/>
-          <w:sz w:val="24"/>
-          <w:szCs w:val="24"/>
-          <w:lang w:val="pt-BR" w:eastAsia="pt-BR"/>
-        </w:rPr>
-        <w:t>sobre</w:t>
-      </w:r>
-      <w:proofErr w:type="spellEnd"/>
-      <w:r>
-        <w:rPr>
-          <w:rFonts w:ascii="Arial" w:eastAsia="Times New Roman" w:hAnsi="Arial" w:cs="Arial"/>
-          <w:iCs/>
-          <w:color w:val="000000" w:themeColor="text1"/>
-          <w:sz w:val="24"/>
-          <w:szCs w:val="24"/>
-          <w:lang w:val="pt-BR" w:eastAsia="pt-BR"/>
-        </w:rPr>
-        <w:t xml:space="preserve"> </w:t>
-      </w:r>
-      <w:proofErr w:type="spellStart"/>
-      <w:r>
-        <w:rPr>
-          <w:rFonts w:ascii="Arial" w:eastAsia="Times New Roman" w:hAnsi="Arial" w:cs="Arial"/>
-          <w:iCs/>
-          <w:color w:val="000000" w:themeColor="text1"/>
-          <w:sz w:val="24"/>
-          <w:szCs w:val="24"/>
-          <w:lang w:val="pt-BR" w:eastAsia="pt-BR"/>
-        </w:rPr>
-        <w:t>os</w:t>
-      </w:r>
-      <w:proofErr w:type="spellEnd"/>
-      <w:r>
-        <w:rPr>
-          <w:rFonts w:ascii="Arial" w:eastAsia="Times New Roman" w:hAnsi="Arial" w:cs="Arial"/>
-          <w:iCs/>
-          <w:color w:val="000000" w:themeColor="text1"/>
-          <w:sz w:val="24"/>
-          <w:szCs w:val="24"/>
-          <w:lang w:val="pt-BR" w:eastAsia="pt-BR"/>
-        </w:rPr>
-        <w:t xml:space="preserve"> </w:t>
-      </w:r>
-      <w:proofErr w:type="spellStart"/>
-      <w:r>
-        <w:rPr>
-          <w:rFonts w:ascii="Arial" w:eastAsia="Times New Roman" w:hAnsi="Arial" w:cs="Arial"/>
-          <w:iCs/>
-          <w:color w:val="000000" w:themeColor="text1"/>
-          <w:sz w:val="24"/>
-          <w:szCs w:val="24"/>
-          <w:lang w:val="pt-BR" w:eastAsia="pt-BR"/>
-        </w:rPr>
-        <w:t>desafios</w:t>
-      </w:r>
-      <w:proofErr w:type="spellEnd"/>
-      <w:r>
-        <w:rPr>
-          <w:rFonts w:ascii="Arial" w:eastAsia="Times New Roman" w:hAnsi="Arial" w:cs="Arial"/>
-          <w:iCs/>
-          <w:color w:val="000000" w:themeColor="text1"/>
-          <w:sz w:val="24"/>
-          <w:szCs w:val="24"/>
-          <w:lang w:val="pt-BR" w:eastAsia="pt-BR"/>
-        </w:rPr>
-        <w:t xml:space="preserve"> </w:t>
-      </w:r>
-      <w:proofErr w:type="spellStart"/>
-      <w:r>
-        <w:rPr>
-          <w:rFonts w:ascii="Arial" w:eastAsia="Times New Roman" w:hAnsi="Arial" w:cs="Arial"/>
-          <w:iCs/>
-          <w:color w:val="000000" w:themeColor="text1"/>
-          <w:sz w:val="24"/>
-          <w:szCs w:val="24"/>
-          <w:lang w:val="pt-BR" w:eastAsia="pt-BR"/>
-        </w:rPr>
-        <w:t>associados</w:t>
-      </w:r>
-      <w:proofErr w:type="spellEnd"/>
-      <w:r>
-        <w:rPr>
-          <w:rFonts w:ascii="Arial" w:eastAsia="Times New Roman" w:hAnsi="Arial" w:cs="Arial"/>
-          <w:iCs/>
-          <w:color w:val="000000" w:themeColor="text1"/>
-          <w:sz w:val="24"/>
-          <w:szCs w:val="24"/>
-          <w:lang w:val="pt-BR" w:eastAsia="pt-BR"/>
-        </w:rPr>
-        <w:t xml:space="preserve"> </w:t>
-      </w:r>
-      <w:proofErr w:type="spellStart"/>
-      <w:r>
-        <w:rPr>
-          <w:rFonts w:ascii="Arial" w:eastAsia="Times New Roman" w:hAnsi="Arial" w:cs="Arial"/>
-          <w:iCs/>
-          <w:color w:val="000000" w:themeColor="text1"/>
-          <w:sz w:val="24"/>
-          <w:szCs w:val="24"/>
-          <w:lang w:val="pt-BR" w:eastAsia="pt-BR"/>
-        </w:rPr>
-        <w:t>ao</w:t>
-      </w:r>
-      <w:proofErr w:type="spellEnd"/>
-      <w:r>
-        <w:rPr>
-          <w:rFonts w:ascii="Arial" w:eastAsia="Times New Roman" w:hAnsi="Arial" w:cs="Arial"/>
-          <w:iCs/>
-          <w:color w:val="000000" w:themeColor="text1"/>
-          <w:sz w:val="24"/>
-          <w:szCs w:val="24"/>
-          <w:lang w:val="pt-BR" w:eastAsia="pt-BR"/>
-        </w:rPr>
-        <w:t xml:space="preserve"> novo </w:t>
-      </w:r>
-      <w:proofErr w:type="spellStart"/>
-      <w:r>
-        <w:rPr>
-          <w:rFonts w:ascii="Arial" w:eastAsia="Times New Roman" w:hAnsi="Arial" w:cs="Arial"/>
-          <w:iCs/>
-          <w:color w:val="000000" w:themeColor="text1"/>
-          <w:sz w:val="24"/>
-          <w:szCs w:val="24"/>
-          <w:lang w:val="pt-BR" w:eastAsia="pt-BR"/>
-        </w:rPr>
-        <w:t>cenário</w:t>
-      </w:r>
-      <w:proofErr w:type="spellEnd"/>
-      <w:r>
-        <w:rPr>
-          <w:rFonts w:ascii="Arial" w:eastAsia="Times New Roman" w:hAnsi="Arial" w:cs="Arial"/>
-          <w:iCs/>
-          <w:color w:val="000000" w:themeColor="text1"/>
-          <w:sz w:val="24"/>
-          <w:szCs w:val="24"/>
-          <w:lang w:val="pt-BR" w:eastAsia="pt-BR"/>
-        </w:rPr>
-        <w:t xml:space="preserve"> </w:t>
-      </w:r>
-      <w:proofErr w:type="spellStart"/>
-      <w:r>
-        <w:rPr>
-          <w:rFonts w:ascii="Arial" w:eastAsia="Times New Roman" w:hAnsi="Arial" w:cs="Arial"/>
-          <w:iCs/>
-          <w:color w:val="000000" w:themeColor="text1"/>
-          <w:sz w:val="24"/>
-          <w:szCs w:val="24"/>
-          <w:lang w:val="pt-BR" w:eastAsia="pt-BR"/>
-        </w:rPr>
-        <w:t>demográfico</w:t>
-      </w:r>
-      <w:proofErr w:type="spellEnd"/>
-      <w:r>
-        <w:rPr>
-          <w:rFonts w:ascii="Arial" w:eastAsia="Times New Roman" w:hAnsi="Arial" w:cs="Arial"/>
-          <w:iCs/>
-          <w:color w:val="000000" w:themeColor="text1"/>
-          <w:sz w:val="24"/>
-          <w:szCs w:val="24"/>
-          <w:lang w:val="pt-BR" w:eastAsia="pt-BR"/>
-        </w:rPr>
-        <w:t xml:space="preserve"> e </w:t>
-      </w:r>
-      <w:proofErr w:type="spellStart"/>
-      <w:r>
-        <w:rPr>
-          <w:rFonts w:ascii="Arial" w:eastAsia="Times New Roman" w:hAnsi="Arial" w:cs="Arial"/>
-          <w:iCs/>
-          <w:color w:val="000000" w:themeColor="text1"/>
-          <w:sz w:val="24"/>
-          <w:szCs w:val="24"/>
-          <w:lang w:val="pt-BR" w:eastAsia="pt-BR"/>
-        </w:rPr>
-        <w:t>reforça</w:t>
-      </w:r>
-      <w:proofErr w:type="spellEnd"/>
-      <w:r>
-        <w:rPr>
-          <w:rFonts w:ascii="Arial" w:eastAsia="Times New Roman" w:hAnsi="Arial" w:cs="Arial"/>
-          <w:iCs/>
-          <w:color w:val="000000" w:themeColor="text1"/>
-          <w:sz w:val="24"/>
-          <w:szCs w:val="24"/>
-          <w:lang w:val="pt-BR" w:eastAsia="pt-BR"/>
-        </w:rPr>
-        <w:t xml:space="preserve"> </w:t>
-      </w:r>
-      <w:proofErr w:type="gramStart"/>
-      <w:r>
-        <w:rPr>
-          <w:rFonts w:ascii="Arial" w:eastAsia="Times New Roman" w:hAnsi="Arial" w:cs="Arial"/>
-          <w:iCs/>
-          <w:color w:val="000000" w:themeColor="text1"/>
-          <w:sz w:val="24"/>
-          <w:szCs w:val="24"/>
-          <w:lang w:val="pt-BR" w:eastAsia="pt-BR"/>
-        </w:rPr>
-        <w:t>a</w:t>
-      </w:r>
-      <w:proofErr w:type="gramEnd"/>
-      <w:r>
-        <w:rPr>
-          <w:rFonts w:ascii="Arial" w:eastAsia="Times New Roman" w:hAnsi="Arial" w:cs="Arial"/>
-          <w:iCs/>
-          <w:color w:val="000000" w:themeColor="text1"/>
-          <w:sz w:val="24"/>
-          <w:szCs w:val="24"/>
-          <w:lang w:val="pt-BR" w:eastAsia="pt-BR"/>
-        </w:rPr>
-        <w:t xml:space="preserve"> </w:t>
-      </w:r>
-      <w:proofErr w:type="spellStart"/>
-      <w:r>
-        <w:rPr>
-          <w:rFonts w:ascii="Arial" w:eastAsia="Times New Roman" w:hAnsi="Arial" w:cs="Arial"/>
-          <w:iCs/>
-          <w:color w:val="000000" w:themeColor="text1"/>
-          <w:sz w:val="24"/>
-          <w:szCs w:val="24"/>
-          <w:lang w:val="pt-BR" w:eastAsia="pt-BR"/>
-        </w:rPr>
-        <w:t>importância</w:t>
-      </w:r>
-      <w:proofErr w:type="spellEnd"/>
-      <w:r>
-        <w:rPr>
-          <w:rFonts w:ascii="Arial" w:eastAsia="Times New Roman" w:hAnsi="Arial" w:cs="Arial"/>
-          <w:iCs/>
-          <w:color w:val="000000" w:themeColor="text1"/>
-          <w:sz w:val="24"/>
-          <w:szCs w:val="24"/>
-          <w:lang w:val="pt-BR" w:eastAsia="pt-BR"/>
-        </w:rPr>
-        <w:t xml:space="preserve"> de </w:t>
-      </w:r>
-      <w:proofErr w:type="spellStart"/>
-      <w:r>
-        <w:rPr>
-          <w:rFonts w:ascii="Arial" w:eastAsia="Times New Roman" w:hAnsi="Arial" w:cs="Arial"/>
-          <w:iCs/>
-          <w:color w:val="000000" w:themeColor="text1"/>
-          <w:sz w:val="24"/>
-          <w:szCs w:val="24"/>
-          <w:lang w:val="pt-BR" w:eastAsia="pt-BR"/>
-        </w:rPr>
-        <w:t>discutir</w:t>
-      </w:r>
-      <w:proofErr w:type="spellEnd"/>
-      <w:r>
-        <w:rPr>
-          <w:rFonts w:ascii="Arial" w:eastAsia="Times New Roman" w:hAnsi="Arial" w:cs="Arial"/>
-          <w:iCs/>
-          <w:color w:val="000000" w:themeColor="text1"/>
-          <w:sz w:val="24"/>
-          <w:szCs w:val="24"/>
-          <w:lang w:val="pt-BR" w:eastAsia="pt-BR"/>
-        </w:rPr>
-        <w:t xml:space="preserve">, de forma </w:t>
-      </w:r>
-      <w:proofErr w:type="spellStart"/>
-      <w:r>
-        <w:rPr>
-          <w:rFonts w:ascii="Arial" w:eastAsia="Times New Roman" w:hAnsi="Arial" w:cs="Arial"/>
-          <w:iCs/>
-          <w:color w:val="000000" w:themeColor="text1"/>
-          <w:sz w:val="24"/>
-          <w:szCs w:val="24"/>
-          <w:lang w:val="pt-BR" w:eastAsia="pt-BR"/>
-        </w:rPr>
-        <w:t>responsável</w:t>
-      </w:r>
-      <w:proofErr w:type="spellEnd"/>
-      <w:r>
-        <w:rPr>
-          <w:rFonts w:ascii="Arial" w:eastAsia="Times New Roman" w:hAnsi="Arial" w:cs="Arial"/>
-          <w:iCs/>
-          <w:color w:val="000000" w:themeColor="text1"/>
-          <w:sz w:val="24"/>
-          <w:szCs w:val="24"/>
-          <w:lang w:val="pt-BR" w:eastAsia="pt-BR"/>
-        </w:rPr>
-        <w:t xml:space="preserve">, o </w:t>
-      </w:r>
-      <w:proofErr w:type="spellStart"/>
-      <w:r>
-        <w:rPr>
-          <w:rFonts w:ascii="Arial" w:eastAsia="Times New Roman" w:hAnsi="Arial" w:cs="Arial"/>
-          <w:iCs/>
-          <w:color w:val="000000" w:themeColor="text1"/>
-          <w:sz w:val="24"/>
-          <w:szCs w:val="24"/>
-          <w:lang w:val="pt-BR" w:eastAsia="pt-BR"/>
-        </w:rPr>
-        <w:t>planejamento</w:t>
-      </w:r>
-      <w:proofErr w:type="spellEnd"/>
-      <w:r>
-        <w:rPr>
-          <w:rFonts w:ascii="Arial" w:eastAsia="Times New Roman" w:hAnsi="Arial" w:cs="Arial"/>
-          <w:iCs/>
-          <w:color w:val="000000" w:themeColor="text1"/>
-          <w:sz w:val="24"/>
-          <w:szCs w:val="24"/>
-          <w:lang w:val="pt-BR" w:eastAsia="pt-BR"/>
-        </w:rPr>
-        <w:t xml:space="preserve"> de </w:t>
-      </w:r>
-      <w:proofErr w:type="spellStart"/>
-      <w:r>
-        <w:rPr>
-          <w:rFonts w:ascii="Arial" w:eastAsia="Times New Roman" w:hAnsi="Arial" w:cs="Arial"/>
-          <w:iCs/>
-          <w:color w:val="000000" w:themeColor="text1"/>
-          <w:sz w:val="24"/>
-          <w:szCs w:val="24"/>
-          <w:lang w:val="pt-BR" w:eastAsia="pt-BR"/>
-        </w:rPr>
-        <w:t>longo</w:t>
-      </w:r>
-      <w:proofErr w:type="spellEnd"/>
-      <w:r>
-        <w:rPr>
-          <w:rFonts w:ascii="Arial" w:eastAsia="Times New Roman" w:hAnsi="Arial" w:cs="Arial"/>
-          <w:iCs/>
-          <w:color w:val="000000" w:themeColor="text1"/>
-          <w:sz w:val="24"/>
-          <w:szCs w:val="24"/>
-          <w:lang w:val="pt-BR" w:eastAsia="pt-BR"/>
-        </w:rPr>
-        <w:t xml:space="preserve"> </w:t>
-      </w:r>
-      <w:proofErr w:type="spellStart"/>
-      <w:r>
-        <w:rPr>
-          <w:rFonts w:ascii="Arial" w:eastAsia="Times New Roman" w:hAnsi="Arial" w:cs="Arial"/>
-          <w:iCs/>
-          <w:color w:val="000000" w:themeColor="text1"/>
-          <w:sz w:val="24"/>
-          <w:szCs w:val="24"/>
-          <w:lang w:val="pt-BR" w:eastAsia="pt-BR"/>
-        </w:rPr>
-        <w:t>prazo</w:t>
-      </w:r>
-      <w:proofErr w:type="spellEnd"/>
-      <w:r>
-        <w:rPr>
-          <w:rFonts w:ascii="Arial" w:eastAsia="Times New Roman" w:hAnsi="Arial" w:cs="Arial"/>
-          <w:iCs/>
-          <w:color w:val="000000" w:themeColor="text1"/>
-          <w:sz w:val="24"/>
-          <w:szCs w:val="24"/>
-          <w:lang w:val="pt-BR" w:eastAsia="pt-BR"/>
-        </w:rPr>
-        <w:t xml:space="preserve"> para </w:t>
-      </w:r>
-      <w:proofErr w:type="gramStart"/>
-      <w:r>
-        <w:rPr>
-          <w:rFonts w:ascii="Arial" w:eastAsia="Times New Roman" w:hAnsi="Arial" w:cs="Arial"/>
-          <w:iCs/>
-          <w:color w:val="000000" w:themeColor="text1"/>
-          <w:sz w:val="24"/>
-          <w:szCs w:val="24"/>
-          <w:lang w:val="pt-BR" w:eastAsia="pt-BR"/>
-        </w:rPr>
-        <w:t>a</w:t>
-      </w:r>
-      <w:proofErr w:type="gramEnd"/>
-      <w:r>
-        <w:rPr>
-          <w:rFonts w:ascii="Arial" w:eastAsia="Times New Roman" w:hAnsi="Arial" w:cs="Arial"/>
-          <w:iCs/>
-          <w:color w:val="000000" w:themeColor="text1"/>
-          <w:sz w:val="24"/>
-          <w:szCs w:val="24"/>
-          <w:lang w:val="pt-BR" w:eastAsia="pt-BR"/>
-        </w:rPr>
-        <w:t xml:space="preserve"> </w:t>
-      </w:r>
-      <w:proofErr w:type="spellStart"/>
-      <w:r>
-        <w:rPr>
-          <w:rFonts w:ascii="Arial" w:eastAsia="Times New Roman" w:hAnsi="Arial" w:cs="Arial"/>
-          <w:iCs/>
-          <w:color w:val="000000" w:themeColor="text1"/>
-          <w:sz w:val="24"/>
-          <w:szCs w:val="24"/>
-          <w:lang w:val="pt-BR" w:eastAsia="pt-BR"/>
-        </w:rPr>
-        <w:t>aposentadoria</w:t>
-      </w:r>
-      <w:proofErr w:type="spellEnd"/>
-      <w:r>
-        <w:rPr>
-          <w:rFonts w:ascii="Arial" w:eastAsia="Times New Roman" w:hAnsi="Arial" w:cs="Arial"/>
-          <w:iCs/>
-          <w:color w:val="000000" w:themeColor="text1"/>
-          <w:sz w:val="24"/>
-          <w:szCs w:val="24"/>
-          <w:lang w:val="pt-BR" w:eastAsia="pt-BR"/>
-        </w:rPr>
-        <w:t>.</w:t>
+        <w:t>O envelhecimento da população brasileira torna relevante compreender como a relação entre a população em idade potencialmente ativa e a população idosa poderá se modificar nas próximas décadas. Considerando a importância da Previdência Social como fonte de renda na aposentadoria, analisar essas mudanças contribui para ampliar a compreensão sobre os desafios associados ao novo cenário demográfico e reforça a importância de discutir, de forma responsável, o planejamento de longo prazo para a aposentadoria.</w:t>
       </w:r>
     </w:p>
     <w:p>
@@ -2961,7 +2106,29 @@
           <w:szCs w:val="24"/>
           <w:lang w:val="pt-BR" w:eastAsia="pt-BR"/>
         </w:rPr>
-        <w:t>Essas transformações possuem relação direta com o debate previdenciário. Nos sistemas baseados em repartição simples, as contribuições da população ativa participam do financiamento dos benefícios pagos no mesmo período, criando uma relação entre diferentes gerações. Dessa forma, alterações na proporção entre a população em idade potencialmente ativa e a população idosa tornam-se relevantes para a Previdência Social. Entretanto, a análise desse cenário não depende apenas da demografia, pois fatores como emprego, formalização do trabalho e regras previdenciárias também influenciam o funcionamento do sistema (BRASIL, 2010).</w:t>
+        <w:t>Essas transformações possuem relação direta com o debate previdenciário. Nos sistemas baseados em repartição simples, as contribuições da população ativa participam do financiamento dos benefícios pagos no mesmo período, criando uma relação entre diferentes gerações. Dessa forma, alterações na proporção entre a população em idade potencialmente ativa e a população idosa tornam-se relevantes para a Previdência Social. Entretanto, a análise desse cenário não depende apenas da demografia, pois fatores como emprego, formalização do trabalho e regras previdenciárias também influenciam o funcionamento do sistema (BRASIL, 20</w:t>
+      </w:r>
+      <w:r>
+        <w:rPr>
+          <w:rFonts w:ascii="Arial" w:eastAsia="Times New Roman" w:hAnsi="Arial" w:cs="Arial"/>
+          <w:iCs/>
+          <w:color w:val="000000" w:themeColor="text1"/>
+          <w:sz w:val="24"/>
+          <w:szCs w:val="24"/>
+          <w:lang w:val="pt-BR" w:eastAsia="pt-BR"/>
+        </w:rPr>
+        <w:t>25</w:t>
+      </w:r>
+      <w:r>
+        <w:rPr>
+          <w:rFonts w:ascii="Arial" w:eastAsia="Times New Roman" w:hAnsi="Arial" w:cs="Arial"/>
+          <w:iCs/>
+          <w:color w:val="000000" w:themeColor="text1"/>
+          <w:sz w:val="24"/>
+          <w:szCs w:val="24"/>
+          <w:lang w:val="pt-BR" w:eastAsia="pt-BR"/>
+        </w:rPr>
+        <w:t>).</w:t>
       </w:r>
     </w:p>
     <w:p>
@@ -3024,6 +2191,7 @@
     </w:p>
     <w:p>
       <w:pPr>
+        <w:jc w:val="both"/>
         <w:rPr>
           <w:rFonts w:ascii="Arial" w:eastAsia="Times New Roman" w:hAnsi="Arial" w:cs="Arial"/>
           <w:iCs/>
@@ -3042,7 +2210,41 @@
           <w:szCs w:val="24"/>
           <w:lang w:val="pt-BR" w:eastAsia="pt-BR"/>
         </w:rPr>
-        <w:t>Descrever os procedimentos metodológicos utilizados (materiais e métodos) para desenvolver a pesquisa.</w:t>
+        <w:t xml:space="preserve">Este estudo possui abordagem quantitativa e descritiva, utilizando dados secundários de fontes oficiais. Foram utilizadas as Projeções da População do IBGE, Revisão 2024, e dados do Anuário Estatístico da Previdência Social (AEPS). As informações demográficas abrangem o período de 2000 a 2070, sendo que o IBGE classifica 2000 a 2022 como estimativas e 2023 a 2070 como projeções elaboradas pelo Método das Componentes Demográficas, considerando fecundidade, mortalidade e migração. </w:t>
+      </w:r>
+      <w:r>
+        <w:rPr>
+          <w:rFonts w:ascii="Arial" w:eastAsia="Times New Roman" w:hAnsi="Arial" w:cs="Arial"/>
+          <w:iCs/>
+          <w:sz w:val="24"/>
+          <w:szCs w:val="24"/>
+          <w:lang w:val="pt-BR" w:eastAsia="pt-BR"/>
+        </w:rPr>
+        <w:t>IBGE</w:t>
+      </w:r>
+    </w:p>
+    <w:p>
+      <w:pPr>
+        <w:jc w:val="both"/>
+        <w:rPr>
+          <w:rFonts w:ascii="Arial" w:eastAsia="Times New Roman" w:hAnsi="Arial" w:cs="Arial"/>
+          <w:iCs/>
+          <w:color w:val="000000" w:themeColor="text1"/>
+          <w:sz w:val="24"/>
+          <w:szCs w:val="24"/>
+          <w:lang w:val="pt-BR" w:eastAsia="pt-BR"/>
+        </w:rPr>
+      </w:pPr>
+      <w:r>
+        <w:rPr>
+          <w:rFonts w:ascii="Arial" w:eastAsia="Times New Roman" w:hAnsi="Arial" w:cs="Arial"/>
+          <w:iCs/>
+          <w:color w:val="000000" w:themeColor="text1"/>
+          <w:sz w:val="24"/>
+          <w:szCs w:val="24"/>
+          <w:lang w:val="pt-BR" w:eastAsia="pt-BR"/>
+        </w:rPr>
+        <w:t>Os dados previdenciários foram utilizados principalmente para analisar a evolução de contribuintes, benefícios emitidos e aposentadorias entre 2005 e 2023. As bases foram tratadas e integradas em Python, com padronização das variáveis, verificação de valores ausentes e duplicidades e construção de indicadores para comparação entre as séries demográficas e previdenciárias. A análise foi realizada por meio de estatística descritiva, cálculo de proporções e variações ao longo do tempo e visualizações gráficas, sem estabelecer relações de causalidade entre as variáveis.</w:t>
       </w:r>
     </w:p>
     <w:p>
@@ -3104,24 +2306,531 @@
     </w:p>
     <w:p>
       <w:pPr>
-        <w:rPr>
-          <w:rFonts w:ascii="Arial" w:hAnsi="Arial" w:cs="Arial"/>
-          <w:iCs/>
-          <w:sz w:val="24"/>
-          <w:szCs w:val="24"/>
-          <w:lang w:val="pt-BR"/>
-        </w:rPr>
-      </w:pPr>
-      <w:r>
-        <w:rPr>
-          <w:rFonts w:ascii="Arial" w:hAnsi="Arial" w:cs="Arial"/>
-          <w:iCs/>
-          <w:sz w:val="24"/>
-          <w:szCs w:val="24"/>
-          <w:lang w:val="pt-BR"/>
-        </w:rPr>
-        <w:t xml:space="preserve">Apresentar as análises, os resultados e as discussões alcançados no desenvolvimento do trabalho. </w:t>
-      </w:r>
+        <w:jc w:val="both"/>
+        <w:rPr>
+          <w:rFonts w:ascii="Arial" w:hAnsi="Arial" w:cs="Arial"/>
+          <w:iCs/>
+          <w:sz w:val="24"/>
+          <w:szCs w:val="24"/>
+          <w:lang w:val="pt-BR"/>
+        </w:rPr>
+      </w:pPr>
+      <w:r>
+        <w:rPr>
+          <w:rFonts w:ascii="Arial" w:hAnsi="Arial" w:cs="Arial"/>
+          <w:iCs/>
+          <w:sz w:val="24"/>
+          <w:szCs w:val="24"/>
+          <w:lang w:val="pt-BR"/>
+        </w:rPr>
+        <w:t>Entre 2005 e 2023, os dados evidenciam o avanço do envelhecimento da população brasileira. Nesse período, a população com 60 anos ou mais apresentou crescimento proporcionalmente superior ao observado na população de 15 a 64 anos, enquanto o índice de envelhecimento passou de aproximadamente 35 para 78 idosos a cada 100 jovens. Apesar dessa tendência contínua, os indicadores previdenciários analisados não apresentaram o mesmo comportamento linear. A relação entre contribuintes e benefícios emitidos aumentou de 1,88 em 2005 para 2,24 em 2012, mas recuou posteriormente, chegando a 1,88 em 2023. Movimento semelhante ocorreu na relação entre contribuintes e aposentadorias emitidas, que passou de 3,45 em 2005 para cerca de 4,02 em 2012/2013 e terminou 2023 em 3,24.</w:t>
+      </w:r>
+    </w:p>
+    <w:p>
+      <w:pPr>
+        <w:jc w:val="both"/>
+        <w:rPr>
+          <w:rFonts w:ascii="Arial" w:hAnsi="Arial" w:cs="Arial"/>
+          <w:iCs/>
+          <w:sz w:val="24"/>
+          <w:szCs w:val="24"/>
+          <w:lang w:val="pt-BR"/>
+        </w:rPr>
+      </w:pPr>
+    </w:p>
+    <w:p>
+      <w:pPr>
+        <w:jc w:val="both"/>
+        <w:rPr>
+          <w:rFonts w:ascii="Arial" w:hAnsi="Arial" w:cs="Arial"/>
+          <w:iCs/>
+          <w:noProof/>
+          <w:sz w:val="20"/>
+          <w:szCs w:val="20"/>
+        </w:rPr>
+      </w:pPr>
+      <w:r>
+        <w:rPr>
+          <w:rFonts w:ascii="Arial" w:hAnsi="Arial" w:cs="Arial"/>
+          <w:iCs/>
+          <w:noProof/>
+          <w:sz w:val="20"/>
+          <w:szCs w:val="20"/>
+        </w:rPr>
+        <w:t>Figura 1 — Relação entre contribuintes, benefícios e aposentadorias emitidas no Brasil (2005–2023)</w:t>
+      </w:r>
+    </w:p>
+    <w:p>
+      <w:pPr>
+        <w:jc w:val="both"/>
+        <w:rPr>
+          <w:rFonts w:ascii="Arial" w:hAnsi="Arial" w:cs="Arial"/>
+          <w:iCs/>
+          <w:noProof/>
+          <w:sz w:val="24"/>
+          <w:szCs w:val="24"/>
+          <w:lang w:val="pt-BR"/>
+        </w:rPr>
+      </w:pPr>
+    </w:p>
+    <w:p>
+      <w:pPr>
+        <w:jc w:val="both"/>
+        <w:rPr>
+          <w:rFonts w:ascii="Arial" w:hAnsi="Arial" w:cs="Arial"/>
+          <w:iCs/>
+          <w:sz w:val="24"/>
+          <w:szCs w:val="24"/>
+          <w:lang w:val="pt-BR"/>
+        </w:rPr>
+      </w:pPr>
+      <w:r>
+        <w:rPr>
+          <w:rFonts w:ascii="Arial" w:hAnsi="Arial" w:cs="Arial"/>
+          <w:iCs/>
+          <w:noProof/>
+          <w:sz w:val="24"/>
+          <w:szCs w:val="24"/>
+          <w:lang w:val="pt-BR"/>
+        </w:rPr>
+        <w:drawing>
+          <wp:inline distT="0" distB="0" distL="0" distR="0" wp14:anchorId="0632620A" wp14:editId="5C7D5611">
+            <wp:extent cx="5762625" cy="3201670"/>
+            <wp:effectExtent l="0" t="0" r="9525" b="0"/>
+            <wp:docPr id="1020730616" name="Imagem 6"/>
+            <wp:cNvGraphicFramePr>
+              <a:graphicFrameLocks xmlns:a="http://schemas.openxmlformats.org/drawingml/2006/main" noChangeAspect="1"/>
+            </wp:cNvGraphicFramePr>
+            <a:graphic xmlns:a="http://schemas.openxmlformats.org/drawingml/2006/main">
+              <a:graphicData uri="http://schemas.openxmlformats.org/drawingml/2006/picture">
+                <pic:pic xmlns:pic="http://schemas.openxmlformats.org/drawingml/2006/picture">
+                  <pic:nvPicPr>
+                    <pic:cNvPr id="1020730616" name="Imagem 1020730616"/>
+                    <pic:cNvPicPr/>
+                  </pic:nvPicPr>
+                  <pic:blipFill>
+                    <a:blip r:embed="rId7" cstate="print">
+                      <a:extLst>
+                        <a:ext uri="{28A0092B-C50C-407E-A947-70E740481C1C}">
+                          <a14:useLocalDpi xmlns:a14="http://schemas.microsoft.com/office/drawing/2010/main" val="0"/>
+                        </a:ext>
+                      </a:extLst>
+                    </a:blip>
+                    <a:stretch>
+                      <a:fillRect/>
+                    </a:stretch>
+                  </pic:blipFill>
+                  <pic:spPr>
+                    <a:xfrm>
+                      <a:off x="0" y="0"/>
+                      <a:ext cx="5762625" cy="3201670"/>
+                    </a:xfrm>
+                    <a:prstGeom prst="rect">
+                      <a:avLst/>
+                    </a:prstGeom>
+                  </pic:spPr>
+                </pic:pic>
+              </a:graphicData>
+            </a:graphic>
+          </wp:inline>
+        </w:drawing>
+      </w:r>
+    </w:p>
+    <w:p>
+      <w:pPr>
+        <w:jc w:val="both"/>
+        <w:rPr>
+          <w:rFonts w:ascii="Arial" w:hAnsi="Arial" w:cs="Arial"/>
+          <w:iCs/>
+          <w:sz w:val="20"/>
+          <w:szCs w:val="20"/>
+        </w:rPr>
+      </w:pPr>
+      <w:r>
+        <w:rPr>
+          <w:rFonts w:ascii="Arial" w:hAnsi="Arial" w:cs="Arial"/>
+          <w:iCs/>
+          <w:sz w:val="20"/>
+          <w:szCs w:val="20"/>
+        </w:rPr>
+        <w:t xml:space="preserve">Fonte: </w:t>
+      </w:r>
+      <w:proofErr w:type="spellStart"/>
+      <w:r>
+        <w:rPr>
+          <w:rFonts w:ascii="Arial" w:hAnsi="Arial" w:cs="Arial"/>
+          <w:iCs/>
+          <w:sz w:val="20"/>
+          <w:szCs w:val="20"/>
+        </w:rPr>
+        <w:t>Elaborado</w:t>
+      </w:r>
+      <w:proofErr w:type="spellEnd"/>
+      <w:r>
+        <w:rPr>
+          <w:rFonts w:ascii="Arial" w:hAnsi="Arial" w:cs="Arial"/>
+          <w:iCs/>
+          <w:sz w:val="20"/>
+          <w:szCs w:val="20"/>
+        </w:rPr>
+        <w:t xml:space="preserve"> </w:t>
+      </w:r>
+      <w:proofErr w:type="spellStart"/>
+      <w:r>
+        <w:rPr>
+          <w:rFonts w:ascii="Arial" w:hAnsi="Arial" w:cs="Arial"/>
+          <w:iCs/>
+          <w:sz w:val="20"/>
+          <w:szCs w:val="20"/>
+        </w:rPr>
+        <w:t>pelos</w:t>
+      </w:r>
+      <w:proofErr w:type="spellEnd"/>
+      <w:r>
+        <w:rPr>
+          <w:rFonts w:ascii="Arial" w:hAnsi="Arial" w:cs="Arial"/>
+          <w:iCs/>
+          <w:sz w:val="20"/>
+          <w:szCs w:val="20"/>
+        </w:rPr>
+        <w:t xml:space="preserve"> </w:t>
+      </w:r>
+      <w:proofErr w:type="spellStart"/>
+      <w:r>
+        <w:rPr>
+          <w:rFonts w:ascii="Arial" w:hAnsi="Arial" w:cs="Arial"/>
+          <w:iCs/>
+          <w:sz w:val="20"/>
+          <w:szCs w:val="20"/>
+        </w:rPr>
+        <w:t>autores</w:t>
+      </w:r>
+      <w:proofErr w:type="spellEnd"/>
+      <w:r>
+        <w:rPr>
+          <w:rFonts w:ascii="Arial" w:hAnsi="Arial" w:cs="Arial"/>
+          <w:iCs/>
+          <w:sz w:val="20"/>
+          <w:szCs w:val="20"/>
+        </w:rPr>
+        <w:t xml:space="preserve"> com dados do </w:t>
+      </w:r>
+      <w:proofErr w:type="spellStart"/>
+      <w:r>
+        <w:rPr>
+          <w:rFonts w:ascii="Arial" w:hAnsi="Arial" w:cs="Arial"/>
+          <w:iCs/>
+          <w:sz w:val="20"/>
+          <w:szCs w:val="20"/>
+        </w:rPr>
+        <w:t>Anuário</w:t>
+      </w:r>
+      <w:proofErr w:type="spellEnd"/>
+      <w:r>
+        <w:rPr>
+          <w:rFonts w:ascii="Arial" w:hAnsi="Arial" w:cs="Arial"/>
+          <w:iCs/>
+          <w:sz w:val="20"/>
+          <w:szCs w:val="20"/>
+        </w:rPr>
+        <w:t xml:space="preserve"> </w:t>
+      </w:r>
+      <w:proofErr w:type="spellStart"/>
+      <w:r>
+        <w:rPr>
+          <w:rFonts w:ascii="Arial" w:hAnsi="Arial" w:cs="Arial"/>
+          <w:iCs/>
+          <w:sz w:val="20"/>
+          <w:szCs w:val="20"/>
+        </w:rPr>
+        <w:t>Estatístico</w:t>
+      </w:r>
+      <w:proofErr w:type="spellEnd"/>
+      <w:r>
+        <w:rPr>
+          <w:rFonts w:ascii="Arial" w:hAnsi="Arial" w:cs="Arial"/>
+          <w:iCs/>
+          <w:sz w:val="20"/>
+          <w:szCs w:val="20"/>
+        </w:rPr>
+        <w:t xml:space="preserve"> da </w:t>
+      </w:r>
+      <w:proofErr w:type="spellStart"/>
+      <w:r>
+        <w:rPr>
+          <w:rFonts w:ascii="Arial" w:hAnsi="Arial" w:cs="Arial"/>
+          <w:iCs/>
+          <w:sz w:val="20"/>
+          <w:szCs w:val="20"/>
+        </w:rPr>
+        <w:t>Previdência</w:t>
+      </w:r>
+      <w:proofErr w:type="spellEnd"/>
+      <w:r>
+        <w:rPr>
+          <w:rFonts w:ascii="Arial" w:hAnsi="Arial" w:cs="Arial"/>
+          <w:iCs/>
+          <w:sz w:val="20"/>
+          <w:szCs w:val="20"/>
+        </w:rPr>
+        <w:t xml:space="preserve"> Social (AEPS).</w:t>
+      </w:r>
+    </w:p>
+    <w:p>
+      <w:pPr>
+        <w:jc w:val="both"/>
+        <w:rPr>
+          <w:rFonts w:ascii="Arial" w:hAnsi="Arial" w:cs="Arial"/>
+          <w:iCs/>
+          <w:sz w:val="24"/>
+          <w:szCs w:val="24"/>
+          <w:lang w:val="pt-BR"/>
+        </w:rPr>
+      </w:pPr>
+    </w:p>
+    <w:p>
+      <w:pPr>
+        <w:jc w:val="both"/>
+        <w:rPr>
+          <w:rFonts w:ascii="Arial" w:hAnsi="Arial" w:cs="Arial"/>
+          <w:iCs/>
+          <w:sz w:val="24"/>
+          <w:szCs w:val="24"/>
+          <w:lang w:val="pt-BR"/>
+        </w:rPr>
+      </w:pPr>
+      <w:r>
+        <w:rPr>
+          <w:rFonts w:ascii="Arial" w:hAnsi="Arial" w:cs="Arial"/>
+          <w:iCs/>
+          <w:sz w:val="24"/>
+          <w:szCs w:val="24"/>
+          <w:lang w:val="pt-BR"/>
+        </w:rPr>
+        <w:t>Esse comportamento mostra que o avanço do envelhecimento populacional não foi acompanhado por uma deterioração contínua dos indicadores previdenciários ao longo de todo o período. Enquanto o envelhecimento avançou de forma consistente, as relações entre contribuintes, benefícios e aposentadorias apresentaram momentos de melhora e de redução. Esse resultado reforça que a demografia é um componente importante para compreender o cenário previdenciário, mas não explica isoladamente sua evolução, que também está relacionada às condições econômicas, ao mercado de trabalho, à formalização do emprego e às regras previdenciárias.</w:t>
+      </w:r>
+    </w:p>
+    <w:p>
+      <w:pPr>
+        <w:jc w:val="both"/>
+        <w:rPr>
+          <w:rFonts w:ascii="Arial" w:hAnsi="Arial" w:cs="Arial"/>
+          <w:iCs/>
+          <w:sz w:val="24"/>
+          <w:szCs w:val="24"/>
+          <w:lang w:val="pt-BR"/>
+        </w:rPr>
+      </w:pPr>
+    </w:p>
+    <w:p>
+      <w:pPr>
+        <w:jc w:val="both"/>
+        <w:rPr>
+          <w:rFonts w:ascii="Arial" w:hAnsi="Arial" w:cs="Arial"/>
+          <w:iCs/>
+          <w:sz w:val="24"/>
+          <w:szCs w:val="24"/>
+          <w:lang w:val="pt-BR"/>
+        </w:rPr>
+      </w:pPr>
+      <w:r>
+        <w:rPr>
+          <w:rFonts w:ascii="Arial" w:hAnsi="Arial" w:cs="Arial"/>
+          <w:iCs/>
+          <w:sz w:val="24"/>
+          <w:szCs w:val="24"/>
+          <w:lang w:val="pt-BR"/>
+        </w:rPr>
+        <w:t xml:space="preserve">Ao considerar as projeções demográficas, observa-se uma mudança mais acentuada nas próximas décadas. Entre 2023 e 2070, a população de 15 a 64 anos apresenta redução projetada de 22,39%, enquanto a população com 60 anos ou mais aumenta 128,29%. No mesmo período, a participação da população de 15 a 64 anos passa de aproximadamente 69% para 57% da população, enquanto a parcela com 60 anos ou </w:t>
+      </w:r>
+      <w:r>
+        <w:rPr>
+          <w:rFonts w:ascii="Arial" w:hAnsi="Arial" w:cs="Arial"/>
+          <w:iCs/>
+          <w:sz w:val="24"/>
+          <w:szCs w:val="24"/>
+          <w:lang w:val="pt-BR"/>
+        </w:rPr>
+        <w:lastRenderedPageBreak/>
+        <w:t>mais passa de 16% para 38%. Esses resultados indicam uma mudança significativa na proporção entre a população em idade potencialmente ativa e a população idosa.</w:t>
+      </w:r>
+    </w:p>
+    <w:p>
+      <w:pPr>
+        <w:jc w:val="both"/>
+        <w:rPr>
+          <w:rFonts w:ascii="Arial" w:hAnsi="Arial" w:cs="Arial"/>
+          <w:iCs/>
+          <w:sz w:val="24"/>
+          <w:szCs w:val="24"/>
+          <w:lang w:val="pt-BR"/>
+        </w:rPr>
+      </w:pPr>
+    </w:p>
+    <w:p>
+      <w:pPr>
+        <w:jc w:val="both"/>
+        <w:rPr>
+          <w:rFonts w:ascii="Arial" w:hAnsi="Arial" w:cs="Arial"/>
+          <w:iCs/>
+          <w:sz w:val="20"/>
+          <w:szCs w:val="20"/>
+          <w:lang w:val="pt-BR"/>
+        </w:rPr>
+      </w:pPr>
+      <w:r>
+        <w:rPr>
+          <w:rFonts w:ascii="Arial" w:hAnsi="Arial" w:cs="Arial"/>
+          <w:iCs/>
+          <w:sz w:val="20"/>
+          <w:szCs w:val="20"/>
+          <w:lang w:val="pt-BR"/>
+        </w:rPr>
+        <w:t>Figura 2 — Evolução da população por grupos etários no Brasil (2005–2070)</w:t>
+      </w:r>
+    </w:p>
+    <w:p>
+      <w:pPr>
+        <w:jc w:val="both"/>
+        <w:rPr>
+          <w:rFonts w:ascii="Arial" w:hAnsi="Arial" w:cs="Arial"/>
+          <w:iCs/>
+          <w:sz w:val="24"/>
+          <w:szCs w:val="24"/>
+          <w:lang w:val="pt-BR"/>
+        </w:rPr>
+      </w:pPr>
+    </w:p>
+    <w:p>
+      <w:pPr>
+        <w:jc w:val="both"/>
+        <w:rPr>
+          <w:rFonts w:ascii="Arial" w:hAnsi="Arial" w:cs="Arial"/>
+          <w:iCs/>
+          <w:sz w:val="24"/>
+          <w:szCs w:val="24"/>
+          <w:lang w:val="pt-BR"/>
+        </w:rPr>
+      </w:pPr>
+      <w:r>
+        <w:rPr>
+          <w:rFonts w:ascii="Arial" w:hAnsi="Arial" w:cs="Arial"/>
+          <w:iCs/>
+          <w:noProof/>
+          <w:sz w:val="24"/>
+          <w:szCs w:val="24"/>
+          <w:lang w:val="pt-BR"/>
+        </w:rPr>
+        <w:drawing>
+          <wp:inline distT="0" distB="0" distL="0" distR="0" wp14:anchorId="41336C0A" wp14:editId="5DA8D300">
+            <wp:extent cx="5762625" cy="3202305"/>
+            <wp:effectExtent l="0" t="0" r="9525" b="0"/>
+            <wp:docPr id="885607467" name="Imagem 8"/>
+            <wp:cNvGraphicFramePr>
+              <a:graphicFrameLocks xmlns:a="http://schemas.openxmlformats.org/drawingml/2006/main" noChangeAspect="1"/>
+            </wp:cNvGraphicFramePr>
+            <a:graphic xmlns:a="http://schemas.openxmlformats.org/drawingml/2006/main">
+              <a:graphicData uri="http://schemas.openxmlformats.org/drawingml/2006/picture">
+                <pic:pic xmlns:pic="http://schemas.openxmlformats.org/drawingml/2006/picture">
+                  <pic:nvPicPr>
+                    <pic:cNvPr id="885607467" name="Imagem 885607467"/>
+                    <pic:cNvPicPr/>
+                  </pic:nvPicPr>
+                  <pic:blipFill>
+                    <a:blip r:embed="rId8" cstate="print">
+                      <a:extLst>
+                        <a:ext uri="{28A0092B-C50C-407E-A947-70E740481C1C}">
+                          <a14:useLocalDpi xmlns:a14="http://schemas.microsoft.com/office/drawing/2010/main" val="0"/>
+                        </a:ext>
+                      </a:extLst>
+                    </a:blip>
+                    <a:stretch>
+                      <a:fillRect/>
+                    </a:stretch>
+                  </pic:blipFill>
+                  <pic:spPr>
+                    <a:xfrm>
+                      <a:off x="0" y="0"/>
+                      <a:ext cx="5762625" cy="3202305"/>
+                    </a:xfrm>
+                    <a:prstGeom prst="rect">
+                      <a:avLst/>
+                    </a:prstGeom>
+                  </pic:spPr>
+                </pic:pic>
+              </a:graphicData>
+            </a:graphic>
+          </wp:inline>
+        </w:drawing>
+      </w:r>
+    </w:p>
+    <w:p>
+      <w:pPr>
+        <w:jc w:val="both"/>
+        <w:rPr>
+          <w:rFonts w:ascii="Arial" w:hAnsi="Arial" w:cs="Arial"/>
+          <w:iCs/>
+          <w:sz w:val="20"/>
+          <w:szCs w:val="20"/>
+          <w:lang w:val="pt-BR"/>
+        </w:rPr>
+      </w:pPr>
+      <w:r>
+        <w:rPr>
+          <w:rFonts w:ascii="Arial" w:hAnsi="Arial" w:cs="Arial"/>
+          <w:iCs/>
+          <w:sz w:val="20"/>
+          <w:szCs w:val="20"/>
+          <w:lang w:val="pt-BR"/>
+        </w:rPr>
+        <w:t>Fonte: Elaborado pelos autores com dados do IBGE.</w:t>
+      </w:r>
+    </w:p>
+    <w:p>
+      <w:pPr>
+        <w:jc w:val="both"/>
+        <w:rPr>
+          <w:rFonts w:ascii="Arial" w:hAnsi="Arial" w:cs="Arial"/>
+          <w:iCs/>
+          <w:sz w:val="24"/>
+          <w:szCs w:val="24"/>
+          <w:lang w:val="pt-BR"/>
+        </w:rPr>
+      </w:pPr>
+    </w:p>
+    <w:p>
+      <w:pPr>
+        <w:jc w:val="both"/>
+        <w:rPr>
+          <w:rFonts w:ascii="Arial" w:hAnsi="Arial" w:cs="Arial"/>
+          <w:iCs/>
+          <w:sz w:val="24"/>
+          <w:szCs w:val="24"/>
+          <w:lang w:val="pt-BR"/>
+        </w:rPr>
+      </w:pPr>
+      <w:r>
+        <w:rPr>
+          <w:rFonts w:ascii="Arial" w:hAnsi="Arial" w:cs="Arial"/>
+          <w:iCs/>
+          <w:sz w:val="24"/>
+          <w:szCs w:val="24"/>
+          <w:lang w:val="pt-BR"/>
+        </w:rPr>
+        <w:t>A projeção indica, portanto, que o cenário demográfico das próximas décadas será diferente daquele observado durante grande parte do período histórico analisado. Embora esses dados não permitam projetar diretamente o número futuro de contribuintes ou benefícios, a redução da população em idade potencialmente ativa, combinada ao crescimento da população idosa, evidencia um contexto demográfico mais desafiador para a Previdência Social.</w:t>
+      </w:r>
+    </w:p>
+    <w:p>
+      <w:pPr>
+        <w:jc w:val="both"/>
+        <w:rPr>
+          <w:rFonts w:ascii="Arial" w:hAnsi="Arial" w:cs="Arial"/>
+          <w:iCs/>
+          <w:sz w:val="24"/>
+          <w:szCs w:val="24"/>
+          <w:lang w:val="pt-BR"/>
+        </w:rPr>
+      </w:pPr>
     </w:p>
     <w:p>
       <w:pPr>
@@ -3168,6 +2877,7 @@
     <w:p>
       <w:pPr>
         <w:pStyle w:val="Default"/>
+        <w:ind w:firstLine="708"/>
         <w:jc w:val="both"/>
         <w:rPr>
           <w:rFonts w:ascii="Arial" w:eastAsia="Meiryo" w:hAnsi="Arial" w:cs="Arial"/>
@@ -3177,7 +2887,33 @@
         <w:rPr>
           <w:rFonts w:ascii="Arial" w:eastAsia="Meiryo" w:hAnsi="Arial" w:cs="Arial"/>
         </w:rPr>
-        <w:t>Nesta seção é momento de demonstrar ou fazer um confronto entre o que se propôs como objetivo, as hipóteses e os resultados alcançados com a pesquisa.</w:t>
+        <w:t xml:space="preserve">Os resultados confirmam que o Brasil passa por um processo de envelhecimento populacional que tende a se intensificar nas próximas décadas. A análise histórica mostrou, entretanto, que o avanço do envelhecimento não foi acompanhado por uma piora contínua dos indicadores previdenciários, evidenciando que fatores demográficos, embora relevantes, não explicam isoladamente o </w:t>
+      </w:r>
+      <w:proofErr w:type="spellStart"/>
+      <w:r>
+        <w:rPr>
+          <w:rFonts w:ascii="Arial" w:eastAsia="Meiryo" w:hAnsi="Arial" w:cs="Arial"/>
+        </w:rPr>
+        <w:t>comporta</w:t>
+      </w:r>
+      <w:r>
+        <w:rPr>
+          <w:rFonts w:ascii="Arial" w:eastAsia="Meiryo" w:hAnsi="Arial" w:cs="Arial"/>
+        </w:rPr>
+        <w:t>-</w:t>
+      </w:r>
+      <w:r>
+        <w:rPr>
+          <w:rFonts w:ascii="Arial" w:eastAsia="Meiryo" w:hAnsi="Arial" w:cs="Arial"/>
+        </w:rPr>
+        <w:t>mento</w:t>
+      </w:r>
+      <w:proofErr w:type="spellEnd"/>
+      <w:r>
+        <w:rPr>
+          <w:rFonts w:ascii="Arial" w:eastAsia="Meiryo" w:hAnsi="Arial" w:cs="Arial"/>
+        </w:rPr>
+        <w:t xml:space="preserve"> da Previdência Social.</w:t>
       </w:r>
     </w:p>
     <w:p>
@@ -3186,6 +2922,45 @@
         <w:ind w:firstLine="708"/>
         <w:jc w:val="both"/>
         <w:rPr>
+          <w:rFonts w:ascii="Arial" w:eastAsia="Meiryo" w:hAnsi="Arial" w:cs="Arial"/>
+        </w:rPr>
+      </w:pPr>
+      <w:r>
+        <w:rPr>
+          <w:rFonts w:ascii="Arial" w:eastAsia="Meiryo" w:hAnsi="Arial" w:cs="Arial"/>
+        </w:rPr>
+        <w:t>As projeções até 2070 apontam para uma redução da população em idade potencialmente ativa e um crescimento expressivo da população idosa, alterando significativamente a relação entre esses grupos. Esse cenário poderá representar desafios adicionais para a Previdência Social, embora os dados analisados não permitam concluir sobre sua sustentabilidade financeira futura, que depende também de fatores econômicos, do mercado de trabalho, das regras previdenciárias e das formas de financiamento do sistema.</w:t>
+      </w:r>
+    </w:p>
+    <w:p>
+      <w:pPr>
+        <w:pStyle w:val="Default"/>
+        <w:ind w:firstLine="708"/>
+        <w:jc w:val="both"/>
+        <w:rPr>
+          <w:rFonts w:ascii="Arial" w:eastAsia="Meiryo" w:hAnsi="Arial" w:cs="Arial"/>
+        </w:rPr>
+      </w:pPr>
+      <w:r>
+        <w:rPr>
+          <w:rFonts w:ascii="Arial" w:eastAsia="Meiryo" w:hAnsi="Arial" w:cs="Arial"/>
+        </w:rPr>
+        <w:t xml:space="preserve">Diante do aumento da longevidade e das transformações demográficas observadas, os resultados também reforçam a relevância de ampliar a discussão </w:t>
+      </w:r>
+      <w:r>
+        <w:rPr>
+          <w:rFonts w:ascii="Arial" w:eastAsia="Meiryo" w:hAnsi="Arial" w:cs="Arial"/>
+        </w:rPr>
+        <w:lastRenderedPageBreak/>
+        <w:t>sobre planejamento financeiro de longo prazo e diversificação das fontes de renda para a aposentadoria, reduzindo a dependência exclusiva de uma única fonte de renda no futuro.</w:t>
+      </w:r>
+    </w:p>
+    <w:p>
+      <w:pPr>
+        <w:pStyle w:val="Default"/>
+        <w:ind w:firstLine="708"/>
+        <w:jc w:val="both"/>
+        <w:rPr>
           <w:rFonts w:ascii="Arial" w:hAnsi="Arial" w:cs="Arial"/>
           <w:i/>
           <w:iCs/>
@@ -3218,6 +2993,402 @@
           <w:lang w:val="pt-BR"/>
         </w:rPr>
       </w:pPr>
+      <w:r>
+        <w:rPr>
+          <w:rFonts w:ascii="Arial" w:hAnsi="Arial" w:cs="Arial"/>
+          <w:b/>
+          <w:bCs/>
+          <w:iCs/>
+          <w:sz w:val="24"/>
+          <w:szCs w:val="24"/>
+          <w:lang w:val="pt-BR"/>
+        </w:rPr>
+        <w:t>BRASIL. Ministério da Previdência Social.</w:t>
+      </w:r>
+      <w:r>
+        <w:rPr>
+          <w:rFonts w:ascii="Arial" w:hAnsi="Arial" w:cs="Arial"/>
+          <w:iCs/>
+          <w:sz w:val="24"/>
+          <w:szCs w:val="24"/>
+          <w:lang w:val="pt-BR"/>
+        </w:rPr>
+        <w:t xml:space="preserve"> </w:t>
+      </w:r>
+      <w:r>
+        <w:rPr>
+          <w:rFonts w:ascii="Arial" w:hAnsi="Arial" w:cs="Arial"/>
+          <w:i/>
+          <w:iCs/>
+          <w:sz w:val="24"/>
+          <w:szCs w:val="24"/>
+          <w:lang w:val="pt-BR"/>
+        </w:rPr>
+        <w:t>Anuário Estatístico da Previdência Social – AEPS 2024</w:t>
+      </w:r>
+      <w:r>
+        <w:rPr>
+          <w:rFonts w:ascii="Arial" w:hAnsi="Arial" w:cs="Arial"/>
+          <w:iCs/>
+          <w:sz w:val="24"/>
+          <w:szCs w:val="24"/>
+          <w:lang w:val="pt-BR"/>
+        </w:rPr>
+        <w:t xml:space="preserve">. Brasília, DF: Ministério da Previdência Social, 2025. Disponível em: </w:t>
+      </w:r>
+      <w:hyperlink r:id="rId9" w:history="1">
+        <w:r>
+          <w:rPr>
+            <w:rStyle w:val="Hyperlink"/>
+            <w:rFonts w:ascii="Arial" w:hAnsi="Arial" w:cs="Arial"/>
+            <w:iCs/>
+            <w:sz w:val="24"/>
+            <w:szCs w:val="24"/>
+            <w:lang w:val="pt-BR"/>
+          </w:rPr>
+          <w:t>AEPS 2024 — Ministério da</w:t>
+        </w:r>
+        <w:r>
+          <w:rPr>
+            <w:rStyle w:val="Hyperlink"/>
+            <w:rFonts w:ascii="Arial" w:hAnsi="Arial" w:cs="Arial"/>
+            <w:iCs/>
+            <w:sz w:val="24"/>
+            <w:szCs w:val="24"/>
+            <w:lang w:val="pt-BR"/>
+          </w:rPr>
+          <w:t xml:space="preserve"> </w:t>
+        </w:r>
+        <w:r>
+          <w:rPr>
+            <w:rStyle w:val="Hyperlink"/>
+            <w:rFonts w:ascii="Arial" w:hAnsi="Arial" w:cs="Arial"/>
+            <w:iCs/>
+            <w:sz w:val="24"/>
+            <w:szCs w:val="24"/>
+            <w:lang w:val="pt-BR"/>
+          </w:rPr>
+          <w:t xml:space="preserve">Previdência </w:t>
+        </w:r>
+        <w:r>
+          <w:rPr>
+            <w:rStyle w:val="Hyperlink"/>
+            <w:rFonts w:ascii="Arial" w:hAnsi="Arial" w:cs="Arial"/>
+            <w:iCs/>
+            <w:sz w:val="24"/>
+            <w:szCs w:val="24"/>
+            <w:lang w:val="pt-BR"/>
+          </w:rPr>
+          <w:t>S</w:t>
+        </w:r>
+        <w:r>
+          <w:rPr>
+            <w:rStyle w:val="Hyperlink"/>
+            <w:rFonts w:ascii="Arial" w:hAnsi="Arial" w:cs="Arial"/>
+            <w:iCs/>
+            <w:sz w:val="24"/>
+            <w:szCs w:val="24"/>
+            <w:lang w:val="pt-BR"/>
+          </w:rPr>
+          <w:t>ocial</w:t>
+        </w:r>
+      </w:hyperlink>
+      <w:r>
+        <w:rPr>
+          <w:rFonts w:ascii="Arial" w:hAnsi="Arial" w:cs="Arial"/>
+          <w:iCs/>
+          <w:sz w:val="24"/>
+          <w:szCs w:val="24"/>
+          <w:lang w:val="pt-BR"/>
+        </w:rPr>
+        <w:t>. Acesso em: 27 set. 2026.</w:t>
+      </w:r>
+    </w:p>
+    <w:p>
+      <w:pPr>
+        <w:rPr>
+          <w:rFonts w:ascii="Arial" w:hAnsi="Arial" w:cs="Arial"/>
+          <w:iCs/>
+          <w:sz w:val="24"/>
+          <w:szCs w:val="24"/>
+          <w:lang w:val="pt-BR"/>
+        </w:rPr>
+      </w:pPr>
+    </w:p>
+    <w:p>
+      <w:pPr>
+        <w:rPr>
+          <w:rFonts w:ascii="Arial" w:hAnsi="Arial" w:cs="Arial"/>
+          <w:iCs/>
+          <w:sz w:val="24"/>
+          <w:szCs w:val="24"/>
+          <w:lang w:val="pt-BR"/>
+        </w:rPr>
+      </w:pPr>
+      <w:r>
+        <w:rPr>
+          <w:rFonts w:ascii="Arial" w:hAnsi="Arial" w:cs="Arial"/>
+          <w:b/>
+          <w:bCs/>
+          <w:iCs/>
+          <w:sz w:val="24"/>
+          <w:szCs w:val="24"/>
+          <w:lang w:val="pt-BR"/>
+        </w:rPr>
+        <w:t>BRASIL. Ministério da Previdência Social.</w:t>
+      </w:r>
+      <w:r>
+        <w:rPr>
+          <w:rFonts w:ascii="Arial" w:hAnsi="Arial" w:cs="Arial"/>
+          <w:iCs/>
+          <w:sz w:val="24"/>
+          <w:szCs w:val="24"/>
+          <w:lang w:val="pt-BR"/>
+        </w:rPr>
+        <w:t xml:space="preserve"> </w:t>
+      </w:r>
+      <w:r>
+        <w:rPr>
+          <w:rFonts w:ascii="Arial" w:hAnsi="Arial" w:cs="Arial"/>
+          <w:i/>
+          <w:iCs/>
+          <w:sz w:val="24"/>
+          <w:szCs w:val="24"/>
+          <w:lang w:val="pt-BR"/>
+        </w:rPr>
+        <w:t>Suplemento Histórico do Anuário Estatístico da Previdência Social – AEPS 2023</w:t>
+      </w:r>
+      <w:r>
+        <w:rPr>
+          <w:rFonts w:ascii="Arial" w:hAnsi="Arial" w:cs="Arial"/>
+          <w:iCs/>
+          <w:sz w:val="24"/>
+          <w:szCs w:val="24"/>
+          <w:lang w:val="pt-BR"/>
+        </w:rPr>
+        <w:t xml:space="preserve">. Brasília, DF: Ministério da Previdência Social, 2024. Disponível em: </w:t>
+      </w:r>
+      <w:hyperlink r:id="rId10" w:history="1">
+        <w:r>
+          <w:rPr>
+            <w:rStyle w:val="Hyperlink"/>
+            <w:rFonts w:ascii="Arial" w:hAnsi="Arial" w:cs="Arial"/>
+            <w:iCs/>
+            <w:sz w:val="24"/>
+            <w:szCs w:val="24"/>
+            <w:lang w:val="pt-BR"/>
+          </w:rPr>
+          <w:t>Anuários da Previdê</w:t>
+        </w:r>
+        <w:r>
+          <w:rPr>
+            <w:rStyle w:val="Hyperlink"/>
+            <w:rFonts w:ascii="Arial" w:hAnsi="Arial" w:cs="Arial"/>
+            <w:iCs/>
+            <w:sz w:val="24"/>
+            <w:szCs w:val="24"/>
+            <w:lang w:val="pt-BR"/>
+          </w:rPr>
+          <w:t>n</w:t>
+        </w:r>
+        <w:r>
+          <w:rPr>
+            <w:rStyle w:val="Hyperlink"/>
+            <w:rFonts w:ascii="Arial" w:hAnsi="Arial" w:cs="Arial"/>
+            <w:iCs/>
+            <w:sz w:val="24"/>
+            <w:szCs w:val="24"/>
+            <w:lang w:val="pt-BR"/>
+          </w:rPr>
+          <w:t>cia So</w:t>
+        </w:r>
+        <w:r>
+          <w:rPr>
+            <w:rStyle w:val="Hyperlink"/>
+            <w:rFonts w:ascii="Arial" w:hAnsi="Arial" w:cs="Arial"/>
+            <w:iCs/>
+            <w:sz w:val="24"/>
+            <w:szCs w:val="24"/>
+            <w:lang w:val="pt-BR"/>
+          </w:rPr>
+          <w:t>c</w:t>
+        </w:r>
+        <w:r>
+          <w:rPr>
+            <w:rStyle w:val="Hyperlink"/>
+            <w:rFonts w:ascii="Arial" w:hAnsi="Arial" w:cs="Arial"/>
+            <w:iCs/>
+            <w:sz w:val="24"/>
+            <w:szCs w:val="24"/>
+            <w:lang w:val="pt-BR"/>
+          </w:rPr>
+          <w:t>ial — Ministério da Previdência Social</w:t>
+        </w:r>
+      </w:hyperlink>
+      <w:r>
+        <w:rPr>
+          <w:rFonts w:ascii="Arial" w:hAnsi="Arial" w:cs="Arial"/>
+          <w:iCs/>
+          <w:sz w:val="24"/>
+          <w:szCs w:val="24"/>
+          <w:lang w:val="pt-BR"/>
+        </w:rPr>
+        <w:t>. Acesso em: 27 set. 2026.</w:t>
+      </w:r>
+    </w:p>
+    <w:p>
+      <w:pPr>
+        <w:rPr>
+          <w:rFonts w:ascii="Arial" w:hAnsi="Arial" w:cs="Arial"/>
+          <w:iCs/>
+          <w:sz w:val="24"/>
+          <w:szCs w:val="24"/>
+          <w:lang w:val="pt-BR"/>
+        </w:rPr>
+      </w:pPr>
+    </w:p>
+    <w:p>
+      <w:pPr>
+        <w:rPr>
+          <w:rFonts w:ascii="Arial" w:hAnsi="Arial" w:cs="Arial"/>
+          <w:iCs/>
+          <w:sz w:val="24"/>
+          <w:szCs w:val="24"/>
+          <w:lang w:val="pt-BR"/>
+        </w:rPr>
+      </w:pPr>
+      <w:r>
+        <w:rPr>
+          <w:rFonts w:ascii="Arial" w:hAnsi="Arial" w:cs="Arial"/>
+          <w:b/>
+          <w:bCs/>
+          <w:iCs/>
+          <w:sz w:val="24"/>
+          <w:szCs w:val="24"/>
+          <w:lang w:val="pt-BR"/>
+        </w:rPr>
+        <w:t>INSTITUTO BRASILEIRO DE GEOGRAFIA E ESTATÍSTICA (IBGE).</w:t>
+      </w:r>
+      <w:r>
+        <w:rPr>
+          <w:rFonts w:ascii="Arial" w:hAnsi="Arial" w:cs="Arial"/>
+          <w:iCs/>
+          <w:sz w:val="24"/>
+          <w:szCs w:val="24"/>
+          <w:lang w:val="pt-BR"/>
+        </w:rPr>
+        <w:t xml:space="preserve"> </w:t>
+      </w:r>
+      <w:r>
+        <w:rPr>
+          <w:rFonts w:ascii="Arial" w:hAnsi="Arial" w:cs="Arial"/>
+          <w:i/>
+          <w:iCs/>
+          <w:sz w:val="24"/>
+          <w:szCs w:val="24"/>
+          <w:lang w:val="pt-BR"/>
+        </w:rPr>
+        <w:t>Projeções da população: Brasil e Unidades da Federação: estimativas e projeções: revisão 2024</w:t>
+      </w:r>
+      <w:r>
+        <w:rPr>
+          <w:rFonts w:ascii="Arial" w:hAnsi="Arial" w:cs="Arial"/>
+          <w:iCs/>
+          <w:sz w:val="24"/>
+          <w:szCs w:val="24"/>
+          <w:lang w:val="pt-BR"/>
+        </w:rPr>
+        <w:t xml:space="preserve">. 3. ed. Rio de Janeiro: IBGE, 2024. Disponível em: </w:t>
+      </w:r>
+      <w:hyperlink r:id="rId11" w:history="1">
+        <w:r>
+          <w:rPr>
+            <w:rStyle w:val="Hyperlink"/>
+            <w:rFonts w:ascii="Arial" w:hAnsi="Arial" w:cs="Arial"/>
+            <w:iCs/>
+            <w:sz w:val="24"/>
+            <w:szCs w:val="24"/>
+            <w:lang w:val="pt-BR"/>
+          </w:rPr>
+          <w:t xml:space="preserve">Projeções </w:t>
+        </w:r>
+        <w:r>
+          <w:rPr>
+            <w:rStyle w:val="Hyperlink"/>
+            <w:rFonts w:ascii="Arial" w:hAnsi="Arial" w:cs="Arial"/>
+            <w:iCs/>
+            <w:sz w:val="24"/>
+            <w:szCs w:val="24"/>
+            <w:lang w:val="pt-BR"/>
+          </w:rPr>
+          <w:t>d</w:t>
+        </w:r>
+        <w:r>
+          <w:rPr>
+            <w:rStyle w:val="Hyperlink"/>
+            <w:rFonts w:ascii="Arial" w:hAnsi="Arial" w:cs="Arial"/>
+            <w:iCs/>
+            <w:sz w:val="24"/>
+            <w:szCs w:val="24"/>
+            <w:lang w:val="pt-BR"/>
+          </w:rPr>
+          <w:t>a</w:t>
+        </w:r>
+        <w:r>
+          <w:rPr>
+            <w:rStyle w:val="Hyperlink"/>
+            <w:rFonts w:ascii="Arial" w:hAnsi="Arial" w:cs="Arial"/>
+            <w:iCs/>
+            <w:sz w:val="24"/>
+            <w:szCs w:val="24"/>
+            <w:lang w:val="pt-BR"/>
+          </w:rPr>
+          <w:t xml:space="preserve"> População</w:t>
+        </w:r>
+        <w:r>
+          <w:rPr>
+            <w:rStyle w:val="Hyperlink"/>
+            <w:rFonts w:ascii="Arial" w:hAnsi="Arial" w:cs="Arial"/>
+            <w:iCs/>
+            <w:sz w:val="24"/>
+            <w:szCs w:val="24"/>
+            <w:lang w:val="pt-BR"/>
+          </w:rPr>
+          <w:t xml:space="preserve"> </w:t>
+        </w:r>
+        <w:r>
+          <w:rPr>
+            <w:rStyle w:val="Hyperlink"/>
+            <w:rFonts w:ascii="Arial" w:hAnsi="Arial" w:cs="Arial"/>
+            <w:iCs/>
+            <w:sz w:val="24"/>
+            <w:szCs w:val="24"/>
+            <w:lang w:val="pt-BR"/>
+          </w:rPr>
+          <w:t>— IBGE</w:t>
+        </w:r>
+      </w:hyperlink>
+      <w:r>
+        <w:rPr>
+          <w:rFonts w:ascii="Arial" w:hAnsi="Arial" w:cs="Arial"/>
+          <w:iCs/>
+          <w:sz w:val="24"/>
+          <w:szCs w:val="24"/>
+          <w:lang w:val="pt-BR"/>
+        </w:rPr>
+        <w:t>. Acesso em: 27 set. 2026.</w:t>
+      </w:r>
+    </w:p>
+    <w:p>
+      <w:pPr>
+        <w:rPr>
+          <w:rFonts w:ascii="Arial" w:hAnsi="Arial" w:cs="Arial"/>
+          <w:iCs/>
+          <w:sz w:val="24"/>
+          <w:szCs w:val="24"/>
+          <w:lang w:val="pt-BR"/>
+        </w:rPr>
+      </w:pPr>
     </w:p>
     <w:p>
       <w:pPr>
@@ -3297,69 +3468,6 @@
       <w:pPr>
         <w:rPr>
           <w:rFonts w:ascii="Arial" w:eastAsia="Meiryo" w:hAnsi="Arial" w:cs="Arial"/>
-          <w:sz w:val="24"/>
-          <w:szCs w:val="24"/>
-          <w:lang w:val="pt-BR"/>
-        </w:rPr>
-      </w:pPr>
-    </w:p>
-    <w:p>
-      <w:pPr>
-        <w:rPr>
-          <w:rFonts w:ascii="Arial" w:eastAsia="Meiryo" w:hAnsi="Arial" w:cs="Arial"/>
-          <w:b/>
-          <w:sz w:val="24"/>
-          <w:szCs w:val="24"/>
-          <w:lang w:val="pt-BR"/>
-        </w:rPr>
-      </w:pPr>
-      <w:r>
-        <w:rPr>
-          <w:rFonts w:ascii="Arial" w:eastAsia="Meiryo" w:hAnsi="Arial" w:cs="Arial"/>
-          <w:b/>
-          <w:sz w:val="24"/>
-          <w:szCs w:val="24"/>
-          <w:lang w:val="pt-BR"/>
-        </w:rPr>
-        <w:t>Sobre os autores:</w:t>
-      </w:r>
-    </w:p>
-    <w:p>
-      <w:pPr>
-        <w:rPr>
-          <w:rFonts w:ascii="Arial" w:eastAsia="Meiryo" w:hAnsi="Arial" w:cs="Arial"/>
-          <w:b/>
-          <w:sz w:val="24"/>
-          <w:szCs w:val="24"/>
-          <w:lang w:val="pt-BR"/>
-        </w:rPr>
-      </w:pPr>
-      <w:r>
-        <w:rPr>
-          <w:rFonts w:ascii="Arial" w:eastAsia="Meiryo" w:hAnsi="Arial" w:cs="Arial"/>
-          <w:b/>
-          <w:sz w:val="24"/>
-          <w:szCs w:val="24"/>
-          <w:lang w:val="pt-BR"/>
-        </w:rPr>
-        <w:t>_________________</w:t>
-      </w:r>
-    </w:p>
-    <w:p>
-      <w:pPr>
-        <w:rPr>
-          <w:rFonts w:ascii="Arial" w:eastAsia="Meiryo" w:hAnsi="Arial" w:cs="Arial"/>
-          <w:b/>
-          <w:sz w:val="24"/>
-          <w:szCs w:val="24"/>
-          <w:lang w:val="pt-BR"/>
-        </w:rPr>
-      </w:pPr>
-    </w:p>
-    <w:p>
-      <w:pPr>
-        <w:rPr>
-          <w:rFonts w:ascii="Arial" w:eastAsia="Meiryo" w:hAnsi="Arial" w:cs="Arial"/>
           <w:b/>
           <w:sz w:val="24"/>
           <w:szCs w:val="24"/>
@@ -3401,7 +3509,16 @@
           <w:sz w:val="24"/>
           <w:szCs w:val="24"/>
         </w:rPr>
-        <w:t>NOME DO AUTOR (Autor 1)</w:t>
+        <w:t>ANDERSON PEREIRA HORÁCIO</w:t>
+      </w:r>
+      <w:r>
+        <w:rPr>
+          <w:rFonts w:ascii="Arial" w:hAnsi="Arial" w:cs="Arial"/>
+          <w:b/>
+          <w:sz w:val="24"/>
+          <w:szCs w:val="24"/>
+        </w:rPr>
+        <w:t xml:space="preserve"> (Autor 1)</w:t>
       </w:r>
     </w:p>
     <w:p>
@@ -3430,8 +3547,8 @@
         <w:tblLook w:val="04A0" w:firstRow="1" w:lastRow="0" w:firstColumn="1" w:lastColumn="0" w:noHBand="0" w:noVBand="1"/>
       </w:tblPr>
       <w:tblGrid>
-        <w:gridCol w:w="1418"/>
-        <w:gridCol w:w="7643"/>
+        <w:gridCol w:w="1841"/>
+        <w:gridCol w:w="7234"/>
       </w:tblGrid>
       <w:tr>
         <w:tc>
@@ -3447,6 +3564,55 @@
                 <w:szCs w:val="24"/>
               </w:rPr>
             </w:pPr>
+            <w:r>
+              <w:rPr>
+                <w:rFonts w:ascii="Arial" w:hAnsi="Arial" w:cs="Arial"/>
+                <w:noProof/>
+                <w:sz w:val="24"/>
+                <w:szCs w:val="24"/>
+              </w:rPr>
+              <w:drawing>
+                <wp:inline distT="0" distB="0" distL="0" distR="0" wp14:anchorId="746185A1" wp14:editId="3807AEE7">
+                  <wp:extent cx="1031903" cy="1038385"/>
+                  <wp:effectExtent l="0" t="0" r="0" b="9525"/>
+                  <wp:docPr id="1320392785" name="Imagem 5"/>
+                  <wp:cNvGraphicFramePr>
+                    <a:graphicFrameLocks xmlns:a="http://schemas.openxmlformats.org/drawingml/2006/main" noChangeAspect="1"/>
+                  </wp:cNvGraphicFramePr>
+                  <a:graphic xmlns:a="http://schemas.openxmlformats.org/drawingml/2006/main">
+                    <a:graphicData uri="http://schemas.openxmlformats.org/drawingml/2006/picture">
+                      <pic:pic xmlns:pic="http://schemas.openxmlformats.org/drawingml/2006/picture">
+                        <pic:nvPicPr>
+                          <pic:cNvPr id="1320392785" name="Imagem 1320392785"/>
+                          <pic:cNvPicPr/>
+                        </pic:nvPicPr>
+                        <pic:blipFill>
+                          <a:blip r:embed="rId12" cstate="print">
+                            <a:extLst>
+                              <a:ext uri="{28A0092B-C50C-407E-A947-70E740481C1C}">
+                                <a14:useLocalDpi xmlns:a14="http://schemas.microsoft.com/office/drawing/2010/main" val="0"/>
+                              </a:ext>
+                            </a:extLst>
+                          </a:blip>
+                          <a:stretch>
+                            <a:fillRect/>
+                          </a:stretch>
+                        </pic:blipFill>
+                        <pic:spPr>
+                          <a:xfrm>
+                            <a:off x="0" y="0"/>
+                            <a:ext cx="1085573" cy="1092392"/>
+                          </a:xfrm>
+                          <a:prstGeom prst="rect">
+                            <a:avLst/>
+                          </a:prstGeom>
+                        </pic:spPr>
+                      </pic:pic>
+                    </a:graphicData>
+                  </a:graphic>
+                </wp:inline>
+              </w:drawing>
+            </w:r>
           </w:p>
           <w:p>
             <w:pPr>
@@ -3457,14 +3623,6 @@
                 <w:szCs w:val="24"/>
               </w:rPr>
             </w:pPr>
-            <w:r>
-              <w:rPr>
-                <w:rFonts w:ascii="Arial" w:hAnsi="Arial" w:cs="Arial"/>
-                <w:sz w:val="24"/>
-                <w:szCs w:val="24"/>
-              </w:rPr>
-              <w:t>Foto</w:t>
-            </w:r>
           </w:p>
         </w:tc>
         <w:tc>
@@ -3480,22 +3638,15 @@
                 <w:szCs w:val="24"/>
               </w:rPr>
             </w:pPr>
-            <w:r>
-              <w:rPr>
-                <w:rFonts w:ascii="Arial" w:hAnsi="Arial" w:cs="Arial"/>
-                <w:sz w:val="24"/>
-                <w:szCs w:val="24"/>
-              </w:rPr>
-              <w:t xml:space="preserve">(Exemplo) - Possui graduação em Engenharia Mecânica pela Faculdade </w:t>
-            </w:r>
             <w:proofErr w:type="spellStart"/>
             <w:r>
               <w:rPr>
                 <w:rFonts w:ascii="Arial" w:hAnsi="Arial" w:cs="Arial"/>
                 <w:sz w:val="24"/>
                 <w:szCs w:val="24"/>
-              </w:rPr>
-              <w:t>xxxx</w:t>
+                <w:lang w:val="en-US"/>
+              </w:rPr>
+              <w:t>Profissional</w:t>
             </w:r>
             <w:proofErr w:type="spellEnd"/>
             <w:r>
@@ -3503,8 +3654,9 @@
                 <w:rFonts w:ascii="Arial" w:hAnsi="Arial" w:cs="Arial"/>
                 <w:sz w:val="24"/>
                 <w:szCs w:val="24"/>
-              </w:rPr>
-              <w:t xml:space="preserve"> (2000), cursando atualmente a Pós-Graduação em </w:t>
+                <w:lang w:val="en-US"/>
+              </w:rPr>
+              <w:t xml:space="preserve"> </w:t>
             </w:r>
             <w:proofErr w:type="spellStart"/>
             <w:r>
@@ -3512,8 +3664,9 @@
                 <w:rFonts w:ascii="Arial" w:hAnsi="Arial" w:cs="Arial"/>
                 <w:sz w:val="24"/>
                 <w:szCs w:val="24"/>
-              </w:rPr>
-              <w:t>xxxxxxx</w:t>
+                <w:lang w:val="en-US"/>
+              </w:rPr>
+              <w:t>em</w:t>
             </w:r>
             <w:proofErr w:type="spellEnd"/>
             <w:r>
@@ -3521,8 +3674,9 @@
                 <w:rFonts w:ascii="Arial" w:hAnsi="Arial" w:cs="Arial"/>
                 <w:sz w:val="24"/>
                 <w:szCs w:val="24"/>
-              </w:rPr>
-              <w:t xml:space="preserve"> pela Faculdade SENAI de Tecnologia Mecatrônica (2016). Tem experiência na área de Engenharia Mecânica, com ênfase em Projetos de Máquinas e Planejamento de Manutenção. É supervisor de manutenção na empresa </w:t>
+                <w:lang w:val="en-US"/>
+              </w:rPr>
+              <w:t xml:space="preserve"> </w:t>
             </w:r>
             <w:proofErr w:type="spellStart"/>
             <w:r>
@@ -3530,8 +3684,9 @@
                 <w:rFonts w:ascii="Arial" w:hAnsi="Arial" w:cs="Arial"/>
                 <w:sz w:val="24"/>
                 <w:szCs w:val="24"/>
-              </w:rPr>
-              <w:t>xxxxxxxx</w:t>
+                <w:lang w:val="en-US"/>
+              </w:rPr>
+              <w:t>formação</w:t>
             </w:r>
             <w:proofErr w:type="spellEnd"/>
             <w:r>
@@ -3539,8 +3694,9 @@
                 <w:rFonts w:ascii="Arial" w:hAnsi="Arial" w:cs="Arial"/>
                 <w:sz w:val="24"/>
                 <w:szCs w:val="24"/>
-              </w:rPr>
-              <w:t xml:space="preserve"> responsável pelos setores de </w:t>
+                <w:lang w:val="en-US"/>
+              </w:rPr>
+              <w:t xml:space="preserve"> </w:t>
             </w:r>
             <w:proofErr w:type="spellStart"/>
             <w:r>
@@ -3548,10 +3704,905 @@
                 <w:rFonts w:ascii="Arial" w:hAnsi="Arial" w:cs="Arial"/>
                 <w:sz w:val="24"/>
                 <w:szCs w:val="24"/>
-              </w:rPr>
-              <w:t>xxxxxxx</w:t>
+                <w:lang w:val="en-US"/>
+              </w:rPr>
+              <w:t>na</w:t>
             </w:r>
             <w:proofErr w:type="spellEnd"/>
+            <w:r>
+              <w:rPr>
+                <w:rFonts w:ascii="Arial" w:hAnsi="Arial" w:cs="Arial"/>
+                <w:sz w:val="24"/>
+                <w:szCs w:val="24"/>
+                <w:lang w:val="en-US"/>
+              </w:rPr>
+              <w:t xml:space="preserve"> </w:t>
+            </w:r>
+            <w:proofErr w:type="spellStart"/>
+            <w:r>
+              <w:rPr>
+                <w:rFonts w:ascii="Arial" w:hAnsi="Arial" w:cs="Arial"/>
+                <w:sz w:val="24"/>
+                <w:szCs w:val="24"/>
+                <w:lang w:val="en-US"/>
+              </w:rPr>
+              <w:t>área</w:t>
+            </w:r>
+            <w:proofErr w:type="spellEnd"/>
+            <w:r>
+              <w:rPr>
+                <w:rFonts w:ascii="Arial" w:hAnsi="Arial" w:cs="Arial"/>
+                <w:sz w:val="24"/>
+                <w:szCs w:val="24"/>
+                <w:lang w:val="en-US"/>
+              </w:rPr>
+              <w:t xml:space="preserve"> de </w:t>
+            </w:r>
+            <w:proofErr w:type="spellStart"/>
+            <w:r>
+              <w:rPr>
+                <w:rFonts w:ascii="Arial" w:hAnsi="Arial" w:cs="Arial"/>
+                <w:sz w:val="24"/>
+                <w:szCs w:val="24"/>
+                <w:lang w:val="en-US"/>
+              </w:rPr>
+              <w:t>Inteligência</w:t>
+            </w:r>
+            <w:proofErr w:type="spellEnd"/>
+            <w:r>
+              <w:rPr>
+                <w:rFonts w:ascii="Arial" w:hAnsi="Arial" w:cs="Arial"/>
+                <w:sz w:val="24"/>
+                <w:szCs w:val="24"/>
+                <w:lang w:val="en-US"/>
+              </w:rPr>
+              <w:t xml:space="preserve"> e </w:t>
+            </w:r>
+            <w:proofErr w:type="spellStart"/>
+            <w:r>
+              <w:rPr>
+                <w:rFonts w:ascii="Arial" w:hAnsi="Arial" w:cs="Arial"/>
+                <w:sz w:val="24"/>
+                <w:szCs w:val="24"/>
+                <w:lang w:val="en-US"/>
+              </w:rPr>
+              <w:t>Análise</w:t>
+            </w:r>
+            <w:proofErr w:type="spellEnd"/>
+            <w:r>
+              <w:rPr>
+                <w:rFonts w:ascii="Arial" w:hAnsi="Arial" w:cs="Arial"/>
+                <w:sz w:val="24"/>
+                <w:szCs w:val="24"/>
+                <w:lang w:val="en-US"/>
+              </w:rPr>
+              <w:t xml:space="preserve"> de Dados </w:t>
+            </w:r>
+            <w:proofErr w:type="spellStart"/>
+            <w:r>
+              <w:rPr>
+                <w:rFonts w:ascii="Arial" w:hAnsi="Arial" w:cs="Arial"/>
+                <w:sz w:val="24"/>
+                <w:szCs w:val="24"/>
+                <w:lang w:val="en-US"/>
+              </w:rPr>
+              <w:t>pelo</w:t>
+            </w:r>
+            <w:proofErr w:type="spellEnd"/>
+            <w:r>
+              <w:rPr>
+                <w:rFonts w:ascii="Arial" w:hAnsi="Arial" w:cs="Arial"/>
+                <w:sz w:val="24"/>
+                <w:szCs w:val="24"/>
+                <w:lang w:val="en-US"/>
+              </w:rPr>
+              <w:t xml:space="preserve"> SENAI </w:t>
+            </w:r>
+            <w:proofErr w:type="spellStart"/>
+            <w:r>
+              <w:rPr>
+                <w:rFonts w:ascii="Arial" w:hAnsi="Arial" w:cs="Arial"/>
+                <w:sz w:val="24"/>
+                <w:szCs w:val="24"/>
+                <w:lang w:val="en-US"/>
+              </w:rPr>
+              <w:t>Suíço</w:t>
+            </w:r>
+            <w:proofErr w:type="spellEnd"/>
+            <w:r>
+              <w:rPr>
+                <w:rFonts w:ascii="Arial" w:hAnsi="Arial" w:cs="Arial"/>
+                <w:sz w:val="24"/>
+                <w:szCs w:val="24"/>
+                <w:lang w:val="en-US"/>
+              </w:rPr>
+              <w:t xml:space="preserve">-Brasileira, </w:t>
+            </w:r>
+            <w:proofErr w:type="spellStart"/>
+            <w:r>
+              <w:rPr>
+                <w:rFonts w:ascii="Arial" w:hAnsi="Arial" w:cs="Arial"/>
+                <w:sz w:val="24"/>
+                <w:szCs w:val="24"/>
+                <w:lang w:val="en-US"/>
+              </w:rPr>
+              <w:t>Graduado</w:t>
+            </w:r>
+            <w:proofErr w:type="spellEnd"/>
+            <w:r>
+              <w:rPr>
+                <w:rFonts w:ascii="Arial" w:hAnsi="Arial" w:cs="Arial"/>
+                <w:sz w:val="24"/>
+                <w:szCs w:val="24"/>
+                <w:lang w:val="en-US"/>
+              </w:rPr>
+              <w:t xml:space="preserve"> </w:t>
+            </w:r>
+            <w:proofErr w:type="spellStart"/>
+            <w:r>
+              <w:rPr>
+                <w:rFonts w:ascii="Arial" w:hAnsi="Arial" w:cs="Arial"/>
+                <w:sz w:val="24"/>
+                <w:szCs w:val="24"/>
+                <w:lang w:val="en-US"/>
+              </w:rPr>
+              <w:t>em</w:t>
+            </w:r>
+            <w:proofErr w:type="spellEnd"/>
+            <w:r>
+              <w:rPr>
+                <w:rFonts w:ascii="Arial" w:hAnsi="Arial" w:cs="Arial"/>
+                <w:sz w:val="24"/>
+                <w:szCs w:val="24"/>
+                <w:lang w:val="en-US"/>
+              </w:rPr>
+              <w:t xml:space="preserve"> </w:t>
+            </w:r>
+            <w:proofErr w:type="spellStart"/>
+            <w:r>
+              <w:rPr>
+                <w:rFonts w:ascii="Arial" w:hAnsi="Arial" w:cs="Arial"/>
+                <w:sz w:val="24"/>
+                <w:szCs w:val="24"/>
+                <w:lang w:val="en-US"/>
+              </w:rPr>
+              <w:t>Engenharia</w:t>
+            </w:r>
+            <w:proofErr w:type="spellEnd"/>
+            <w:r>
+              <w:rPr>
+                <w:rFonts w:ascii="Arial" w:hAnsi="Arial" w:cs="Arial"/>
+                <w:sz w:val="24"/>
+                <w:szCs w:val="24"/>
+                <w:lang w:val="en-US"/>
+              </w:rPr>
+              <w:t xml:space="preserve"> de </w:t>
+            </w:r>
+            <w:proofErr w:type="spellStart"/>
+            <w:r>
+              <w:rPr>
+                <w:rFonts w:ascii="Arial" w:hAnsi="Arial" w:cs="Arial"/>
+                <w:sz w:val="24"/>
+                <w:szCs w:val="24"/>
+                <w:lang w:val="en-US"/>
+              </w:rPr>
+              <w:t>Produção</w:t>
+            </w:r>
+            <w:proofErr w:type="spellEnd"/>
+            <w:r>
+              <w:rPr>
+                <w:rFonts w:ascii="Arial" w:hAnsi="Arial" w:cs="Arial"/>
+                <w:sz w:val="24"/>
+                <w:szCs w:val="24"/>
+                <w:lang w:val="en-US"/>
+              </w:rPr>
+              <w:t xml:space="preserve"> </w:t>
+            </w:r>
+            <w:proofErr w:type="spellStart"/>
+            <w:r>
+              <w:rPr>
+                <w:rFonts w:ascii="Arial" w:hAnsi="Arial" w:cs="Arial"/>
+                <w:sz w:val="24"/>
+                <w:szCs w:val="24"/>
+                <w:lang w:val="en-US"/>
+              </w:rPr>
+              <w:t>Mecânica</w:t>
+            </w:r>
+            <w:proofErr w:type="spellEnd"/>
+            <w:r>
+              <w:rPr>
+                <w:rFonts w:ascii="Arial" w:hAnsi="Arial" w:cs="Arial"/>
+                <w:sz w:val="24"/>
+                <w:szCs w:val="24"/>
+                <w:lang w:val="en-US"/>
+              </w:rPr>
+              <w:t xml:space="preserve"> </w:t>
+            </w:r>
+            <w:proofErr w:type="spellStart"/>
+            <w:r>
+              <w:rPr>
+                <w:rFonts w:ascii="Arial" w:hAnsi="Arial" w:cs="Arial"/>
+                <w:sz w:val="24"/>
+                <w:szCs w:val="24"/>
+                <w:lang w:val="en-US"/>
+              </w:rPr>
+              <w:t>pelo</w:t>
+            </w:r>
+            <w:proofErr w:type="spellEnd"/>
+            <w:r>
+              <w:rPr>
+                <w:rFonts w:ascii="Arial" w:hAnsi="Arial" w:cs="Arial"/>
+                <w:sz w:val="24"/>
+                <w:szCs w:val="24"/>
+                <w:lang w:val="en-US"/>
+              </w:rPr>
+              <w:t xml:space="preserve"> Centro Universitário das </w:t>
+            </w:r>
+            <w:proofErr w:type="spellStart"/>
+            <w:r>
+              <w:rPr>
+                <w:rFonts w:ascii="Arial" w:hAnsi="Arial" w:cs="Arial"/>
+                <w:sz w:val="24"/>
+                <w:szCs w:val="24"/>
+                <w:lang w:val="en-US"/>
+              </w:rPr>
+              <w:t>Faculdades</w:t>
+            </w:r>
+            <w:proofErr w:type="spellEnd"/>
+            <w:r>
+              <w:rPr>
+                <w:rFonts w:ascii="Arial" w:hAnsi="Arial" w:cs="Arial"/>
+                <w:sz w:val="24"/>
+                <w:szCs w:val="24"/>
+                <w:lang w:val="en-US"/>
+              </w:rPr>
+              <w:t xml:space="preserve"> Me</w:t>
+            </w:r>
+            <w:r>
+              <w:rPr>
+                <w:rFonts w:ascii="Arial" w:hAnsi="Arial" w:cs="Arial"/>
+                <w:sz w:val="24"/>
+                <w:szCs w:val="24"/>
+                <w:lang w:val="en-US"/>
+              </w:rPr>
+              <w:t>-</w:t>
+            </w:r>
+            <w:proofErr w:type="spellStart"/>
+            <w:r>
+              <w:rPr>
+                <w:rFonts w:ascii="Arial" w:hAnsi="Arial" w:cs="Arial"/>
+                <w:sz w:val="24"/>
+                <w:szCs w:val="24"/>
+                <w:lang w:val="en-US"/>
+              </w:rPr>
+              <w:t>tropolitanas</w:t>
+            </w:r>
+            <w:proofErr w:type="spellEnd"/>
+            <w:r>
+              <w:rPr>
+                <w:rFonts w:ascii="Arial" w:hAnsi="Arial" w:cs="Arial"/>
+                <w:sz w:val="24"/>
+                <w:szCs w:val="24"/>
+                <w:lang w:val="en-US"/>
+              </w:rPr>
+              <w:t xml:space="preserve"> Unidas (FMU). </w:t>
+            </w:r>
+            <w:proofErr w:type="spellStart"/>
+            <w:r>
+              <w:rPr>
+                <w:rFonts w:ascii="Arial" w:hAnsi="Arial" w:cs="Arial"/>
+                <w:sz w:val="24"/>
+                <w:szCs w:val="24"/>
+                <w:lang w:val="en-US"/>
+              </w:rPr>
+              <w:t>Possui</w:t>
+            </w:r>
+            <w:proofErr w:type="spellEnd"/>
+            <w:r>
+              <w:rPr>
+                <w:rFonts w:ascii="Arial" w:hAnsi="Arial" w:cs="Arial"/>
+                <w:sz w:val="24"/>
+                <w:szCs w:val="24"/>
+                <w:lang w:val="en-US"/>
+              </w:rPr>
+              <w:t xml:space="preserve"> </w:t>
+            </w:r>
+            <w:proofErr w:type="spellStart"/>
+            <w:r>
+              <w:rPr>
+                <w:rFonts w:ascii="Arial" w:hAnsi="Arial" w:cs="Arial"/>
+                <w:sz w:val="24"/>
+                <w:szCs w:val="24"/>
+                <w:lang w:val="en-US"/>
+              </w:rPr>
+              <w:t>conhecimentos</w:t>
+            </w:r>
+            <w:proofErr w:type="spellEnd"/>
+            <w:r>
+              <w:rPr>
+                <w:rFonts w:ascii="Arial" w:hAnsi="Arial" w:cs="Arial"/>
+                <w:sz w:val="24"/>
+                <w:szCs w:val="24"/>
+                <w:lang w:val="en-US"/>
+              </w:rPr>
+              <w:t xml:space="preserve"> </w:t>
+            </w:r>
+            <w:proofErr w:type="spellStart"/>
+            <w:r>
+              <w:rPr>
+                <w:rFonts w:ascii="Arial" w:hAnsi="Arial" w:cs="Arial"/>
+                <w:sz w:val="24"/>
+                <w:szCs w:val="24"/>
+                <w:lang w:val="en-US"/>
+              </w:rPr>
+              <w:t>em</w:t>
+            </w:r>
+            <w:proofErr w:type="spellEnd"/>
+            <w:r>
+              <w:rPr>
+                <w:rFonts w:ascii="Arial" w:hAnsi="Arial" w:cs="Arial"/>
+                <w:sz w:val="24"/>
+                <w:szCs w:val="24"/>
+                <w:lang w:val="en-US"/>
+              </w:rPr>
+              <w:t xml:space="preserve"> </w:t>
+            </w:r>
+            <w:proofErr w:type="spellStart"/>
+            <w:r>
+              <w:rPr>
+                <w:rFonts w:ascii="Arial" w:hAnsi="Arial" w:cs="Arial"/>
+                <w:sz w:val="24"/>
+                <w:szCs w:val="24"/>
+                <w:lang w:val="en-US"/>
+              </w:rPr>
+              <w:t>progra</w:t>
+            </w:r>
+            <w:r>
+              <w:rPr>
+                <w:rFonts w:ascii="Arial" w:hAnsi="Arial" w:cs="Arial"/>
+                <w:sz w:val="24"/>
+                <w:szCs w:val="24"/>
+                <w:lang w:val="en-US"/>
+              </w:rPr>
+              <w:t>ma</w:t>
+            </w:r>
+            <w:r>
+              <w:rPr>
+                <w:rFonts w:ascii="Arial" w:hAnsi="Arial" w:cs="Arial"/>
+                <w:sz w:val="24"/>
+                <w:szCs w:val="24"/>
+                <w:lang w:val="en-US"/>
+              </w:rPr>
+              <w:t>-</w:t>
+            </w:r>
+            <w:r>
+              <w:rPr>
+                <w:rFonts w:ascii="Arial" w:hAnsi="Arial" w:cs="Arial"/>
+                <w:sz w:val="24"/>
+                <w:szCs w:val="24"/>
+                <w:lang w:val="en-US"/>
+              </w:rPr>
+              <w:t>ção</w:t>
+            </w:r>
+            <w:proofErr w:type="spellEnd"/>
+            <w:r>
+              <w:rPr>
+                <w:rFonts w:ascii="Arial" w:hAnsi="Arial" w:cs="Arial"/>
+                <w:sz w:val="24"/>
+                <w:szCs w:val="24"/>
+                <w:lang w:val="en-US"/>
+              </w:rPr>
+              <w:t xml:space="preserve">, </w:t>
+            </w:r>
+            <w:proofErr w:type="spellStart"/>
+            <w:r>
+              <w:rPr>
+                <w:rFonts w:ascii="Arial" w:hAnsi="Arial" w:cs="Arial"/>
+                <w:sz w:val="24"/>
+                <w:szCs w:val="24"/>
+                <w:lang w:val="en-US"/>
+              </w:rPr>
+              <w:t>análise</w:t>
+            </w:r>
+            <w:proofErr w:type="spellEnd"/>
+            <w:r>
+              <w:rPr>
+                <w:rFonts w:ascii="Arial" w:hAnsi="Arial" w:cs="Arial"/>
+                <w:sz w:val="24"/>
+                <w:szCs w:val="24"/>
+                <w:lang w:val="en-US"/>
+              </w:rPr>
+              <w:t xml:space="preserve"> e </w:t>
+            </w:r>
+            <w:proofErr w:type="spellStart"/>
+            <w:r>
+              <w:rPr>
+                <w:rFonts w:ascii="Arial" w:hAnsi="Arial" w:cs="Arial"/>
+                <w:sz w:val="24"/>
+                <w:szCs w:val="24"/>
+                <w:lang w:val="en-US"/>
+              </w:rPr>
+              <w:t>organização</w:t>
+            </w:r>
+            <w:proofErr w:type="spellEnd"/>
+            <w:r>
+              <w:rPr>
+                <w:rFonts w:ascii="Arial" w:hAnsi="Arial" w:cs="Arial"/>
+                <w:sz w:val="24"/>
+                <w:szCs w:val="24"/>
+                <w:lang w:val="en-US"/>
+              </w:rPr>
+              <w:t xml:space="preserve"> de dados, </w:t>
+            </w:r>
+            <w:proofErr w:type="spellStart"/>
+            <w:r>
+              <w:rPr>
+                <w:rFonts w:ascii="Arial" w:hAnsi="Arial" w:cs="Arial"/>
+                <w:sz w:val="24"/>
+                <w:szCs w:val="24"/>
+                <w:lang w:val="en-US"/>
+              </w:rPr>
+              <w:t>tecnologia</w:t>
+            </w:r>
+            <w:proofErr w:type="spellEnd"/>
+            <w:r>
+              <w:rPr>
+                <w:rFonts w:ascii="Arial" w:hAnsi="Arial" w:cs="Arial"/>
+                <w:sz w:val="24"/>
+                <w:szCs w:val="24"/>
+                <w:lang w:val="en-US"/>
+              </w:rPr>
+              <w:t xml:space="preserve"> e </w:t>
+            </w:r>
+            <w:proofErr w:type="spellStart"/>
+            <w:r>
+              <w:rPr>
+                <w:rFonts w:ascii="Arial" w:hAnsi="Arial" w:cs="Arial"/>
+                <w:sz w:val="24"/>
+                <w:szCs w:val="24"/>
+                <w:lang w:val="en-US"/>
+              </w:rPr>
+              <w:t>inteligência</w:t>
+            </w:r>
+            <w:proofErr w:type="spellEnd"/>
+            <w:r>
+              <w:rPr>
+                <w:rFonts w:ascii="Arial" w:hAnsi="Arial" w:cs="Arial"/>
+                <w:sz w:val="24"/>
+                <w:szCs w:val="24"/>
+                <w:lang w:val="en-US"/>
+              </w:rPr>
+              <w:t xml:space="preserve"> de </w:t>
+            </w:r>
+            <w:proofErr w:type="spellStart"/>
+            <w:r>
+              <w:rPr>
+                <w:rFonts w:ascii="Arial" w:hAnsi="Arial" w:cs="Arial"/>
+                <w:sz w:val="24"/>
+                <w:szCs w:val="24"/>
+                <w:lang w:val="en-US"/>
+              </w:rPr>
+              <w:t>negócios</w:t>
+            </w:r>
+            <w:proofErr w:type="spellEnd"/>
+            <w:r>
+              <w:rPr>
+                <w:rFonts w:ascii="Arial" w:hAnsi="Arial" w:cs="Arial"/>
+                <w:sz w:val="24"/>
+                <w:szCs w:val="24"/>
+                <w:lang w:val="en-US"/>
+              </w:rPr>
+              <w:t xml:space="preserve">, com </w:t>
+            </w:r>
+            <w:proofErr w:type="spellStart"/>
+            <w:r>
+              <w:rPr>
+                <w:rFonts w:ascii="Arial" w:hAnsi="Arial" w:cs="Arial"/>
+                <w:sz w:val="24"/>
+                <w:szCs w:val="24"/>
+                <w:lang w:val="en-US"/>
+              </w:rPr>
+              <w:t>foco</w:t>
+            </w:r>
+            <w:proofErr w:type="spellEnd"/>
+            <w:r>
+              <w:rPr>
+                <w:rFonts w:ascii="Arial" w:hAnsi="Arial" w:cs="Arial"/>
+                <w:sz w:val="24"/>
+                <w:szCs w:val="24"/>
+                <w:lang w:val="en-US"/>
+              </w:rPr>
+              <w:t xml:space="preserve"> </w:t>
+            </w:r>
+            <w:proofErr w:type="spellStart"/>
+            <w:r>
+              <w:rPr>
+                <w:rFonts w:ascii="Arial" w:hAnsi="Arial" w:cs="Arial"/>
+                <w:sz w:val="24"/>
+                <w:szCs w:val="24"/>
+                <w:lang w:val="en-US"/>
+              </w:rPr>
+              <w:t>na</w:t>
+            </w:r>
+            <w:proofErr w:type="spellEnd"/>
+            <w:r>
+              <w:rPr>
+                <w:rFonts w:ascii="Arial" w:hAnsi="Arial" w:cs="Arial"/>
+                <w:sz w:val="24"/>
+                <w:szCs w:val="24"/>
+                <w:lang w:val="en-US"/>
+              </w:rPr>
+              <w:t xml:space="preserve"> </w:t>
+            </w:r>
+            <w:proofErr w:type="spellStart"/>
+            <w:r>
+              <w:rPr>
+                <w:rFonts w:ascii="Arial" w:hAnsi="Arial" w:cs="Arial"/>
+                <w:sz w:val="24"/>
+                <w:szCs w:val="24"/>
+                <w:lang w:val="en-US"/>
+              </w:rPr>
+              <w:t>geração</w:t>
+            </w:r>
+            <w:proofErr w:type="spellEnd"/>
+            <w:r>
+              <w:rPr>
+                <w:rFonts w:ascii="Arial" w:hAnsi="Arial" w:cs="Arial"/>
+                <w:sz w:val="24"/>
+                <w:szCs w:val="24"/>
+                <w:lang w:val="en-US"/>
+              </w:rPr>
+              <w:t xml:space="preserve"> de insights e no </w:t>
+            </w:r>
+            <w:proofErr w:type="spellStart"/>
+            <w:r>
+              <w:rPr>
+                <w:rFonts w:ascii="Arial" w:hAnsi="Arial" w:cs="Arial"/>
+                <w:sz w:val="24"/>
+                <w:szCs w:val="24"/>
+                <w:lang w:val="en-US"/>
+              </w:rPr>
+              <w:t>suporte</w:t>
+            </w:r>
+            <w:proofErr w:type="spellEnd"/>
+            <w:r>
+              <w:rPr>
+                <w:rFonts w:ascii="Arial" w:hAnsi="Arial" w:cs="Arial"/>
+                <w:sz w:val="24"/>
+                <w:szCs w:val="24"/>
+                <w:lang w:val="en-US"/>
+              </w:rPr>
+              <w:t xml:space="preserve"> à </w:t>
+            </w:r>
+            <w:proofErr w:type="spellStart"/>
+            <w:r>
+              <w:rPr>
+                <w:rFonts w:ascii="Arial" w:hAnsi="Arial" w:cs="Arial"/>
+                <w:sz w:val="24"/>
+                <w:szCs w:val="24"/>
+                <w:lang w:val="en-US"/>
+              </w:rPr>
+              <w:t>tomada</w:t>
+            </w:r>
+            <w:proofErr w:type="spellEnd"/>
+            <w:r>
+              <w:rPr>
+                <w:rFonts w:ascii="Arial" w:hAnsi="Arial" w:cs="Arial"/>
+                <w:sz w:val="24"/>
+                <w:szCs w:val="24"/>
+                <w:lang w:val="en-US"/>
+              </w:rPr>
+              <w:t xml:space="preserve"> </w:t>
+            </w:r>
+            <w:r>
+              <w:rPr>
+                <w:rFonts w:ascii="Arial" w:hAnsi="Arial" w:cs="Arial"/>
+                <w:sz w:val="24"/>
+                <w:szCs w:val="24"/>
+                <w:lang w:val="en-US"/>
+              </w:rPr>
+              <w:t xml:space="preserve">de </w:t>
+            </w:r>
+            <w:proofErr w:type="spellStart"/>
+            <w:r>
+              <w:rPr>
+                <w:rFonts w:ascii="Arial" w:hAnsi="Arial" w:cs="Arial"/>
+                <w:sz w:val="24"/>
+                <w:szCs w:val="24"/>
+                <w:lang w:val="en-US"/>
+              </w:rPr>
+              <w:t>decisões</w:t>
+            </w:r>
+            <w:proofErr w:type="spellEnd"/>
+            <w:r>
+              <w:rPr>
+                <w:rFonts w:ascii="Arial" w:hAnsi="Arial" w:cs="Arial"/>
+                <w:sz w:val="24"/>
+                <w:szCs w:val="24"/>
+                <w:lang w:val="en-US"/>
+              </w:rPr>
+              <w:t xml:space="preserve"> </w:t>
+            </w:r>
+            <w:proofErr w:type="spellStart"/>
+            <w:r>
+              <w:rPr>
+                <w:rFonts w:ascii="Arial" w:hAnsi="Arial" w:cs="Arial"/>
+                <w:sz w:val="24"/>
+                <w:szCs w:val="24"/>
+                <w:lang w:val="en-US"/>
+              </w:rPr>
+              <w:t>estratégicas</w:t>
+            </w:r>
+            <w:proofErr w:type="spellEnd"/>
+            <w:r>
+              <w:rPr>
+                <w:rFonts w:ascii="Arial" w:hAnsi="Arial" w:cs="Arial"/>
+                <w:sz w:val="24"/>
+                <w:szCs w:val="24"/>
+                <w:lang w:val="en-US"/>
+              </w:rPr>
+              <w:t xml:space="preserve">. </w:t>
+            </w:r>
+            <w:proofErr w:type="spellStart"/>
+            <w:r>
+              <w:rPr>
+                <w:rFonts w:ascii="Arial" w:hAnsi="Arial" w:cs="Arial"/>
+                <w:sz w:val="24"/>
+                <w:szCs w:val="24"/>
+                <w:lang w:val="en-US"/>
+              </w:rPr>
+              <w:t>Apresenta</w:t>
+            </w:r>
+            <w:proofErr w:type="spellEnd"/>
+            <w:r>
+              <w:rPr>
+                <w:rFonts w:ascii="Arial" w:hAnsi="Arial" w:cs="Arial"/>
+                <w:sz w:val="24"/>
+                <w:szCs w:val="24"/>
+                <w:lang w:val="en-US"/>
+              </w:rPr>
+              <w:t xml:space="preserve"> </w:t>
+            </w:r>
+            <w:proofErr w:type="spellStart"/>
+            <w:r>
+              <w:rPr>
+                <w:rFonts w:ascii="Arial" w:hAnsi="Arial" w:cs="Arial"/>
+                <w:sz w:val="24"/>
+                <w:szCs w:val="24"/>
+                <w:lang w:val="en-US"/>
+              </w:rPr>
+              <w:t>perfil</w:t>
+            </w:r>
+            <w:proofErr w:type="spellEnd"/>
+            <w:r>
+              <w:rPr>
+                <w:rFonts w:ascii="Arial" w:hAnsi="Arial" w:cs="Arial"/>
+                <w:sz w:val="24"/>
+                <w:szCs w:val="24"/>
+                <w:lang w:val="en-US"/>
+              </w:rPr>
+              <w:t xml:space="preserve"> </w:t>
+            </w:r>
+            <w:proofErr w:type="spellStart"/>
+            <w:r>
+              <w:rPr>
+                <w:rFonts w:ascii="Arial" w:hAnsi="Arial" w:cs="Arial"/>
+                <w:sz w:val="24"/>
+                <w:szCs w:val="24"/>
+                <w:lang w:val="en-US"/>
+              </w:rPr>
+              <w:t>analítico</w:t>
+            </w:r>
+            <w:proofErr w:type="spellEnd"/>
+            <w:r>
+              <w:rPr>
+                <w:rFonts w:ascii="Arial" w:hAnsi="Arial" w:cs="Arial"/>
+                <w:sz w:val="24"/>
+                <w:szCs w:val="24"/>
+                <w:lang w:val="en-US"/>
+              </w:rPr>
+              <w:t xml:space="preserve">, curioso e </w:t>
+            </w:r>
+            <w:proofErr w:type="spellStart"/>
+            <w:r>
+              <w:rPr>
+                <w:rFonts w:ascii="Arial" w:hAnsi="Arial" w:cs="Arial"/>
+                <w:sz w:val="24"/>
+                <w:szCs w:val="24"/>
+                <w:lang w:val="en-US"/>
+              </w:rPr>
+              <w:t>orientado</w:t>
+            </w:r>
+            <w:proofErr w:type="spellEnd"/>
+            <w:r>
+              <w:rPr>
+                <w:rFonts w:ascii="Arial" w:hAnsi="Arial" w:cs="Arial"/>
+                <w:sz w:val="24"/>
+                <w:szCs w:val="24"/>
+                <w:lang w:val="en-US"/>
+              </w:rPr>
+              <w:t xml:space="preserve"> </w:t>
+            </w:r>
+            <w:proofErr w:type="spellStart"/>
+            <w:r>
+              <w:rPr>
+                <w:rFonts w:ascii="Arial" w:hAnsi="Arial" w:cs="Arial"/>
+                <w:sz w:val="24"/>
+                <w:szCs w:val="24"/>
+                <w:lang w:val="en-US"/>
+              </w:rPr>
+              <w:t>ao</w:t>
+            </w:r>
+            <w:proofErr w:type="spellEnd"/>
+            <w:r>
+              <w:rPr>
+                <w:rFonts w:ascii="Arial" w:hAnsi="Arial" w:cs="Arial"/>
+                <w:sz w:val="24"/>
+                <w:szCs w:val="24"/>
+                <w:lang w:val="en-US"/>
+              </w:rPr>
+              <w:t xml:space="preserve"> </w:t>
+            </w:r>
+            <w:proofErr w:type="spellStart"/>
+            <w:r>
+              <w:rPr>
+                <w:rFonts w:ascii="Arial" w:hAnsi="Arial" w:cs="Arial"/>
+                <w:sz w:val="24"/>
+                <w:szCs w:val="24"/>
+                <w:lang w:val="en-US"/>
+              </w:rPr>
+              <w:t>aprendizado</w:t>
+            </w:r>
+            <w:proofErr w:type="spellEnd"/>
+            <w:r>
+              <w:rPr>
+                <w:rFonts w:ascii="Arial" w:hAnsi="Arial" w:cs="Arial"/>
+                <w:sz w:val="24"/>
+                <w:szCs w:val="24"/>
+                <w:lang w:val="en-US"/>
+              </w:rPr>
+              <w:t xml:space="preserve"> </w:t>
+            </w:r>
+            <w:proofErr w:type="spellStart"/>
+            <w:r>
+              <w:rPr>
+                <w:rFonts w:ascii="Arial" w:hAnsi="Arial" w:cs="Arial"/>
+                <w:sz w:val="24"/>
+                <w:szCs w:val="24"/>
+                <w:lang w:val="en-US"/>
+              </w:rPr>
+              <w:t>contínuo</w:t>
+            </w:r>
+            <w:proofErr w:type="spellEnd"/>
+            <w:r>
+              <w:rPr>
+                <w:rFonts w:ascii="Arial" w:hAnsi="Arial" w:cs="Arial"/>
+                <w:sz w:val="24"/>
+                <w:szCs w:val="24"/>
+                <w:lang w:val="en-US"/>
+              </w:rPr>
+              <w:t xml:space="preserve">, </w:t>
+            </w:r>
+            <w:proofErr w:type="spellStart"/>
+            <w:r>
+              <w:rPr>
+                <w:rFonts w:ascii="Arial" w:hAnsi="Arial" w:cs="Arial"/>
+                <w:sz w:val="24"/>
+                <w:szCs w:val="24"/>
+                <w:lang w:val="en-US"/>
+              </w:rPr>
+              <w:t>valorizando</w:t>
+            </w:r>
+            <w:proofErr w:type="spellEnd"/>
+            <w:r>
+              <w:rPr>
+                <w:rFonts w:ascii="Arial" w:hAnsi="Arial" w:cs="Arial"/>
+                <w:sz w:val="24"/>
+                <w:szCs w:val="24"/>
+                <w:lang w:val="en-US"/>
+              </w:rPr>
+              <w:t xml:space="preserve"> a </w:t>
+            </w:r>
+            <w:proofErr w:type="spellStart"/>
+            <w:r>
+              <w:rPr>
+                <w:rFonts w:ascii="Arial" w:hAnsi="Arial" w:cs="Arial"/>
+                <w:sz w:val="24"/>
+                <w:szCs w:val="24"/>
+                <w:lang w:val="en-US"/>
+              </w:rPr>
+              <w:t>comunicação</w:t>
+            </w:r>
+            <w:proofErr w:type="spellEnd"/>
+            <w:r>
+              <w:rPr>
+                <w:rFonts w:ascii="Arial" w:hAnsi="Arial" w:cs="Arial"/>
+                <w:sz w:val="24"/>
+                <w:szCs w:val="24"/>
+                <w:lang w:val="en-US"/>
+              </w:rPr>
+              <w:t xml:space="preserve"> </w:t>
+            </w:r>
+            <w:proofErr w:type="spellStart"/>
+            <w:r>
+              <w:rPr>
+                <w:rFonts w:ascii="Arial" w:hAnsi="Arial" w:cs="Arial"/>
+                <w:sz w:val="24"/>
+                <w:szCs w:val="24"/>
+                <w:lang w:val="en-US"/>
+              </w:rPr>
+              <w:t>clara</w:t>
+            </w:r>
+            <w:proofErr w:type="spellEnd"/>
+            <w:r>
+              <w:rPr>
+                <w:rFonts w:ascii="Arial" w:hAnsi="Arial" w:cs="Arial"/>
+                <w:sz w:val="24"/>
+                <w:szCs w:val="24"/>
+                <w:lang w:val="en-US"/>
+              </w:rPr>
+              <w:t xml:space="preserve">, a </w:t>
+            </w:r>
+            <w:proofErr w:type="spellStart"/>
+            <w:r>
+              <w:rPr>
+                <w:rFonts w:ascii="Arial" w:hAnsi="Arial" w:cs="Arial"/>
+                <w:sz w:val="24"/>
+                <w:szCs w:val="24"/>
+                <w:lang w:val="en-US"/>
+              </w:rPr>
+              <w:t>colaboração</w:t>
+            </w:r>
+            <w:proofErr w:type="spellEnd"/>
+            <w:r>
+              <w:rPr>
+                <w:rFonts w:ascii="Arial" w:hAnsi="Arial" w:cs="Arial"/>
+                <w:sz w:val="24"/>
+                <w:szCs w:val="24"/>
+                <w:lang w:val="en-US"/>
+              </w:rPr>
+              <w:t xml:space="preserve"> e a </w:t>
+            </w:r>
+            <w:proofErr w:type="spellStart"/>
+            <w:r>
+              <w:rPr>
+                <w:rFonts w:ascii="Arial" w:hAnsi="Arial" w:cs="Arial"/>
+                <w:sz w:val="24"/>
+                <w:szCs w:val="24"/>
+                <w:lang w:val="en-US"/>
+              </w:rPr>
+              <w:t>compreensão</w:t>
+            </w:r>
+            <w:proofErr w:type="spellEnd"/>
+            <w:r>
+              <w:rPr>
+                <w:rFonts w:ascii="Arial" w:hAnsi="Arial" w:cs="Arial"/>
+                <w:sz w:val="24"/>
+                <w:szCs w:val="24"/>
+                <w:lang w:val="en-US"/>
+              </w:rPr>
+              <w:t xml:space="preserve"> de </w:t>
+            </w:r>
+            <w:proofErr w:type="spellStart"/>
+            <w:r>
+              <w:rPr>
+                <w:rFonts w:ascii="Arial" w:hAnsi="Arial" w:cs="Arial"/>
+                <w:sz w:val="24"/>
+                <w:szCs w:val="24"/>
+                <w:lang w:val="en-US"/>
+              </w:rPr>
+              <w:t>processos</w:t>
+            </w:r>
+            <w:proofErr w:type="spellEnd"/>
+            <w:r>
+              <w:rPr>
+                <w:rFonts w:ascii="Arial" w:hAnsi="Arial" w:cs="Arial"/>
+                <w:sz w:val="24"/>
+                <w:szCs w:val="24"/>
+                <w:lang w:val="en-US"/>
+              </w:rPr>
+              <w:t>.</w:t>
+            </w:r>
           </w:p>
         </w:tc>
       </w:tr>
@@ -3615,17 +4666,57 @@
           <w:szCs w:val="24"/>
           <w:lang w:val="pt-BR"/>
         </w:rPr>
-        <w:t>ANDERSON PEREIRA HORÁCIO</w:t>
-      </w:r>
-      <w:r>
-        <w:rPr>
-          <w:rFonts w:ascii="Arial" w:hAnsi="Arial" w:cs="Arial"/>
-          <w:b/>
-          <w:sz w:val="24"/>
-          <w:szCs w:val="24"/>
-          <w:lang w:val="pt-BR"/>
-        </w:rPr>
-        <w:t xml:space="preserve"> (Autor 2)</w:t>
+        <w:t>ANA L</w:t>
+      </w:r>
+      <w:r>
+        <w:rPr>
+          <w:rFonts w:ascii="Arial" w:hAnsi="Arial" w:cs="Arial"/>
+          <w:b/>
+          <w:sz w:val="24"/>
+          <w:szCs w:val="24"/>
+          <w:lang w:val="pt-BR"/>
+        </w:rPr>
+        <w:t>ÚCIA</w:t>
+      </w:r>
+      <w:r>
+        <w:rPr>
+          <w:rFonts w:ascii="Arial" w:hAnsi="Arial" w:cs="Arial"/>
+          <w:b/>
+          <w:sz w:val="24"/>
+          <w:szCs w:val="24"/>
+          <w:lang w:val="pt-BR"/>
+        </w:rPr>
+        <w:t xml:space="preserve"> F</w:t>
+      </w:r>
+      <w:r>
+        <w:rPr>
+          <w:rFonts w:ascii="Arial" w:hAnsi="Arial" w:cs="Arial"/>
+          <w:b/>
+          <w:sz w:val="24"/>
+          <w:szCs w:val="24"/>
+          <w:lang w:val="pt-BR"/>
+        </w:rPr>
+        <w:t xml:space="preserve">ERREIRA </w:t>
+      </w:r>
+      <w:r>
+        <w:rPr>
+          <w:rFonts w:ascii="Arial" w:hAnsi="Arial" w:cs="Arial"/>
+          <w:b/>
+          <w:sz w:val="24"/>
+          <w:szCs w:val="24"/>
+          <w:lang w:val="pt-BR"/>
+        </w:rPr>
+        <w:t>DOS SANTOS (</w:t>
+      </w:r>
+      <w:r>
+        <w:rPr>
+          <w:rFonts w:ascii="Arial" w:hAnsi="Arial" w:cs="Arial"/>
+          <w:b/>
+          <w:sz w:val="24"/>
+          <w:szCs w:val="24"/>
+          <w:lang w:val="pt-BR"/>
+        </w:rPr>
+        <w:t>Autor 2)</w:t>
       </w:r>
     </w:p>
     <w:p>
@@ -3653,8 +4744,8 @@
         <w:tblLook w:val="04A0" w:firstRow="1" w:lastRow="0" w:firstColumn="1" w:lastColumn="0" w:noHBand="0" w:noVBand="1"/>
       </w:tblPr>
       <w:tblGrid>
-        <w:gridCol w:w="2316"/>
-        <w:gridCol w:w="6759"/>
+        <w:gridCol w:w="1722"/>
+        <w:gridCol w:w="7353"/>
       </w:tblGrid>
       <w:tr>
         <w:tc>
@@ -3671,16 +4762,13 @@
             </w:pPr>
             <w:r>
               <w:rPr>
-                <w:rFonts w:ascii="Arial" w:hAnsi="Arial" w:cs="Arial"/>
                 <w:noProof/>
-                <w:sz w:val="24"/>
-                <w:szCs w:val="24"/>
               </w:rPr>
               <w:drawing>
-                <wp:inline distT="0" distB="0" distL="0" distR="0" wp14:anchorId="5C7095E1" wp14:editId="67C30CCE">
-                  <wp:extent cx="1330037" cy="1338392"/>
-                  <wp:effectExtent l="0" t="0" r="3810" b="0"/>
-                  <wp:docPr id="1320392785" name="Imagem 5"/>
+                <wp:inline distT="0" distB="0" distL="0" distR="0" wp14:anchorId="56DA8DE8" wp14:editId="5A9E481B">
+                  <wp:extent cx="956931" cy="946299"/>
+                  <wp:effectExtent l="0" t="0" r="0" b="6350"/>
+                  <wp:docPr id="1330639985" name="Imagem 1"/>
                   <wp:cNvGraphicFramePr>
                     <a:graphicFrameLocks xmlns:a="http://schemas.openxmlformats.org/drawingml/2006/main" noChangeAspect="1"/>
                   </wp:cNvGraphicFramePr>
@@ -3688,17 +4776,11 @@
                     <a:graphicData uri="http://schemas.openxmlformats.org/drawingml/2006/picture">
                       <pic:pic xmlns:pic="http://schemas.openxmlformats.org/drawingml/2006/picture">
                         <pic:nvPicPr>
-                          <pic:cNvPr id="1320392785" name="Imagem 1320392785"/>
+                          <pic:cNvPr id="1330639985" name=""/>
                           <pic:cNvPicPr/>
                         </pic:nvPicPr>
                         <pic:blipFill>
-                          <a:blip r:embed="rId7" cstate="print">
-                            <a:extLst>
-                              <a:ext uri="{28A0092B-C50C-407E-A947-70E740481C1C}">
-                                <a14:useLocalDpi xmlns:a14="http://schemas.microsoft.com/office/drawing/2010/main" val="0"/>
-                              </a:ext>
-                            </a:extLst>
-                          </a:blip>
+                          <a:blip r:embed="rId13"/>
                           <a:stretch>
                             <a:fillRect/>
                           </a:stretch>
@@ -3706,7 +4788,7 @@
                         <pic:spPr>
                           <a:xfrm>
                             <a:off x="0" y="0"/>
-                            <a:ext cx="1346571" cy="1355030"/>
+                            <a:ext cx="983138" cy="972215"/>
                           </a:xfrm>
                           <a:prstGeom prst="rect">
                             <a:avLst/>
@@ -3719,15 +4801,6 @@
               </w:drawing>
             </w:r>
           </w:p>
-          <w:p>
-            <w:pPr>
-              <w:rPr>
-                <w:rFonts w:ascii="Arial" w:hAnsi="Arial" w:cs="Arial"/>
-                <w:sz w:val="24"/>
-                <w:szCs w:val="24"/>
-              </w:rPr>
-            </w:pPr>
-          </w:p>
         </w:tc>
         <w:tc>
           <w:tcPr>
@@ -3735,21 +4808,29 @@
           </w:tcPr>
           <w:p>
             <w:pPr>
+              <w:jc w:val="both"/>
               <w:rPr>
                 <w:rFonts w:ascii="Arial" w:hAnsi="Arial" w:cs="Arial"/>
                 <w:sz w:val="24"/>
                 <w:szCs w:val="24"/>
               </w:rPr>
             </w:pPr>
+            <w:r>
+              <w:rPr>
+                <w:rFonts w:ascii="Arial" w:hAnsi="Arial" w:cs="Arial"/>
+                <w:sz w:val="24"/>
+                <w:szCs w:val="24"/>
+              </w:rPr>
+              <w:t xml:space="preserve">(Exemplo) - Possui graduação em Engenharia Mecânica pela Faculdade </w:t>
+            </w:r>
             <w:proofErr w:type="spellStart"/>
             <w:r>
               <w:rPr>
                 <w:rFonts w:ascii="Arial" w:hAnsi="Arial" w:cs="Arial"/>
                 <w:sz w:val="24"/>
                 <w:szCs w:val="24"/>
-                <w:lang w:val="en-US"/>
-              </w:rPr>
-              <w:t>Profissional</w:t>
+              </w:rPr>
+              <w:t>xxxx</w:t>
             </w:r>
             <w:proofErr w:type="spellEnd"/>
             <w:r>
@@ -3757,9 +4838,8 @@
                 <w:rFonts w:ascii="Arial" w:hAnsi="Arial" w:cs="Arial"/>
                 <w:sz w:val="24"/>
                 <w:szCs w:val="24"/>
-                <w:lang w:val="en-US"/>
-              </w:rPr>
-              <w:t xml:space="preserve"> em </w:t>
+              </w:rPr>
+              <w:t xml:space="preserve"> (2000), cursando atualmente a Pós-Graduação em </w:t>
             </w:r>
             <w:proofErr w:type="spellStart"/>
             <w:r>
@@ -3767,9 +4847,8 @@
                 <w:rFonts w:ascii="Arial" w:hAnsi="Arial" w:cs="Arial"/>
                 <w:sz w:val="24"/>
                 <w:szCs w:val="24"/>
-                <w:lang w:val="en-US"/>
-              </w:rPr>
-              <w:t>formação</w:t>
+              </w:rPr>
+              <w:t>xxxxxxx</w:t>
             </w:r>
             <w:proofErr w:type="spellEnd"/>
             <w:r>
@@ -3777,9 +4856,8 @@
                 <w:rFonts w:ascii="Arial" w:hAnsi="Arial" w:cs="Arial"/>
                 <w:sz w:val="24"/>
                 <w:szCs w:val="24"/>
-                <w:lang w:val="en-US"/>
-              </w:rPr>
-              <w:t xml:space="preserve"> </w:t>
+              </w:rPr>
+              <w:t xml:space="preserve"> pela Faculdade SENAI de Tecnologia Mecatrônica (2016). Tem experiência na área de Engenharia Mecânica, com ênfase em Projetos de Máquinas e Planejamento de Manutenção. É supervisor de manutenção na empresa </w:t>
             </w:r>
             <w:proofErr w:type="spellStart"/>
             <w:r>
@@ -3787,9 +4865,8 @@
                 <w:rFonts w:ascii="Arial" w:hAnsi="Arial" w:cs="Arial"/>
                 <w:sz w:val="24"/>
                 <w:szCs w:val="24"/>
-                <w:lang w:val="en-US"/>
-              </w:rPr>
-              <w:t>na</w:t>
+              </w:rPr>
+              <w:t>xxxxxxxx</w:t>
             </w:r>
             <w:proofErr w:type="spellEnd"/>
             <w:r>
@@ -3797,9 +4874,8 @@
                 <w:rFonts w:ascii="Arial" w:hAnsi="Arial" w:cs="Arial"/>
                 <w:sz w:val="24"/>
                 <w:szCs w:val="24"/>
-                <w:lang w:val="en-US"/>
-              </w:rPr>
-              <w:t xml:space="preserve"> </w:t>
+              </w:rPr>
+              <w:t xml:space="preserve"> responsável pelos setores de </w:t>
             </w:r>
             <w:proofErr w:type="spellStart"/>
             <w:r>
@@ -3807,760 +4883,40 @@
                 <w:rFonts w:ascii="Arial" w:hAnsi="Arial" w:cs="Arial"/>
                 <w:sz w:val="24"/>
                 <w:szCs w:val="24"/>
-                <w:lang w:val="en-US"/>
-              </w:rPr>
-              <w:t>área</w:t>
+              </w:rPr>
+              <w:t>xxxxxxx</w:t>
             </w:r>
             <w:proofErr w:type="spellEnd"/>
-            <w:r>
-              <w:rPr>
-                <w:rFonts w:ascii="Arial" w:hAnsi="Arial" w:cs="Arial"/>
-                <w:sz w:val="24"/>
-                <w:szCs w:val="24"/>
-                <w:lang w:val="en-US"/>
-              </w:rPr>
-              <w:t xml:space="preserve"> de </w:t>
-            </w:r>
-            <w:proofErr w:type="spellStart"/>
-            <w:r>
-              <w:rPr>
-                <w:rFonts w:ascii="Arial" w:hAnsi="Arial" w:cs="Arial"/>
-                <w:sz w:val="24"/>
-                <w:szCs w:val="24"/>
-                <w:lang w:val="en-US"/>
-              </w:rPr>
-              <w:t>Inteligência</w:t>
-            </w:r>
-            <w:proofErr w:type="spellEnd"/>
-            <w:r>
-              <w:rPr>
-                <w:rFonts w:ascii="Arial" w:hAnsi="Arial" w:cs="Arial"/>
-                <w:sz w:val="24"/>
-                <w:szCs w:val="24"/>
-                <w:lang w:val="en-US"/>
-              </w:rPr>
-              <w:t xml:space="preserve"> e </w:t>
-            </w:r>
-            <w:proofErr w:type="spellStart"/>
-            <w:r>
-              <w:rPr>
-                <w:rFonts w:ascii="Arial" w:hAnsi="Arial" w:cs="Arial"/>
-                <w:sz w:val="24"/>
-                <w:szCs w:val="24"/>
-                <w:lang w:val="en-US"/>
-              </w:rPr>
-              <w:t>Análise</w:t>
-            </w:r>
-            <w:proofErr w:type="spellEnd"/>
-            <w:r>
-              <w:rPr>
-                <w:rFonts w:ascii="Arial" w:hAnsi="Arial" w:cs="Arial"/>
-                <w:sz w:val="24"/>
-                <w:szCs w:val="24"/>
-                <w:lang w:val="en-US"/>
-              </w:rPr>
-              <w:t xml:space="preserve"> de Dados </w:t>
-            </w:r>
-            <w:proofErr w:type="spellStart"/>
-            <w:r>
-              <w:rPr>
-                <w:rFonts w:ascii="Arial" w:hAnsi="Arial" w:cs="Arial"/>
-                <w:sz w:val="24"/>
-                <w:szCs w:val="24"/>
-                <w:lang w:val="en-US"/>
-              </w:rPr>
-              <w:t>pelo</w:t>
-            </w:r>
-            <w:proofErr w:type="spellEnd"/>
-            <w:r>
-              <w:rPr>
-                <w:rFonts w:ascii="Arial" w:hAnsi="Arial" w:cs="Arial"/>
-                <w:sz w:val="24"/>
-                <w:szCs w:val="24"/>
-                <w:lang w:val="en-US"/>
-              </w:rPr>
-              <w:t xml:space="preserve"> SENAI </w:t>
-            </w:r>
-            <w:proofErr w:type="spellStart"/>
-            <w:r>
-              <w:rPr>
-                <w:rFonts w:ascii="Arial" w:hAnsi="Arial" w:cs="Arial"/>
-                <w:sz w:val="24"/>
-                <w:szCs w:val="24"/>
-                <w:lang w:val="en-US"/>
-              </w:rPr>
-              <w:t>Suíço</w:t>
-            </w:r>
-            <w:proofErr w:type="spellEnd"/>
-            <w:r>
-              <w:rPr>
-                <w:rFonts w:ascii="Arial" w:hAnsi="Arial" w:cs="Arial"/>
-                <w:sz w:val="24"/>
-                <w:szCs w:val="24"/>
-                <w:lang w:val="en-US"/>
-              </w:rPr>
-              <w:t xml:space="preserve">-Brasileira, </w:t>
-            </w:r>
-            <w:proofErr w:type="spellStart"/>
-            <w:r>
-              <w:rPr>
-                <w:rFonts w:ascii="Arial" w:hAnsi="Arial" w:cs="Arial"/>
-                <w:sz w:val="24"/>
-                <w:szCs w:val="24"/>
-                <w:lang w:val="en-US"/>
-              </w:rPr>
-              <w:t>Graduado</w:t>
-            </w:r>
-            <w:proofErr w:type="spellEnd"/>
-            <w:r>
-              <w:rPr>
-                <w:rFonts w:ascii="Arial" w:hAnsi="Arial" w:cs="Arial"/>
-                <w:sz w:val="24"/>
-                <w:szCs w:val="24"/>
-                <w:lang w:val="en-US"/>
-              </w:rPr>
-              <w:t xml:space="preserve"> em Engenharia de </w:t>
-            </w:r>
-            <w:proofErr w:type="spellStart"/>
-            <w:r>
-              <w:rPr>
-                <w:rFonts w:ascii="Arial" w:hAnsi="Arial" w:cs="Arial"/>
-                <w:sz w:val="24"/>
-                <w:szCs w:val="24"/>
-                <w:lang w:val="en-US"/>
-              </w:rPr>
-              <w:t>Produção</w:t>
-            </w:r>
-            <w:proofErr w:type="spellEnd"/>
-            <w:r>
-              <w:rPr>
-                <w:rFonts w:ascii="Arial" w:hAnsi="Arial" w:cs="Arial"/>
-                <w:sz w:val="24"/>
-                <w:szCs w:val="24"/>
-                <w:lang w:val="en-US"/>
-              </w:rPr>
-              <w:t xml:space="preserve"> Mecânica </w:t>
-            </w:r>
-            <w:proofErr w:type="spellStart"/>
-            <w:r>
-              <w:rPr>
-                <w:rFonts w:ascii="Arial" w:hAnsi="Arial" w:cs="Arial"/>
-                <w:sz w:val="24"/>
-                <w:szCs w:val="24"/>
-                <w:lang w:val="en-US"/>
-              </w:rPr>
-              <w:t>pelo</w:t>
-            </w:r>
-            <w:proofErr w:type="spellEnd"/>
-            <w:r>
-              <w:rPr>
-                <w:rFonts w:ascii="Arial" w:hAnsi="Arial" w:cs="Arial"/>
-                <w:sz w:val="24"/>
-                <w:szCs w:val="24"/>
-                <w:lang w:val="en-US"/>
-              </w:rPr>
-              <w:t xml:space="preserve"> Centro Universitário das </w:t>
-            </w:r>
-            <w:proofErr w:type="spellStart"/>
-            <w:r>
-              <w:rPr>
-                <w:rFonts w:ascii="Arial" w:hAnsi="Arial" w:cs="Arial"/>
-                <w:sz w:val="24"/>
-                <w:szCs w:val="24"/>
-                <w:lang w:val="en-US"/>
-              </w:rPr>
-              <w:t>Faculdades</w:t>
-            </w:r>
-            <w:proofErr w:type="spellEnd"/>
-            <w:r>
-              <w:rPr>
-                <w:rFonts w:ascii="Arial" w:hAnsi="Arial" w:cs="Arial"/>
-                <w:sz w:val="24"/>
-                <w:szCs w:val="24"/>
-                <w:lang w:val="en-US"/>
-              </w:rPr>
-              <w:t xml:space="preserve"> </w:t>
-            </w:r>
-            <w:proofErr w:type="spellStart"/>
-            <w:r>
-              <w:rPr>
-                <w:rFonts w:ascii="Arial" w:hAnsi="Arial" w:cs="Arial"/>
-                <w:sz w:val="24"/>
-                <w:szCs w:val="24"/>
-                <w:lang w:val="en-US"/>
-              </w:rPr>
-              <w:t>Metropolitanas</w:t>
-            </w:r>
-            <w:proofErr w:type="spellEnd"/>
-            <w:r>
-              <w:rPr>
-                <w:rFonts w:ascii="Arial" w:hAnsi="Arial" w:cs="Arial"/>
-                <w:sz w:val="24"/>
-                <w:szCs w:val="24"/>
-                <w:lang w:val="en-US"/>
-              </w:rPr>
-              <w:t xml:space="preserve"> Unidas (FMU). </w:t>
-            </w:r>
-            <w:proofErr w:type="spellStart"/>
-            <w:r>
-              <w:rPr>
-                <w:rFonts w:ascii="Arial" w:hAnsi="Arial" w:cs="Arial"/>
-                <w:sz w:val="24"/>
-                <w:szCs w:val="24"/>
-                <w:lang w:val="en-US"/>
-              </w:rPr>
-              <w:t>Possui</w:t>
-            </w:r>
-            <w:proofErr w:type="spellEnd"/>
-            <w:r>
-              <w:rPr>
-                <w:rFonts w:ascii="Arial" w:hAnsi="Arial" w:cs="Arial"/>
-                <w:sz w:val="24"/>
-                <w:szCs w:val="24"/>
-                <w:lang w:val="en-US"/>
-              </w:rPr>
-              <w:t xml:space="preserve"> </w:t>
-            </w:r>
-            <w:proofErr w:type="spellStart"/>
-            <w:r>
-              <w:rPr>
-                <w:rFonts w:ascii="Arial" w:hAnsi="Arial" w:cs="Arial"/>
-                <w:sz w:val="24"/>
-                <w:szCs w:val="24"/>
-                <w:lang w:val="en-US"/>
-              </w:rPr>
-              <w:t>conhecimentos</w:t>
-            </w:r>
-            <w:proofErr w:type="spellEnd"/>
-            <w:r>
-              <w:rPr>
-                <w:rFonts w:ascii="Arial" w:hAnsi="Arial" w:cs="Arial"/>
-                <w:sz w:val="24"/>
-                <w:szCs w:val="24"/>
-                <w:lang w:val="en-US"/>
-              </w:rPr>
-              <w:t xml:space="preserve"> em </w:t>
-            </w:r>
-            <w:proofErr w:type="spellStart"/>
-            <w:r>
-              <w:rPr>
-                <w:rFonts w:ascii="Arial" w:hAnsi="Arial" w:cs="Arial"/>
-                <w:sz w:val="24"/>
-                <w:szCs w:val="24"/>
-                <w:lang w:val="en-US"/>
-              </w:rPr>
-              <w:t>programação</w:t>
-            </w:r>
-            <w:proofErr w:type="spellEnd"/>
-            <w:r>
-              <w:rPr>
-                <w:rFonts w:ascii="Arial" w:hAnsi="Arial" w:cs="Arial"/>
-                <w:sz w:val="24"/>
-                <w:szCs w:val="24"/>
-                <w:lang w:val="en-US"/>
-              </w:rPr>
-              <w:t xml:space="preserve">, </w:t>
-            </w:r>
-            <w:proofErr w:type="spellStart"/>
-            <w:r>
-              <w:rPr>
-                <w:rFonts w:ascii="Arial" w:hAnsi="Arial" w:cs="Arial"/>
-                <w:sz w:val="24"/>
-                <w:szCs w:val="24"/>
-                <w:lang w:val="en-US"/>
-              </w:rPr>
-              <w:t>análise</w:t>
-            </w:r>
-            <w:proofErr w:type="spellEnd"/>
-            <w:r>
-              <w:rPr>
-                <w:rFonts w:ascii="Arial" w:hAnsi="Arial" w:cs="Arial"/>
-                <w:sz w:val="24"/>
-                <w:szCs w:val="24"/>
-                <w:lang w:val="en-US"/>
-              </w:rPr>
-              <w:t xml:space="preserve"> e </w:t>
-            </w:r>
-            <w:proofErr w:type="spellStart"/>
-            <w:r>
-              <w:rPr>
-                <w:rFonts w:ascii="Arial" w:hAnsi="Arial" w:cs="Arial"/>
-                <w:sz w:val="24"/>
-                <w:szCs w:val="24"/>
-                <w:lang w:val="en-US"/>
-              </w:rPr>
-              <w:t>organização</w:t>
-            </w:r>
-            <w:proofErr w:type="spellEnd"/>
-            <w:r>
-              <w:rPr>
-                <w:rFonts w:ascii="Arial" w:hAnsi="Arial" w:cs="Arial"/>
-                <w:sz w:val="24"/>
-                <w:szCs w:val="24"/>
-                <w:lang w:val="en-US"/>
-              </w:rPr>
-              <w:t xml:space="preserve"> de dados, </w:t>
-            </w:r>
-            <w:proofErr w:type="spellStart"/>
-            <w:r>
-              <w:rPr>
-                <w:rFonts w:ascii="Arial" w:hAnsi="Arial" w:cs="Arial"/>
-                <w:sz w:val="24"/>
-                <w:szCs w:val="24"/>
-                <w:lang w:val="en-US"/>
-              </w:rPr>
-              <w:t>tecnologia</w:t>
-            </w:r>
-            <w:proofErr w:type="spellEnd"/>
-            <w:r>
-              <w:rPr>
-                <w:rFonts w:ascii="Arial" w:hAnsi="Arial" w:cs="Arial"/>
-                <w:sz w:val="24"/>
-                <w:szCs w:val="24"/>
-                <w:lang w:val="en-US"/>
-              </w:rPr>
-              <w:t xml:space="preserve"> e </w:t>
-            </w:r>
-            <w:proofErr w:type="spellStart"/>
-            <w:r>
-              <w:rPr>
-                <w:rFonts w:ascii="Arial" w:hAnsi="Arial" w:cs="Arial"/>
-                <w:sz w:val="24"/>
-                <w:szCs w:val="24"/>
-                <w:lang w:val="en-US"/>
-              </w:rPr>
-              <w:t>inteligência</w:t>
-            </w:r>
-            <w:proofErr w:type="spellEnd"/>
-            <w:r>
-              <w:rPr>
-                <w:rFonts w:ascii="Arial" w:hAnsi="Arial" w:cs="Arial"/>
-                <w:sz w:val="24"/>
-                <w:szCs w:val="24"/>
-                <w:lang w:val="en-US"/>
-              </w:rPr>
-              <w:t xml:space="preserve"> de </w:t>
-            </w:r>
-            <w:proofErr w:type="spellStart"/>
-            <w:r>
-              <w:rPr>
-                <w:rFonts w:ascii="Arial" w:hAnsi="Arial" w:cs="Arial"/>
-                <w:sz w:val="24"/>
-                <w:szCs w:val="24"/>
-                <w:lang w:val="en-US"/>
-              </w:rPr>
-              <w:t>negócios</w:t>
-            </w:r>
-            <w:proofErr w:type="spellEnd"/>
-            <w:r>
-              <w:rPr>
-                <w:rFonts w:ascii="Arial" w:hAnsi="Arial" w:cs="Arial"/>
-                <w:sz w:val="24"/>
-                <w:szCs w:val="24"/>
-                <w:lang w:val="en-US"/>
-              </w:rPr>
-              <w:t xml:space="preserve">, com </w:t>
-            </w:r>
-            <w:proofErr w:type="spellStart"/>
-            <w:r>
-              <w:rPr>
-                <w:rFonts w:ascii="Arial" w:hAnsi="Arial" w:cs="Arial"/>
-                <w:sz w:val="24"/>
-                <w:szCs w:val="24"/>
-                <w:lang w:val="en-US"/>
-              </w:rPr>
-              <w:t>foco</w:t>
-            </w:r>
-            <w:proofErr w:type="spellEnd"/>
-            <w:r>
-              <w:rPr>
-                <w:rFonts w:ascii="Arial" w:hAnsi="Arial" w:cs="Arial"/>
-                <w:sz w:val="24"/>
-                <w:szCs w:val="24"/>
-                <w:lang w:val="en-US"/>
-              </w:rPr>
-              <w:t xml:space="preserve"> </w:t>
-            </w:r>
-            <w:proofErr w:type="spellStart"/>
-            <w:r>
-              <w:rPr>
-                <w:rFonts w:ascii="Arial" w:hAnsi="Arial" w:cs="Arial"/>
-                <w:sz w:val="24"/>
-                <w:szCs w:val="24"/>
-                <w:lang w:val="en-US"/>
-              </w:rPr>
-              <w:t>na</w:t>
-            </w:r>
-            <w:proofErr w:type="spellEnd"/>
-            <w:r>
-              <w:rPr>
-                <w:rFonts w:ascii="Arial" w:hAnsi="Arial" w:cs="Arial"/>
-                <w:sz w:val="24"/>
-                <w:szCs w:val="24"/>
-                <w:lang w:val="en-US"/>
-              </w:rPr>
-              <w:t xml:space="preserve"> </w:t>
-            </w:r>
-            <w:proofErr w:type="spellStart"/>
-            <w:r>
-              <w:rPr>
-                <w:rFonts w:ascii="Arial" w:hAnsi="Arial" w:cs="Arial"/>
-                <w:sz w:val="24"/>
-                <w:szCs w:val="24"/>
-                <w:lang w:val="en-US"/>
-              </w:rPr>
-              <w:t>geração</w:t>
-            </w:r>
-            <w:proofErr w:type="spellEnd"/>
-            <w:r>
-              <w:rPr>
-                <w:rFonts w:ascii="Arial" w:hAnsi="Arial" w:cs="Arial"/>
-                <w:sz w:val="24"/>
-                <w:szCs w:val="24"/>
-                <w:lang w:val="en-US"/>
-              </w:rPr>
-              <w:t xml:space="preserve"> de insights e no </w:t>
-            </w:r>
-            <w:proofErr w:type="spellStart"/>
-            <w:r>
-              <w:rPr>
-                <w:rFonts w:ascii="Arial" w:hAnsi="Arial" w:cs="Arial"/>
-                <w:sz w:val="24"/>
-                <w:szCs w:val="24"/>
-                <w:lang w:val="en-US"/>
-              </w:rPr>
-              <w:t>suporte</w:t>
-            </w:r>
-            <w:proofErr w:type="spellEnd"/>
-            <w:r>
-              <w:rPr>
-                <w:rFonts w:ascii="Arial" w:hAnsi="Arial" w:cs="Arial"/>
-                <w:sz w:val="24"/>
-                <w:szCs w:val="24"/>
-                <w:lang w:val="en-US"/>
-              </w:rPr>
-              <w:t xml:space="preserve"> à </w:t>
-            </w:r>
-            <w:proofErr w:type="spellStart"/>
-            <w:r>
-              <w:rPr>
-                <w:rFonts w:ascii="Arial" w:hAnsi="Arial" w:cs="Arial"/>
-                <w:sz w:val="24"/>
-                <w:szCs w:val="24"/>
-                <w:lang w:val="en-US"/>
-              </w:rPr>
-              <w:t>tomada</w:t>
-            </w:r>
-            <w:proofErr w:type="spellEnd"/>
-            <w:r>
-              <w:rPr>
-                <w:rFonts w:ascii="Arial" w:hAnsi="Arial" w:cs="Arial"/>
-                <w:sz w:val="24"/>
-                <w:szCs w:val="24"/>
-                <w:lang w:val="en-US"/>
-              </w:rPr>
-              <w:t xml:space="preserve"> de </w:t>
-            </w:r>
-            <w:proofErr w:type="spellStart"/>
-            <w:r>
-              <w:rPr>
-                <w:rFonts w:ascii="Arial" w:hAnsi="Arial" w:cs="Arial"/>
-                <w:sz w:val="24"/>
-                <w:szCs w:val="24"/>
-                <w:lang w:val="en-US"/>
-              </w:rPr>
-              <w:t>decisões</w:t>
-            </w:r>
-            <w:proofErr w:type="spellEnd"/>
-            <w:r>
-              <w:rPr>
-                <w:rFonts w:ascii="Arial" w:hAnsi="Arial" w:cs="Arial"/>
-                <w:sz w:val="24"/>
-                <w:szCs w:val="24"/>
-                <w:lang w:val="en-US"/>
-              </w:rPr>
-              <w:t xml:space="preserve"> </w:t>
-            </w:r>
-            <w:proofErr w:type="spellStart"/>
-            <w:r>
-              <w:rPr>
-                <w:rFonts w:ascii="Arial" w:hAnsi="Arial" w:cs="Arial"/>
-                <w:sz w:val="24"/>
-                <w:szCs w:val="24"/>
-                <w:lang w:val="en-US"/>
-              </w:rPr>
-              <w:t>estratégicas</w:t>
-            </w:r>
-            <w:proofErr w:type="spellEnd"/>
-            <w:r>
-              <w:rPr>
-                <w:rFonts w:ascii="Arial" w:hAnsi="Arial" w:cs="Arial"/>
-                <w:sz w:val="24"/>
-                <w:szCs w:val="24"/>
-                <w:lang w:val="en-US"/>
-              </w:rPr>
-              <w:t xml:space="preserve">. </w:t>
-            </w:r>
-            <w:proofErr w:type="spellStart"/>
-            <w:r>
-              <w:rPr>
-                <w:rFonts w:ascii="Arial" w:hAnsi="Arial" w:cs="Arial"/>
-                <w:sz w:val="24"/>
-                <w:szCs w:val="24"/>
-                <w:lang w:val="en-US"/>
-              </w:rPr>
-              <w:t>Apresenta</w:t>
-            </w:r>
-            <w:proofErr w:type="spellEnd"/>
-            <w:r>
-              <w:rPr>
-                <w:rFonts w:ascii="Arial" w:hAnsi="Arial" w:cs="Arial"/>
-                <w:sz w:val="24"/>
-                <w:szCs w:val="24"/>
-                <w:lang w:val="en-US"/>
-              </w:rPr>
-              <w:t xml:space="preserve"> </w:t>
-            </w:r>
-            <w:proofErr w:type="spellStart"/>
-            <w:r>
-              <w:rPr>
-                <w:rFonts w:ascii="Arial" w:hAnsi="Arial" w:cs="Arial"/>
-                <w:sz w:val="24"/>
-                <w:szCs w:val="24"/>
-                <w:lang w:val="en-US"/>
-              </w:rPr>
-              <w:t>perfil</w:t>
-            </w:r>
-            <w:proofErr w:type="spellEnd"/>
-            <w:r>
-              <w:rPr>
-                <w:rFonts w:ascii="Arial" w:hAnsi="Arial" w:cs="Arial"/>
-                <w:sz w:val="24"/>
-                <w:szCs w:val="24"/>
-                <w:lang w:val="en-US"/>
-              </w:rPr>
-              <w:t xml:space="preserve"> </w:t>
-            </w:r>
-            <w:proofErr w:type="spellStart"/>
-            <w:r>
-              <w:rPr>
-                <w:rFonts w:ascii="Arial" w:hAnsi="Arial" w:cs="Arial"/>
-                <w:sz w:val="24"/>
-                <w:szCs w:val="24"/>
-                <w:lang w:val="en-US"/>
-              </w:rPr>
-              <w:t>analítico</w:t>
-            </w:r>
-            <w:proofErr w:type="spellEnd"/>
-            <w:r>
-              <w:rPr>
-                <w:rFonts w:ascii="Arial" w:hAnsi="Arial" w:cs="Arial"/>
-                <w:sz w:val="24"/>
-                <w:szCs w:val="24"/>
-                <w:lang w:val="en-US"/>
-              </w:rPr>
-              <w:t xml:space="preserve">, curioso e </w:t>
-            </w:r>
-            <w:proofErr w:type="spellStart"/>
-            <w:r>
-              <w:rPr>
-                <w:rFonts w:ascii="Arial" w:hAnsi="Arial" w:cs="Arial"/>
-                <w:sz w:val="24"/>
-                <w:szCs w:val="24"/>
-                <w:lang w:val="en-US"/>
-              </w:rPr>
-              <w:t>orientado</w:t>
-            </w:r>
-            <w:proofErr w:type="spellEnd"/>
-            <w:r>
-              <w:rPr>
-                <w:rFonts w:ascii="Arial" w:hAnsi="Arial" w:cs="Arial"/>
-                <w:sz w:val="24"/>
-                <w:szCs w:val="24"/>
-                <w:lang w:val="en-US"/>
-              </w:rPr>
-              <w:t xml:space="preserve"> </w:t>
-            </w:r>
-            <w:proofErr w:type="spellStart"/>
-            <w:r>
-              <w:rPr>
-                <w:rFonts w:ascii="Arial" w:hAnsi="Arial" w:cs="Arial"/>
-                <w:sz w:val="24"/>
-                <w:szCs w:val="24"/>
-                <w:lang w:val="en-US"/>
-              </w:rPr>
-              <w:t>ao</w:t>
-            </w:r>
-            <w:proofErr w:type="spellEnd"/>
-            <w:r>
-              <w:rPr>
-                <w:rFonts w:ascii="Arial" w:hAnsi="Arial" w:cs="Arial"/>
-                <w:sz w:val="24"/>
-                <w:szCs w:val="24"/>
-                <w:lang w:val="en-US"/>
-              </w:rPr>
-              <w:t xml:space="preserve"> </w:t>
-            </w:r>
-            <w:proofErr w:type="spellStart"/>
-            <w:r>
-              <w:rPr>
-                <w:rFonts w:ascii="Arial" w:hAnsi="Arial" w:cs="Arial"/>
-                <w:sz w:val="24"/>
-                <w:szCs w:val="24"/>
-                <w:lang w:val="en-US"/>
-              </w:rPr>
-              <w:t>aprendizado</w:t>
-            </w:r>
-            <w:proofErr w:type="spellEnd"/>
-            <w:r>
-              <w:rPr>
-                <w:rFonts w:ascii="Arial" w:hAnsi="Arial" w:cs="Arial"/>
-                <w:sz w:val="24"/>
-                <w:szCs w:val="24"/>
-                <w:lang w:val="en-US"/>
-              </w:rPr>
-              <w:t xml:space="preserve"> </w:t>
-            </w:r>
-            <w:proofErr w:type="spellStart"/>
-            <w:r>
-              <w:rPr>
-                <w:rFonts w:ascii="Arial" w:hAnsi="Arial" w:cs="Arial"/>
-                <w:sz w:val="24"/>
-                <w:szCs w:val="24"/>
-                <w:lang w:val="en-US"/>
-              </w:rPr>
-              <w:t>contínuo</w:t>
-            </w:r>
-            <w:proofErr w:type="spellEnd"/>
-            <w:r>
-              <w:rPr>
-                <w:rFonts w:ascii="Arial" w:hAnsi="Arial" w:cs="Arial"/>
-                <w:sz w:val="24"/>
-                <w:szCs w:val="24"/>
-                <w:lang w:val="en-US"/>
-              </w:rPr>
-              <w:t xml:space="preserve">, </w:t>
-            </w:r>
-            <w:proofErr w:type="spellStart"/>
-            <w:r>
-              <w:rPr>
-                <w:rFonts w:ascii="Arial" w:hAnsi="Arial" w:cs="Arial"/>
-                <w:sz w:val="24"/>
-                <w:szCs w:val="24"/>
-                <w:lang w:val="en-US"/>
-              </w:rPr>
-              <w:t>valorizando</w:t>
-            </w:r>
-            <w:proofErr w:type="spellEnd"/>
-            <w:r>
-              <w:rPr>
-                <w:rFonts w:ascii="Arial" w:hAnsi="Arial" w:cs="Arial"/>
-                <w:sz w:val="24"/>
-                <w:szCs w:val="24"/>
-                <w:lang w:val="en-US"/>
-              </w:rPr>
-              <w:t xml:space="preserve"> a </w:t>
-            </w:r>
-            <w:proofErr w:type="spellStart"/>
-            <w:r>
-              <w:rPr>
-                <w:rFonts w:ascii="Arial" w:hAnsi="Arial" w:cs="Arial"/>
-                <w:sz w:val="24"/>
-                <w:szCs w:val="24"/>
-                <w:lang w:val="en-US"/>
-              </w:rPr>
-              <w:t>comunicação</w:t>
-            </w:r>
-            <w:proofErr w:type="spellEnd"/>
-            <w:r>
-              <w:rPr>
-                <w:rFonts w:ascii="Arial" w:hAnsi="Arial" w:cs="Arial"/>
-                <w:sz w:val="24"/>
-                <w:szCs w:val="24"/>
-                <w:lang w:val="en-US"/>
-              </w:rPr>
-              <w:t xml:space="preserve"> </w:t>
-            </w:r>
-            <w:proofErr w:type="spellStart"/>
-            <w:r>
-              <w:rPr>
-                <w:rFonts w:ascii="Arial" w:hAnsi="Arial" w:cs="Arial"/>
-                <w:sz w:val="24"/>
-                <w:szCs w:val="24"/>
-                <w:lang w:val="en-US"/>
-              </w:rPr>
-              <w:t>clara</w:t>
-            </w:r>
-            <w:proofErr w:type="spellEnd"/>
-            <w:r>
-              <w:rPr>
-                <w:rFonts w:ascii="Arial" w:hAnsi="Arial" w:cs="Arial"/>
-                <w:sz w:val="24"/>
-                <w:szCs w:val="24"/>
-                <w:lang w:val="en-US"/>
-              </w:rPr>
-              <w:t xml:space="preserve">, a </w:t>
-            </w:r>
-            <w:proofErr w:type="spellStart"/>
-            <w:r>
-              <w:rPr>
-                <w:rFonts w:ascii="Arial" w:hAnsi="Arial" w:cs="Arial"/>
-                <w:sz w:val="24"/>
-                <w:szCs w:val="24"/>
-                <w:lang w:val="en-US"/>
-              </w:rPr>
-              <w:t>colaboração</w:t>
-            </w:r>
-            <w:proofErr w:type="spellEnd"/>
-            <w:r>
-              <w:rPr>
-                <w:rFonts w:ascii="Arial" w:hAnsi="Arial" w:cs="Arial"/>
-                <w:sz w:val="24"/>
-                <w:szCs w:val="24"/>
-                <w:lang w:val="en-US"/>
-              </w:rPr>
-              <w:t xml:space="preserve"> e a </w:t>
-            </w:r>
-            <w:proofErr w:type="spellStart"/>
-            <w:r>
-              <w:rPr>
-                <w:rFonts w:ascii="Arial" w:hAnsi="Arial" w:cs="Arial"/>
-                <w:sz w:val="24"/>
-                <w:szCs w:val="24"/>
-                <w:lang w:val="en-US"/>
-              </w:rPr>
-              <w:t>compreensão</w:t>
-            </w:r>
-            <w:proofErr w:type="spellEnd"/>
-            <w:r>
-              <w:rPr>
-                <w:rFonts w:ascii="Arial" w:hAnsi="Arial" w:cs="Arial"/>
-                <w:sz w:val="24"/>
-                <w:szCs w:val="24"/>
-                <w:lang w:val="en-US"/>
-              </w:rPr>
-              <w:t xml:space="preserve"> de </w:t>
-            </w:r>
-            <w:proofErr w:type="spellStart"/>
-            <w:r>
-              <w:rPr>
-                <w:rFonts w:ascii="Arial" w:hAnsi="Arial" w:cs="Arial"/>
-                <w:sz w:val="24"/>
-                <w:szCs w:val="24"/>
-                <w:lang w:val="en-US"/>
-              </w:rPr>
-              <w:t>processos</w:t>
-            </w:r>
-            <w:proofErr w:type="spellEnd"/>
-            <w:r>
-              <w:rPr>
-                <w:rFonts w:ascii="Arial" w:hAnsi="Arial" w:cs="Arial"/>
-                <w:sz w:val="24"/>
-                <w:szCs w:val="24"/>
-                <w:lang w:val="en-US"/>
-              </w:rPr>
-              <w:t>.</w:t>
-            </w:r>
+          </w:p>
+          <w:p>
+            <w:pPr>
+              <w:jc w:val="both"/>
+              <w:rPr>
+                <w:rFonts w:ascii="Arial" w:hAnsi="Arial" w:cs="Arial"/>
+                <w:sz w:val="24"/>
+                <w:szCs w:val="24"/>
+              </w:rPr>
+            </w:pPr>
+          </w:p>
+          <w:p>
+            <w:pPr>
+              <w:jc w:val="both"/>
+              <w:rPr>
+                <w:rFonts w:ascii="Arial" w:hAnsi="Arial" w:cs="Arial"/>
+                <w:sz w:val="24"/>
+                <w:szCs w:val="24"/>
+              </w:rPr>
+            </w:pPr>
+          </w:p>
+          <w:p>
+            <w:pPr>
+              <w:jc w:val="both"/>
+              <w:rPr>
+                <w:rFonts w:ascii="Arial" w:hAnsi="Arial" w:cs="Arial"/>
+                <w:sz w:val="24"/>
+                <w:szCs w:val="24"/>
+              </w:rPr>
+            </w:pPr>
           </w:p>
         </w:tc>
       </w:tr>
@@ -4575,9 +4931,1047 @@
         </w:rPr>
       </w:pPr>
     </w:p>
+    <w:p>
+      <w:pPr>
+        <w:rPr>
+          <w:rFonts w:ascii="Arial" w:hAnsi="Arial" w:cs="Arial"/>
+          <w:sz w:val="24"/>
+          <w:szCs w:val="24"/>
+          <w:lang w:val="pt-BR"/>
+        </w:rPr>
+      </w:pPr>
+      <w:proofErr w:type="spellStart"/>
+      <w:r>
+        <w:rPr>
+          <w:rFonts w:ascii="Arial" w:hAnsi="Arial" w:cs="Arial"/>
+          <w:sz w:val="24"/>
+          <w:szCs w:val="24"/>
+          <w:vertAlign w:val="superscript"/>
+          <w:lang w:val="pt-BR"/>
+        </w:rPr>
+        <w:lastRenderedPageBreak/>
+        <w:t>i</w:t>
+      </w:r>
+      <w:r>
+        <w:rPr>
+          <w:rFonts w:ascii="Arial" w:hAnsi="Arial" w:cs="Arial"/>
+          <w:sz w:val="24"/>
+          <w:szCs w:val="24"/>
+          <w:vertAlign w:val="superscript"/>
+          <w:lang w:val="pt-BR"/>
+        </w:rPr>
+        <w:t>ii</w:t>
+      </w:r>
+      <w:proofErr w:type="spellEnd"/>
+      <w:r>
+        <w:rPr>
+          <w:rFonts w:ascii="Arial" w:hAnsi="Arial" w:cs="Arial"/>
+          <w:sz w:val="24"/>
+          <w:szCs w:val="24"/>
+          <w:lang w:val="pt-BR"/>
+        </w:rPr>
+        <w:t xml:space="preserve"> </w:t>
+      </w:r>
+      <w:r>
+        <w:rPr>
+          <w:rFonts w:ascii="Arial" w:hAnsi="Arial" w:cs="Arial"/>
+          <w:b/>
+          <w:bCs/>
+          <w:sz w:val="24"/>
+          <w:szCs w:val="24"/>
+          <w:lang w:val="pt-BR"/>
+        </w:rPr>
+        <w:t>FELIPE DE ALMEIDA CAMARGO</w:t>
+      </w:r>
+      <w:r>
+        <w:rPr>
+          <w:rFonts w:ascii="Arial" w:hAnsi="Arial" w:cs="Arial"/>
+          <w:b/>
+          <w:bCs/>
+          <w:sz w:val="24"/>
+          <w:szCs w:val="24"/>
+          <w:lang w:val="pt-BR"/>
+        </w:rPr>
+        <w:t xml:space="preserve"> </w:t>
+      </w:r>
+      <w:r>
+        <w:rPr>
+          <w:rFonts w:ascii="Arial" w:hAnsi="Arial" w:cs="Arial"/>
+          <w:b/>
+          <w:sz w:val="24"/>
+          <w:szCs w:val="24"/>
+          <w:lang w:val="pt-BR"/>
+        </w:rPr>
+        <w:t>(</w:t>
+      </w:r>
+      <w:r>
+        <w:rPr>
+          <w:rFonts w:ascii="Arial" w:hAnsi="Arial" w:cs="Arial"/>
+          <w:b/>
+          <w:sz w:val="24"/>
+          <w:szCs w:val="24"/>
+          <w:lang w:val="pt-BR"/>
+        </w:rPr>
+        <w:t xml:space="preserve">Autor </w:t>
+      </w:r>
+      <w:r>
+        <w:rPr>
+          <w:rFonts w:ascii="Arial" w:hAnsi="Arial" w:cs="Arial"/>
+          <w:b/>
+          <w:sz w:val="24"/>
+          <w:szCs w:val="24"/>
+          <w:lang w:val="pt-BR"/>
+        </w:rPr>
+        <w:t>3</w:t>
+      </w:r>
+      <w:r>
+        <w:rPr>
+          <w:rFonts w:ascii="Arial" w:hAnsi="Arial" w:cs="Arial"/>
+          <w:b/>
+          <w:sz w:val="24"/>
+          <w:szCs w:val="24"/>
+          <w:lang w:val="pt-BR"/>
+        </w:rPr>
+        <w:t>)</w:t>
+      </w:r>
+    </w:p>
+    <w:p>
+      <w:pPr>
+        <w:rPr>
+          <w:rFonts w:ascii="Arial" w:hAnsi="Arial" w:cs="Arial"/>
+          <w:sz w:val="24"/>
+          <w:szCs w:val="24"/>
+          <w:lang w:val="pt-BR"/>
+        </w:rPr>
+      </w:pPr>
+      <w:r>
+        <w:rPr>
+          <w:rFonts w:ascii="Arial" w:hAnsi="Arial" w:cs="Arial"/>
+          <w:sz w:val="24"/>
+          <w:szCs w:val="24"/>
+          <w:lang w:val="pt-BR"/>
+        </w:rPr>
+        <w:t> </w:t>
+      </w:r>
+    </w:p>
+    <w:tbl>
+      <w:tblPr>
+        <w:tblW w:w="9624" w:type="dxa"/>
+        <w:tblCellMar>
+          <w:top w:w="15" w:type="dxa"/>
+          <w:left w:w="15" w:type="dxa"/>
+          <w:bottom w:w="15" w:type="dxa"/>
+          <w:right w:w="15" w:type="dxa"/>
+        </w:tblCellMar>
+        <w:tblLook w:val="04A0" w:firstRow="1" w:lastRow="0" w:firstColumn="1" w:lastColumn="0" w:noHBand="0" w:noVBand="1"/>
+      </w:tblPr>
+      <w:tblGrid>
+        <w:gridCol w:w="1670"/>
+        <w:gridCol w:w="7954"/>
+      </w:tblGrid>
+      <w:tr>
+        <w:trPr>
+          <w:trHeight w:val="3549"/>
+        </w:trPr>
+        <w:tc>
+          <w:tcPr>
+            <w:tcW w:w="0" w:type="auto"/>
+            <w:tcMar>
+              <w:top w:w="0" w:type="dxa"/>
+              <w:left w:w="100" w:type="dxa"/>
+              <w:bottom w:w="0" w:type="dxa"/>
+              <w:right w:w="100" w:type="dxa"/>
+            </w:tcMar>
+            <w:hideMark/>
+          </w:tcPr>
+          <w:p>
+            <w:pPr>
+              <w:rPr>
+                <w:rFonts w:ascii="Arial" w:hAnsi="Arial" w:cs="Arial"/>
+                <w:sz w:val="24"/>
+                <w:szCs w:val="24"/>
+                <w:lang w:val="pt-BR"/>
+              </w:rPr>
+            </w:pPr>
+            <w:r>
+              <w:rPr>
+                <w:rFonts w:ascii="Arial" w:hAnsi="Arial" w:cs="Arial"/>
+                <w:sz w:val="24"/>
+                <w:szCs w:val="24"/>
+                <w:lang w:val="pt-BR"/>
+              </w:rPr>
+              <w:t> </w:t>
+            </w:r>
+          </w:p>
+          <w:p>
+            <w:pPr>
+              <w:rPr>
+                <w:rFonts w:ascii="Arial" w:hAnsi="Arial" w:cs="Arial"/>
+                <w:sz w:val="24"/>
+                <w:szCs w:val="24"/>
+                <w:lang w:val="pt-BR"/>
+              </w:rPr>
+            </w:pPr>
+            <w:r>
+              <w:rPr>
+                <w:rFonts w:ascii="Arial" w:hAnsi="Arial" w:cs="Arial"/>
+                <w:noProof/>
+                <w:sz w:val="24"/>
+                <w:szCs w:val="24"/>
+                <w:lang w:val="pt-BR"/>
+              </w:rPr>
+              <w:drawing>
+                <wp:inline distT="0" distB="0" distL="0" distR="0" wp14:anchorId="24229F71" wp14:editId="33863EE0">
+                  <wp:extent cx="923925" cy="1381125"/>
+                  <wp:effectExtent l="0" t="0" r="9525" b="9525"/>
+                  <wp:docPr id="99410304" name="Imagem 12"/>
+                  <wp:cNvGraphicFramePr>
+                    <a:graphicFrameLocks xmlns:a="http://schemas.openxmlformats.org/drawingml/2006/main" noChangeAspect="1"/>
+                  </wp:cNvGraphicFramePr>
+                  <a:graphic xmlns:a="http://schemas.openxmlformats.org/drawingml/2006/main">
+                    <a:graphicData uri="http://schemas.openxmlformats.org/drawingml/2006/picture">
+                      <pic:pic xmlns:pic="http://schemas.openxmlformats.org/drawingml/2006/picture">
+                        <pic:nvPicPr>
+                          <pic:cNvPr id="0" name="Picture 11"/>
+                          <pic:cNvPicPr>
+                            <a:picLocks noChangeAspect="1" noChangeArrowheads="1"/>
+                          </pic:cNvPicPr>
+                        </pic:nvPicPr>
+                        <pic:blipFill>
+                          <a:blip r:embed="rId14">
+                            <a:extLst>
+                              <a:ext uri="{28A0092B-C50C-407E-A947-70E740481C1C}">
+                                <a14:useLocalDpi xmlns:a14="http://schemas.microsoft.com/office/drawing/2010/main" val="0"/>
+                              </a:ext>
+                            </a:extLst>
+                          </a:blip>
+                          <a:srcRect/>
+                          <a:stretch>
+                            <a:fillRect/>
+                          </a:stretch>
+                        </pic:blipFill>
+                        <pic:spPr bwMode="auto">
+                          <a:xfrm>
+                            <a:off x="0" y="0"/>
+                            <a:ext cx="923925" cy="1381125"/>
+                          </a:xfrm>
+                          <a:prstGeom prst="rect">
+                            <a:avLst/>
+                          </a:prstGeom>
+                          <a:noFill/>
+                          <a:ln>
+                            <a:noFill/>
+                          </a:ln>
+                        </pic:spPr>
+                      </pic:pic>
+                    </a:graphicData>
+                  </a:graphic>
+                </wp:inline>
+              </w:drawing>
+            </w:r>
+          </w:p>
+        </w:tc>
+        <w:tc>
+          <w:tcPr>
+            <w:tcW w:w="0" w:type="auto"/>
+            <w:tcMar>
+              <w:top w:w="0" w:type="dxa"/>
+              <w:left w:w="100" w:type="dxa"/>
+              <w:bottom w:w="0" w:type="dxa"/>
+              <w:right w:w="100" w:type="dxa"/>
+            </w:tcMar>
+            <w:hideMark/>
+          </w:tcPr>
+          <w:p>
+            <w:pPr>
+              <w:jc w:val="both"/>
+              <w:rPr>
+                <w:rFonts w:ascii="Arial" w:hAnsi="Arial" w:cs="Arial"/>
+                <w:sz w:val="24"/>
+                <w:szCs w:val="24"/>
+                <w:lang w:val="pt-BR"/>
+              </w:rPr>
+            </w:pPr>
+            <w:r>
+              <w:rPr>
+                <w:rFonts w:ascii="Arial" w:hAnsi="Arial" w:cs="Arial"/>
+                <w:sz w:val="24"/>
+                <w:szCs w:val="24"/>
+                <w:lang w:val="pt-BR"/>
+              </w:rPr>
+              <w:t xml:space="preserve">Graduado em Licenciatura em Matemática pela Universidade Estadual Paulista (UNESP), campus de Presidente Prudente (2013-2017). Mestre em Biometria pela UNESP, campus de Botucatu, com ênfase em modelagem matemática e simulações computacionais aplicadas à dinâmica da infecção do vírus da dengue em lactentes (2017-2019). Doutor em Biometria pela UNESP, campus de Botucatu, com pesquisa voltada à modelagem matemática da interação entre o vírus da dengue e os anticorpos (2019-2023). Atualmente é Professor Assistente II no curso superior de Tecnologia em Inteligência e Análise de Dados do SENAI Suíço-Brasileira “Paulo Ernesto </w:t>
+            </w:r>
+            <w:proofErr w:type="spellStart"/>
+            <w:r>
+              <w:rPr>
+                <w:rFonts w:ascii="Arial" w:hAnsi="Arial" w:cs="Arial"/>
+                <w:sz w:val="24"/>
+                <w:szCs w:val="24"/>
+                <w:lang w:val="pt-BR"/>
+              </w:rPr>
+              <w:t>Tolle</w:t>
+            </w:r>
+            <w:proofErr w:type="spellEnd"/>
+            <w:r>
+              <w:rPr>
+                <w:rFonts w:ascii="Arial" w:hAnsi="Arial" w:cs="Arial"/>
+                <w:sz w:val="24"/>
+                <w:szCs w:val="24"/>
+                <w:lang w:val="pt-BR"/>
+              </w:rPr>
+              <w:t>”. Possui experiência nas áreas de modelagem matemática e programação.</w:t>
+            </w:r>
+          </w:p>
+          <w:p>
+            <w:pPr>
+              <w:jc w:val="both"/>
+              <w:rPr>
+                <w:rFonts w:ascii="Arial" w:hAnsi="Arial" w:cs="Arial"/>
+                <w:sz w:val="24"/>
+                <w:szCs w:val="24"/>
+                <w:lang w:val="pt-BR"/>
+              </w:rPr>
+            </w:pPr>
+            <w:r>
+              <w:rPr>
+                <w:rFonts w:ascii="Arial" w:hAnsi="Arial" w:cs="Arial"/>
+                <w:sz w:val="24"/>
+                <w:szCs w:val="24"/>
+                <w:lang w:val="pt-BR"/>
+              </w:rPr>
+              <w:t> </w:t>
+            </w:r>
+          </w:p>
+        </w:tc>
+      </w:tr>
+    </w:tbl>
+    <w:p>
+      <w:pPr>
+        <w:rPr>
+          <w:rFonts w:ascii="Arial" w:hAnsi="Arial" w:cs="Arial"/>
+          <w:sz w:val="24"/>
+          <w:szCs w:val="24"/>
+          <w:lang w:val="pt-BR"/>
+        </w:rPr>
+      </w:pPr>
+      <w:proofErr w:type="spellStart"/>
+      <w:r>
+        <w:rPr>
+          <w:rFonts w:ascii="Arial" w:hAnsi="Arial" w:cs="Arial"/>
+          <w:sz w:val="24"/>
+          <w:szCs w:val="24"/>
+          <w:vertAlign w:val="superscript"/>
+          <w:lang w:val="pt-BR"/>
+        </w:rPr>
+        <w:t>i</w:t>
+      </w:r>
+      <w:r>
+        <w:rPr>
+          <w:rFonts w:ascii="Arial" w:hAnsi="Arial" w:cs="Arial"/>
+          <w:sz w:val="24"/>
+          <w:szCs w:val="24"/>
+          <w:vertAlign w:val="superscript"/>
+          <w:lang w:val="pt-BR"/>
+        </w:rPr>
+        <w:t>v</w:t>
+      </w:r>
+      <w:proofErr w:type="spellEnd"/>
+      <w:r>
+        <w:rPr>
+          <w:rFonts w:ascii="Arial" w:hAnsi="Arial" w:cs="Arial"/>
+          <w:sz w:val="24"/>
+          <w:szCs w:val="24"/>
+          <w:lang w:val="pt-BR"/>
+        </w:rPr>
+        <w:t xml:space="preserve"> </w:t>
+      </w:r>
+      <w:r>
+        <w:rPr>
+          <w:rFonts w:ascii="Arial" w:hAnsi="Arial" w:cs="Arial"/>
+          <w:b/>
+          <w:bCs/>
+          <w:sz w:val="24"/>
+          <w:szCs w:val="24"/>
+          <w:lang w:val="pt-BR"/>
+        </w:rPr>
+        <w:t>ARUANE MELLO PINEDA PERTINHEZ</w:t>
+      </w:r>
+      <w:r>
+        <w:rPr>
+          <w:rFonts w:ascii="Arial" w:hAnsi="Arial" w:cs="Arial"/>
+          <w:b/>
+          <w:bCs/>
+          <w:sz w:val="24"/>
+          <w:szCs w:val="24"/>
+          <w:lang w:val="pt-BR"/>
+        </w:rPr>
+        <w:t xml:space="preserve"> </w:t>
+      </w:r>
+      <w:r>
+        <w:rPr>
+          <w:rFonts w:ascii="Arial" w:hAnsi="Arial" w:cs="Arial"/>
+          <w:b/>
+          <w:sz w:val="24"/>
+          <w:szCs w:val="24"/>
+          <w:lang w:val="pt-BR"/>
+        </w:rPr>
+        <w:t>(</w:t>
+      </w:r>
+      <w:r>
+        <w:rPr>
+          <w:rFonts w:ascii="Arial" w:hAnsi="Arial" w:cs="Arial"/>
+          <w:b/>
+          <w:sz w:val="24"/>
+          <w:szCs w:val="24"/>
+          <w:lang w:val="pt-BR"/>
+        </w:rPr>
+        <w:t xml:space="preserve">Autor </w:t>
+      </w:r>
+      <w:r>
+        <w:rPr>
+          <w:rFonts w:ascii="Arial" w:hAnsi="Arial" w:cs="Arial"/>
+          <w:b/>
+          <w:sz w:val="24"/>
+          <w:szCs w:val="24"/>
+          <w:lang w:val="pt-BR"/>
+        </w:rPr>
+        <w:t>4</w:t>
+      </w:r>
+      <w:r>
+        <w:rPr>
+          <w:rFonts w:ascii="Arial" w:hAnsi="Arial" w:cs="Arial"/>
+          <w:b/>
+          <w:sz w:val="24"/>
+          <w:szCs w:val="24"/>
+          <w:lang w:val="pt-BR"/>
+        </w:rPr>
+        <w:t>)</w:t>
+      </w:r>
+    </w:p>
+    <w:p>
+      <w:pPr>
+        <w:rPr>
+          <w:rFonts w:ascii="Arial" w:hAnsi="Arial" w:cs="Arial"/>
+          <w:sz w:val="24"/>
+          <w:szCs w:val="24"/>
+          <w:lang w:val="pt-BR"/>
+        </w:rPr>
+      </w:pPr>
+      <w:r>
+        <w:rPr>
+          <w:rFonts w:ascii="Arial" w:hAnsi="Arial" w:cs="Arial"/>
+          <w:sz w:val="24"/>
+          <w:szCs w:val="24"/>
+          <w:lang w:val="pt-BR"/>
+        </w:rPr>
+        <w:t> </w:t>
+      </w:r>
+    </w:p>
+    <w:tbl>
+      <w:tblPr>
+        <w:tblW w:w="0" w:type="auto"/>
+        <w:tblCellMar>
+          <w:top w:w="15" w:type="dxa"/>
+          <w:left w:w="15" w:type="dxa"/>
+          <w:bottom w:w="15" w:type="dxa"/>
+          <w:right w:w="15" w:type="dxa"/>
+        </w:tblCellMar>
+        <w:tblLook w:val="04A0" w:firstRow="1" w:lastRow="0" w:firstColumn="1" w:lastColumn="0" w:noHBand="0" w:noVBand="1"/>
+      </w:tblPr>
+      <w:tblGrid>
+        <w:gridCol w:w="1640"/>
+        <w:gridCol w:w="7435"/>
+      </w:tblGrid>
+      <w:tr>
+        <w:trPr>
+          <w:trHeight w:val="4590"/>
+        </w:trPr>
+        <w:tc>
+          <w:tcPr>
+            <w:tcW w:w="0" w:type="auto"/>
+            <w:tcMar>
+              <w:top w:w="0" w:type="dxa"/>
+              <w:left w:w="100" w:type="dxa"/>
+              <w:bottom w:w="0" w:type="dxa"/>
+              <w:right w:w="100" w:type="dxa"/>
+            </w:tcMar>
+            <w:hideMark/>
+          </w:tcPr>
+          <w:p>
+            <w:pPr>
+              <w:rPr>
+                <w:rFonts w:ascii="Arial" w:hAnsi="Arial" w:cs="Arial"/>
+                <w:sz w:val="24"/>
+                <w:szCs w:val="24"/>
+                <w:lang w:val="pt-BR"/>
+              </w:rPr>
+            </w:pPr>
+            <w:r>
+              <w:rPr>
+                <w:rFonts w:ascii="Arial" w:hAnsi="Arial" w:cs="Arial"/>
+                <w:noProof/>
+                <w:sz w:val="24"/>
+                <w:szCs w:val="24"/>
+                <w:lang w:val="pt-BR"/>
+              </w:rPr>
+              <w:drawing>
+                <wp:inline distT="0" distB="0" distL="0" distR="0" wp14:anchorId="6D01720F" wp14:editId="40BEC45F">
+                  <wp:extent cx="904875" cy="1190625"/>
+                  <wp:effectExtent l="0" t="0" r="9525" b="9525"/>
+                  <wp:docPr id="175959060" name="Imagem 16"/>
+                  <wp:cNvGraphicFramePr>
+                    <a:graphicFrameLocks xmlns:a="http://schemas.openxmlformats.org/drawingml/2006/main" noChangeAspect="1"/>
+                  </wp:cNvGraphicFramePr>
+                  <a:graphic xmlns:a="http://schemas.openxmlformats.org/drawingml/2006/main">
+                    <a:graphicData uri="http://schemas.openxmlformats.org/drawingml/2006/picture">
+                      <pic:pic xmlns:pic="http://schemas.openxmlformats.org/drawingml/2006/picture">
+                        <pic:nvPicPr>
+                          <pic:cNvPr id="0" name="Picture 30"/>
+                          <pic:cNvPicPr>
+                            <a:picLocks noChangeAspect="1" noChangeArrowheads="1"/>
+                          </pic:cNvPicPr>
+                        </pic:nvPicPr>
+                        <pic:blipFill>
+                          <a:blip r:embed="rId15">
+                            <a:extLst>
+                              <a:ext uri="{28A0092B-C50C-407E-A947-70E740481C1C}">
+                                <a14:useLocalDpi xmlns:a14="http://schemas.microsoft.com/office/drawing/2010/main" val="0"/>
+                              </a:ext>
+                            </a:extLst>
+                          </a:blip>
+                          <a:srcRect/>
+                          <a:stretch>
+                            <a:fillRect/>
+                          </a:stretch>
+                        </pic:blipFill>
+                        <pic:spPr bwMode="auto">
+                          <a:xfrm>
+                            <a:off x="0" y="0"/>
+                            <a:ext cx="904875" cy="1190625"/>
+                          </a:xfrm>
+                          <a:prstGeom prst="rect">
+                            <a:avLst/>
+                          </a:prstGeom>
+                          <a:noFill/>
+                          <a:ln>
+                            <a:noFill/>
+                          </a:ln>
+                        </pic:spPr>
+                      </pic:pic>
+                    </a:graphicData>
+                  </a:graphic>
+                </wp:inline>
+              </w:drawing>
+            </w:r>
+          </w:p>
+          <w:p>
+            <w:pPr>
+              <w:rPr>
+                <w:rFonts w:ascii="Arial" w:hAnsi="Arial" w:cs="Arial"/>
+                <w:sz w:val="24"/>
+                <w:szCs w:val="24"/>
+                <w:lang w:val="pt-BR"/>
+              </w:rPr>
+            </w:pPr>
+            <w:r>
+              <w:rPr>
+                <w:rFonts w:ascii="Arial" w:hAnsi="Arial" w:cs="Arial"/>
+                <w:sz w:val="24"/>
+                <w:szCs w:val="24"/>
+                <w:lang w:val="pt-BR"/>
+              </w:rPr>
+              <w:t> </w:t>
+            </w:r>
+          </w:p>
+        </w:tc>
+        <w:tc>
+          <w:tcPr>
+            <w:tcW w:w="0" w:type="auto"/>
+            <w:tcMar>
+              <w:top w:w="0" w:type="dxa"/>
+              <w:left w:w="100" w:type="dxa"/>
+              <w:bottom w:w="0" w:type="dxa"/>
+              <w:right w:w="100" w:type="dxa"/>
+            </w:tcMar>
+            <w:hideMark/>
+          </w:tcPr>
+          <w:p>
+            <w:pPr>
+              <w:jc w:val="both"/>
+              <w:rPr>
+                <w:rFonts w:ascii="Arial" w:hAnsi="Arial" w:cs="Arial"/>
+                <w:sz w:val="24"/>
+                <w:szCs w:val="24"/>
+                <w:lang w:val="pt-BR"/>
+              </w:rPr>
+            </w:pPr>
+            <w:r>
+              <w:rPr>
+                <w:rFonts w:ascii="Arial" w:hAnsi="Arial" w:cs="Arial"/>
+                <w:sz w:val="24"/>
+                <w:szCs w:val="24"/>
+                <w:lang w:val="pt-BR"/>
+              </w:rPr>
+              <w:t xml:space="preserve">Graduada em Matemática pela Universidade Estadual Paulista “Júlio de Mesquita Filho” (UNESP, 2012–2016), com período sanduíche na Sorbonne </w:t>
+            </w:r>
+            <w:proofErr w:type="spellStart"/>
+            <w:r>
+              <w:rPr>
+                <w:rFonts w:ascii="Arial" w:hAnsi="Arial" w:cs="Arial"/>
+                <w:sz w:val="24"/>
+                <w:szCs w:val="24"/>
+                <w:lang w:val="pt-BR"/>
+              </w:rPr>
+              <w:t>Université</w:t>
+            </w:r>
+            <w:proofErr w:type="spellEnd"/>
+            <w:r>
+              <w:rPr>
+                <w:rFonts w:ascii="Arial" w:hAnsi="Arial" w:cs="Arial"/>
+                <w:sz w:val="24"/>
+                <w:szCs w:val="24"/>
+                <w:lang w:val="pt-BR"/>
+              </w:rPr>
+              <w:t xml:space="preserve">, em Paris, França (2013–2015). Mestre também pela UNESP, com ênfase em Matemática Aplicada e Computacional (2017–2019). Doutora pela Universidade de São Paulo (USP, 2019-2023) em Ciência da Computação e Matemática Computacional, com período sanduíche na </w:t>
+            </w:r>
+            <w:proofErr w:type="spellStart"/>
+            <w:r>
+              <w:rPr>
+                <w:rFonts w:ascii="Arial" w:hAnsi="Arial" w:cs="Arial"/>
+                <w:sz w:val="24"/>
+                <w:szCs w:val="24"/>
+                <w:lang w:val="pt-BR"/>
+              </w:rPr>
+              <w:t>University</w:t>
+            </w:r>
+            <w:proofErr w:type="spellEnd"/>
+            <w:r>
+              <w:rPr>
+                <w:rFonts w:ascii="Arial" w:hAnsi="Arial" w:cs="Arial"/>
+                <w:sz w:val="24"/>
+                <w:szCs w:val="24"/>
+                <w:lang w:val="pt-BR"/>
+              </w:rPr>
+              <w:t xml:space="preserve"> </w:t>
+            </w:r>
+            <w:proofErr w:type="spellStart"/>
+            <w:r>
+              <w:rPr>
+                <w:rFonts w:ascii="Arial" w:hAnsi="Arial" w:cs="Arial"/>
+                <w:sz w:val="24"/>
+                <w:szCs w:val="24"/>
+                <w:lang w:val="pt-BR"/>
+              </w:rPr>
+              <w:t>of</w:t>
+            </w:r>
+            <w:proofErr w:type="spellEnd"/>
+            <w:r>
+              <w:rPr>
+                <w:rFonts w:ascii="Arial" w:hAnsi="Arial" w:cs="Arial"/>
+                <w:sz w:val="24"/>
+                <w:szCs w:val="24"/>
+                <w:lang w:val="pt-BR"/>
+              </w:rPr>
+              <w:t xml:space="preserve"> Warwick, em Coventry, Inglaterra (2022–2023).</w:t>
+            </w:r>
+          </w:p>
+          <w:p>
+            <w:pPr>
+              <w:jc w:val="both"/>
+              <w:rPr>
+                <w:rFonts w:ascii="Arial" w:hAnsi="Arial" w:cs="Arial"/>
+                <w:sz w:val="24"/>
+                <w:szCs w:val="24"/>
+                <w:lang w:val="pt-BR"/>
+              </w:rPr>
+            </w:pPr>
+            <w:r>
+              <w:rPr>
+                <w:rFonts w:ascii="Arial" w:hAnsi="Arial" w:cs="Arial"/>
+                <w:sz w:val="24"/>
+                <w:szCs w:val="24"/>
+                <w:lang w:val="pt-BR"/>
+              </w:rPr>
+              <w:t> </w:t>
+            </w:r>
+          </w:p>
+          <w:p>
+            <w:pPr>
+              <w:jc w:val="both"/>
+              <w:rPr>
+                <w:rFonts w:ascii="Arial" w:hAnsi="Arial" w:cs="Arial"/>
+                <w:sz w:val="24"/>
+                <w:szCs w:val="24"/>
+                <w:lang w:val="pt-BR"/>
+              </w:rPr>
+            </w:pPr>
+            <w:r>
+              <w:rPr>
+                <w:rFonts w:ascii="Arial" w:hAnsi="Arial" w:cs="Arial"/>
+                <w:sz w:val="24"/>
+                <w:szCs w:val="24"/>
+                <w:lang w:val="pt-BR"/>
+              </w:rPr>
+              <w:t xml:space="preserve">Atualmente atua com governança de dados e </w:t>
+            </w:r>
+            <w:proofErr w:type="spellStart"/>
+            <w:r>
+              <w:rPr>
+                <w:rFonts w:ascii="Arial" w:hAnsi="Arial" w:cs="Arial"/>
+                <w:sz w:val="24"/>
+                <w:szCs w:val="24"/>
+                <w:lang w:val="pt-BR"/>
+              </w:rPr>
+              <w:t>analytics</w:t>
+            </w:r>
+            <w:proofErr w:type="spellEnd"/>
+            <w:r>
+              <w:rPr>
+                <w:rFonts w:ascii="Arial" w:hAnsi="Arial" w:cs="Arial"/>
+                <w:sz w:val="24"/>
+                <w:szCs w:val="24"/>
+                <w:lang w:val="pt-BR"/>
+              </w:rPr>
+              <w:t xml:space="preserve"> na área de Câmbio e Derivativos do Itaú e é Professora Adjunta II no curso superior de Tecnologia em Inteligência e Análise de Dados no SENAI Suíço-Brasileira “Paulo Ernesto </w:t>
+            </w:r>
+            <w:proofErr w:type="spellStart"/>
+            <w:r>
+              <w:rPr>
+                <w:rFonts w:ascii="Arial" w:hAnsi="Arial" w:cs="Arial"/>
+                <w:sz w:val="24"/>
+                <w:szCs w:val="24"/>
+                <w:lang w:val="pt-BR"/>
+              </w:rPr>
+              <w:t>Tolle</w:t>
+            </w:r>
+            <w:proofErr w:type="spellEnd"/>
+            <w:r>
+              <w:rPr>
+                <w:rFonts w:ascii="Arial" w:hAnsi="Arial" w:cs="Arial"/>
+                <w:sz w:val="24"/>
+                <w:szCs w:val="24"/>
+                <w:lang w:val="pt-BR"/>
+              </w:rPr>
+              <w:t>”. Possui experiência nas áreas de modelagem, análise de dados, redes complexas e modelos de aprendizado de máquina.</w:t>
+            </w:r>
+          </w:p>
+          <w:p>
+            <w:pPr>
+              <w:jc w:val="both"/>
+              <w:rPr>
+                <w:rFonts w:ascii="Arial" w:hAnsi="Arial" w:cs="Arial"/>
+                <w:sz w:val="24"/>
+                <w:szCs w:val="24"/>
+                <w:lang w:val="pt-BR"/>
+              </w:rPr>
+            </w:pPr>
+          </w:p>
+        </w:tc>
+      </w:tr>
+    </w:tbl>
+    <w:p>
+      <w:pPr>
+        <w:rPr>
+          <w:rFonts w:ascii="Arial" w:hAnsi="Arial" w:cs="Arial"/>
+          <w:sz w:val="24"/>
+          <w:szCs w:val="24"/>
+          <w:lang w:val="pt-BR"/>
+        </w:rPr>
+      </w:pPr>
+      <w:r>
+        <w:rPr>
+          <w:rFonts w:ascii="Arial" w:hAnsi="Arial" w:cs="Arial"/>
+          <w:sz w:val="24"/>
+          <w:szCs w:val="24"/>
+          <w:vertAlign w:val="superscript"/>
+          <w:lang w:val="pt-BR"/>
+        </w:rPr>
+        <w:t>v</w:t>
+      </w:r>
+      <w:r>
+        <w:rPr>
+          <w:rFonts w:ascii="Arial" w:hAnsi="Arial" w:cs="Arial"/>
+          <w:sz w:val="24"/>
+          <w:szCs w:val="24"/>
+          <w:lang w:val="pt-BR"/>
+        </w:rPr>
+        <w:t xml:space="preserve"> </w:t>
+      </w:r>
+      <w:r>
+        <w:rPr>
+          <w:rFonts w:ascii="Arial" w:hAnsi="Arial" w:cs="Arial"/>
+          <w:b/>
+          <w:bCs/>
+          <w:sz w:val="24"/>
+          <w:szCs w:val="24"/>
+          <w:lang w:val="pt-BR"/>
+        </w:rPr>
+        <w:t>BETHINA DA ROCHA CAMARGO </w:t>
+      </w:r>
+      <w:r>
+        <w:rPr>
+          <w:rFonts w:ascii="Arial" w:hAnsi="Arial" w:cs="Arial"/>
+          <w:b/>
+          <w:sz w:val="24"/>
+          <w:szCs w:val="24"/>
+          <w:lang w:val="pt-BR"/>
+        </w:rPr>
+        <w:t>(</w:t>
+      </w:r>
+      <w:r>
+        <w:rPr>
+          <w:rFonts w:ascii="Arial" w:hAnsi="Arial" w:cs="Arial"/>
+          <w:b/>
+          <w:sz w:val="24"/>
+          <w:szCs w:val="24"/>
+          <w:lang w:val="pt-BR"/>
+        </w:rPr>
+        <w:t xml:space="preserve">Autor </w:t>
+      </w:r>
+      <w:r>
+        <w:rPr>
+          <w:rFonts w:ascii="Arial" w:hAnsi="Arial" w:cs="Arial"/>
+          <w:b/>
+          <w:sz w:val="24"/>
+          <w:szCs w:val="24"/>
+          <w:lang w:val="pt-BR"/>
+        </w:rPr>
+        <w:t>5</w:t>
+      </w:r>
+      <w:r>
+        <w:rPr>
+          <w:rFonts w:ascii="Arial" w:hAnsi="Arial" w:cs="Arial"/>
+          <w:b/>
+          <w:sz w:val="24"/>
+          <w:szCs w:val="24"/>
+          <w:lang w:val="pt-BR"/>
+        </w:rPr>
+        <w:t>)</w:t>
+      </w:r>
+    </w:p>
+    <w:tbl>
+      <w:tblPr>
+        <w:tblW w:w="0" w:type="auto"/>
+        <w:tblCellMar>
+          <w:top w:w="15" w:type="dxa"/>
+          <w:left w:w="15" w:type="dxa"/>
+          <w:bottom w:w="15" w:type="dxa"/>
+          <w:right w:w="15" w:type="dxa"/>
+        </w:tblCellMar>
+        <w:tblLook w:val="04A0" w:firstRow="1" w:lastRow="0" w:firstColumn="1" w:lastColumn="0" w:noHBand="0" w:noVBand="1"/>
+      </w:tblPr>
+      <w:tblGrid>
+        <w:gridCol w:w="1580"/>
+        <w:gridCol w:w="7495"/>
+      </w:tblGrid>
+      <w:tr>
+        <w:trPr>
+          <w:trHeight w:val="3795"/>
+        </w:trPr>
+        <w:tc>
+          <w:tcPr>
+            <w:tcW w:w="0" w:type="auto"/>
+            <w:tcMar>
+              <w:top w:w="0" w:type="dxa"/>
+              <w:left w:w="100" w:type="dxa"/>
+              <w:bottom w:w="0" w:type="dxa"/>
+              <w:right w:w="100" w:type="dxa"/>
+            </w:tcMar>
+            <w:hideMark/>
+          </w:tcPr>
+          <w:p>
+            <w:pPr>
+              <w:rPr>
+                <w:rFonts w:ascii="Arial" w:hAnsi="Arial" w:cs="Arial"/>
+                <w:sz w:val="24"/>
+                <w:szCs w:val="24"/>
+                <w:lang w:val="pt-BR"/>
+              </w:rPr>
+            </w:pPr>
+            <w:r>
+              <w:rPr>
+                <w:rFonts w:ascii="Arial" w:hAnsi="Arial" w:cs="Arial"/>
+                <w:sz w:val="24"/>
+                <w:szCs w:val="24"/>
+                <w:lang w:val="pt-BR"/>
+              </w:rPr>
+              <w:t> </w:t>
+            </w:r>
+          </w:p>
+          <w:p>
+            <w:pPr>
+              <w:rPr>
+                <w:rFonts w:ascii="Arial" w:hAnsi="Arial" w:cs="Arial"/>
+                <w:sz w:val="24"/>
+                <w:szCs w:val="24"/>
+                <w:lang w:val="pt-BR"/>
+              </w:rPr>
+            </w:pPr>
+            <w:r>
+              <w:rPr>
+                <w:rFonts w:ascii="Arial" w:hAnsi="Arial" w:cs="Arial"/>
+                <w:noProof/>
+                <w:sz w:val="24"/>
+                <w:szCs w:val="24"/>
+                <w:lang w:val="pt-BR"/>
+              </w:rPr>
+              <w:drawing>
+                <wp:inline distT="0" distB="0" distL="0" distR="0" wp14:anchorId="5000D16C" wp14:editId="4A6F074E">
+                  <wp:extent cx="866775" cy="1171575"/>
+                  <wp:effectExtent l="0" t="0" r="9525" b="9525"/>
+                  <wp:docPr id="989537721" name="Imagem 11"/>
+                  <wp:cNvGraphicFramePr>
+                    <a:graphicFrameLocks xmlns:a="http://schemas.openxmlformats.org/drawingml/2006/main" noChangeAspect="1"/>
+                  </wp:cNvGraphicFramePr>
+                  <a:graphic xmlns:a="http://schemas.openxmlformats.org/drawingml/2006/main">
+                    <a:graphicData uri="http://schemas.openxmlformats.org/drawingml/2006/picture">
+                      <pic:pic xmlns:pic="http://schemas.openxmlformats.org/drawingml/2006/picture">
+                        <pic:nvPicPr>
+                          <pic:cNvPr id="0" name="Picture 12"/>
+                          <pic:cNvPicPr>
+                            <a:picLocks noChangeAspect="1" noChangeArrowheads="1"/>
+                          </pic:cNvPicPr>
+                        </pic:nvPicPr>
+                        <pic:blipFill>
+                          <a:blip r:embed="rId16">
+                            <a:extLst>
+                              <a:ext uri="{28A0092B-C50C-407E-A947-70E740481C1C}">
+                                <a14:useLocalDpi xmlns:a14="http://schemas.microsoft.com/office/drawing/2010/main" val="0"/>
+                              </a:ext>
+                            </a:extLst>
+                          </a:blip>
+                          <a:srcRect/>
+                          <a:stretch>
+                            <a:fillRect/>
+                          </a:stretch>
+                        </pic:blipFill>
+                        <pic:spPr bwMode="auto">
+                          <a:xfrm>
+                            <a:off x="0" y="0"/>
+                            <a:ext cx="866775" cy="1171575"/>
+                          </a:xfrm>
+                          <a:prstGeom prst="rect">
+                            <a:avLst/>
+                          </a:prstGeom>
+                          <a:noFill/>
+                          <a:ln>
+                            <a:noFill/>
+                          </a:ln>
+                        </pic:spPr>
+                      </pic:pic>
+                    </a:graphicData>
+                  </a:graphic>
+                </wp:inline>
+              </w:drawing>
+            </w:r>
+          </w:p>
+        </w:tc>
+        <w:tc>
+          <w:tcPr>
+            <w:tcW w:w="0" w:type="auto"/>
+            <w:tcMar>
+              <w:top w:w="0" w:type="dxa"/>
+              <w:left w:w="100" w:type="dxa"/>
+              <w:bottom w:w="0" w:type="dxa"/>
+              <w:right w:w="100" w:type="dxa"/>
+            </w:tcMar>
+            <w:hideMark/>
+          </w:tcPr>
+          <w:p>
+            <w:pPr>
+              <w:jc w:val="both"/>
+              <w:rPr>
+                <w:rFonts w:ascii="Arial" w:hAnsi="Arial" w:cs="Arial"/>
+                <w:sz w:val="24"/>
+                <w:szCs w:val="24"/>
+                <w:lang w:val="pt-BR"/>
+              </w:rPr>
+            </w:pPr>
+            <w:r>
+              <w:rPr>
+                <w:rFonts w:ascii="Arial" w:hAnsi="Arial" w:cs="Arial"/>
+                <w:sz w:val="24"/>
+                <w:szCs w:val="24"/>
+                <w:lang w:val="pt-BR"/>
+              </w:rPr>
+              <w:t xml:space="preserve">Graduada em Licenciatura em Matemática pela Universidade Estadual Paulista (UNESP), campus de Bauru (2013-2018). Mestre em Biometria pela UNESP, campus de Botucatu, com ênfase em Bioestatística (2018-2020). Doutora em Biometria pela UNESP, campus de Botucatu, com pesquisa voltada à identificação de biomarcadores de carcinoma pulmonar utilizando técnicas de machine learning (2020-2024). Atualmente atua como Data </w:t>
+            </w:r>
+            <w:proofErr w:type="spellStart"/>
+            <w:r>
+              <w:rPr>
+                <w:rFonts w:ascii="Arial" w:hAnsi="Arial" w:cs="Arial"/>
+                <w:sz w:val="24"/>
+                <w:szCs w:val="24"/>
+                <w:lang w:val="pt-BR"/>
+              </w:rPr>
+              <w:t>Scientist</w:t>
+            </w:r>
+            <w:proofErr w:type="spellEnd"/>
+            <w:r>
+              <w:rPr>
+                <w:rFonts w:ascii="Arial" w:hAnsi="Arial" w:cs="Arial"/>
+                <w:sz w:val="24"/>
+                <w:szCs w:val="24"/>
+                <w:lang w:val="pt-BR"/>
+              </w:rPr>
+              <w:t xml:space="preserve"> II no Departamento de Inteligência de Dados do Bradesco e é Professora Assistente II no curso superior de Tecnologia em Inteligência e Análise de Dados no SENAI Suíço-Brasileira “Paulo Ernesto </w:t>
+            </w:r>
+            <w:proofErr w:type="spellStart"/>
+            <w:r>
+              <w:rPr>
+                <w:rFonts w:ascii="Arial" w:hAnsi="Arial" w:cs="Arial"/>
+                <w:sz w:val="24"/>
+                <w:szCs w:val="24"/>
+                <w:lang w:val="pt-BR"/>
+              </w:rPr>
+              <w:t>Tolle</w:t>
+            </w:r>
+            <w:proofErr w:type="spellEnd"/>
+            <w:r>
+              <w:rPr>
+                <w:rFonts w:ascii="Arial" w:hAnsi="Arial" w:cs="Arial"/>
+                <w:sz w:val="24"/>
+                <w:szCs w:val="24"/>
+                <w:lang w:val="pt-BR"/>
+              </w:rPr>
+              <w:t>”. Possui experiência nas áreas de análise de dados, estatística e machine learning.</w:t>
+            </w:r>
+          </w:p>
+          <w:p>
+            <w:pPr>
+              <w:rPr>
+                <w:rFonts w:ascii="Arial" w:hAnsi="Arial" w:cs="Arial"/>
+                <w:sz w:val="24"/>
+                <w:szCs w:val="24"/>
+                <w:lang w:val="pt-BR"/>
+              </w:rPr>
+            </w:pPr>
+            <w:r>
+              <w:rPr>
+                <w:rFonts w:ascii="Arial" w:hAnsi="Arial" w:cs="Arial"/>
+                <w:sz w:val="24"/>
+                <w:szCs w:val="24"/>
+                <w:lang w:val="pt-BR"/>
+              </w:rPr>
+              <w:t> </w:t>
+            </w:r>
+          </w:p>
+        </w:tc>
+      </w:tr>
+    </w:tbl>
+    <w:p>
+      <w:pPr>
+        <w:rPr>
+          <w:rFonts w:ascii="Arial" w:hAnsi="Arial" w:cs="Arial"/>
+          <w:sz w:val="24"/>
+          <w:szCs w:val="24"/>
+          <w:lang w:val="pt-BR"/>
+        </w:rPr>
+      </w:pPr>
+    </w:p>
     <w:sectPr>
-      <w:headerReference w:type="default" r:id="rId8"/>
-      <w:footerReference w:type="default" r:id="rId9"/>
+      <w:headerReference w:type="default" r:id="rId17"/>
+      <w:footerReference w:type="default" r:id="rId18"/>
       <w:type w:val="continuous"/>
       <w:pgSz w:w="11910" w:h="16840"/>
       <w:pgMar w:top="1701" w:right="1134" w:bottom="1134" w:left="1701" w:header="720" w:footer="906" w:gutter="0"/>
@@ -4850,7 +6244,7 @@
       <w:pPr>
         <w:pStyle w:val="Textodenotaderodap"/>
         <w:rPr>
-          <w:rFonts w:asciiTheme="minorHAnsi" w:hAnsiTheme="minorHAnsi" w:cs="Arial"/>
+          <w:rFonts w:cs="Arial"/>
         </w:rPr>
       </w:pPr>
       <w:r>
@@ -4866,6 +6260,292 @@
         </w:rPr>
         <w:t xml:space="preserve"> </w:t>
       </w:r>
+      <w:proofErr w:type="spellStart"/>
+      <w:r>
+        <w:rPr>
+          <w:rFonts w:asciiTheme="minorHAnsi" w:hAnsiTheme="minorHAnsi" w:cs="Arial"/>
+          <w:lang w:val="en-US"/>
+        </w:rPr>
+        <w:t>Graduado</w:t>
+      </w:r>
+      <w:proofErr w:type="spellEnd"/>
+      <w:r>
+        <w:rPr>
+          <w:rFonts w:asciiTheme="minorHAnsi" w:hAnsiTheme="minorHAnsi" w:cs="Arial"/>
+          <w:lang w:val="en-US"/>
+        </w:rPr>
+        <w:t xml:space="preserve"> </w:t>
+      </w:r>
+      <w:proofErr w:type="spellStart"/>
+      <w:r>
+        <w:rPr>
+          <w:rFonts w:asciiTheme="minorHAnsi" w:hAnsiTheme="minorHAnsi" w:cs="Arial"/>
+          <w:lang w:val="en-US"/>
+        </w:rPr>
+        <w:t>em</w:t>
+      </w:r>
+      <w:proofErr w:type="spellEnd"/>
+      <w:r>
+        <w:rPr>
+          <w:rFonts w:asciiTheme="minorHAnsi" w:hAnsiTheme="minorHAnsi" w:cs="Arial"/>
+          <w:lang w:val="en-US"/>
+        </w:rPr>
+        <w:t xml:space="preserve"> </w:t>
+      </w:r>
+      <w:proofErr w:type="spellStart"/>
+      <w:r>
+        <w:rPr>
+          <w:rFonts w:asciiTheme="minorHAnsi" w:hAnsiTheme="minorHAnsi" w:cs="Arial"/>
+          <w:lang w:val="en-US"/>
+        </w:rPr>
+        <w:t>Engenharia</w:t>
+      </w:r>
+      <w:proofErr w:type="spellEnd"/>
+      <w:r>
+        <w:rPr>
+          <w:rFonts w:asciiTheme="minorHAnsi" w:hAnsiTheme="minorHAnsi" w:cs="Arial"/>
+          <w:lang w:val="en-US"/>
+        </w:rPr>
+        <w:t xml:space="preserve"> de </w:t>
+      </w:r>
+      <w:proofErr w:type="spellStart"/>
+      <w:r>
+        <w:rPr>
+          <w:rFonts w:asciiTheme="minorHAnsi" w:hAnsiTheme="minorHAnsi" w:cs="Arial"/>
+          <w:lang w:val="en-US"/>
+        </w:rPr>
+        <w:t>Produção</w:t>
+      </w:r>
+      <w:proofErr w:type="spellEnd"/>
+      <w:r>
+        <w:rPr>
+          <w:rFonts w:asciiTheme="minorHAnsi" w:hAnsiTheme="minorHAnsi" w:cs="Arial"/>
+          <w:lang w:val="en-US"/>
+        </w:rPr>
+        <w:t xml:space="preserve"> </w:t>
+      </w:r>
+      <w:proofErr w:type="spellStart"/>
+      <w:r>
+        <w:rPr>
+          <w:rFonts w:asciiTheme="minorHAnsi" w:hAnsiTheme="minorHAnsi" w:cs="Arial"/>
+          <w:lang w:val="en-US"/>
+        </w:rPr>
+        <w:t>Mecânica</w:t>
+      </w:r>
+      <w:proofErr w:type="spellEnd"/>
+      <w:r>
+        <w:rPr>
+          <w:rFonts w:asciiTheme="minorHAnsi" w:hAnsiTheme="minorHAnsi" w:cs="Arial"/>
+          <w:lang w:val="en-US"/>
+        </w:rPr>
+        <w:t xml:space="preserve"> </w:t>
+      </w:r>
+      <w:proofErr w:type="spellStart"/>
+      <w:r>
+        <w:rPr>
+          <w:rFonts w:asciiTheme="minorHAnsi" w:hAnsiTheme="minorHAnsi" w:cs="Arial"/>
+          <w:lang w:val="en-US"/>
+        </w:rPr>
+        <w:t>pelo</w:t>
+      </w:r>
+      <w:proofErr w:type="spellEnd"/>
+      <w:r>
+        <w:rPr>
+          <w:rFonts w:asciiTheme="minorHAnsi" w:hAnsiTheme="minorHAnsi" w:cs="Arial"/>
+          <w:lang w:val="en-US"/>
+        </w:rPr>
+        <w:t xml:space="preserve"> Centro Universitário das </w:t>
+      </w:r>
+      <w:proofErr w:type="spellStart"/>
+      <w:r>
+        <w:rPr>
+          <w:rFonts w:asciiTheme="minorHAnsi" w:hAnsiTheme="minorHAnsi" w:cs="Arial"/>
+          <w:lang w:val="en-US"/>
+        </w:rPr>
+        <w:t>Faculdades</w:t>
+      </w:r>
+      <w:proofErr w:type="spellEnd"/>
+      <w:r>
+        <w:rPr>
+          <w:rFonts w:asciiTheme="minorHAnsi" w:hAnsiTheme="minorHAnsi" w:cs="Arial"/>
+          <w:lang w:val="en-US"/>
+        </w:rPr>
+        <w:t xml:space="preserve"> </w:t>
+      </w:r>
+      <w:proofErr w:type="spellStart"/>
+      <w:r>
+        <w:rPr>
+          <w:rFonts w:asciiTheme="minorHAnsi" w:hAnsiTheme="minorHAnsi" w:cs="Arial"/>
+          <w:lang w:val="en-US"/>
+        </w:rPr>
+        <w:t>Metropolitanas</w:t>
+      </w:r>
+      <w:proofErr w:type="spellEnd"/>
+      <w:r>
+        <w:rPr>
+          <w:rFonts w:asciiTheme="minorHAnsi" w:hAnsiTheme="minorHAnsi" w:cs="Arial"/>
+          <w:lang w:val="en-US"/>
+        </w:rPr>
+        <w:t xml:space="preserve"> Unidas (FMU) e </w:t>
+      </w:r>
+      <w:proofErr w:type="spellStart"/>
+      <w:r>
+        <w:rPr>
+          <w:rFonts w:asciiTheme="minorHAnsi" w:hAnsiTheme="minorHAnsi" w:cs="Arial"/>
+          <w:lang w:val="en-US"/>
+        </w:rPr>
+        <w:t>graduando</w:t>
+      </w:r>
+      <w:proofErr w:type="spellEnd"/>
+      <w:r>
+        <w:rPr>
+          <w:rFonts w:asciiTheme="minorHAnsi" w:hAnsiTheme="minorHAnsi" w:cs="Arial"/>
+          <w:lang w:val="en-US"/>
+        </w:rPr>
+        <w:t xml:space="preserve"> </w:t>
+      </w:r>
+      <w:proofErr w:type="spellStart"/>
+      <w:r>
+        <w:rPr>
+          <w:rFonts w:asciiTheme="minorHAnsi" w:hAnsiTheme="minorHAnsi" w:cs="Arial"/>
+          <w:lang w:val="en-US"/>
+        </w:rPr>
+        <w:t>em</w:t>
+      </w:r>
+      <w:proofErr w:type="spellEnd"/>
+      <w:r>
+        <w:rPr>
+          <w:rFonts w:asciiTheme="minorHAnsi" w:hAnsiTheme="minorHAnsi" w:cs="Arial"/>
+          <w:lang w:val="en-US"/>
+        </w:rPr>
+        <w:t xml:space="preserve"> </w:t>
+      </w:r>
+      <w:proofErr w:type="spellStart"/>
+      <w:r>
+        <w:rPr>
+          <w:rFonts w:asciiTheme="minorHAnsi" w:hAnsiTheme="minorHAnsi" w:cs="Arial"/>
+          <w:lang w:val="en-US"/>
+        </w:rPr>
+        <w:t>Inteligência</w:t>
+      </w:r>
+      <w:proofErr w:type="spellEnd"/>
+      <w:r>
+        <w:rPr>
+          <w:rFonts w:asciiTheme="minorHAnsi" w:hAnsiTheme="minorHAnsi" w:cs="Arial"/>
+          <w:lang w:val="en-US"/>
+        </w:rPr>
+        <w:t xml:space="preserve"> </w:t>
+      </w:r>
+      <w:proofErr w:type="spellStart"/>
+      <w:r>
+        <w:rPr>
+          <w:rFonts w:asciiTheme="minorHAnsi" w:hAnsiTheme="minorHAnsi" w:cs="Arial"/>
+          <w:lang w:val="en-US"/>
+        </w:rPr>
+        <w:t>e</w:t>
+      </w:r>
+      <w:r>
+        <w:rPr>
+          <w:rFonts w:asciiTheme="minorHAnsi" w:hAnsiTheme="minorHAnsi" w:cs="Arial"/>
+          <w:lang w:val="en-US"/>
+        </w:rPr>
+        <w:t>m</w:t>
+      </w:r>
+      <w:proofErr w:type="spellEnd"/>
+      <w:r>
+        <w:rPr>
+          <w:rFonts w:asciiTheme="minorHAnsi" w:hAnsiTheme="minorHAnsi" w:cs="Arial"/>
+          <w:lang w:val="en-US"/>
+        </w:rPr>
+        <w:t xml:space="preserve"> </w:t>
+      </w:r>
+      <w:proofErr w:type="spellStart"/>
+      <w:r>
+        <w:rPr>
+          <w:rFonts w:asciiTheme="minorHAnsi" w:hAnsiTheme="minorHAnsi" w:cs="Arial"/>
+          <w:lang w:val="en-US"/>
+        </w:rPr>
+        <w:t>Análise</w:t>
+      </w:r>
+      <w:proofErr w:type="spellEnd"/>
+      <w:r>
+        <w:rPr>
+          <w:rFonts w:asciiTheme="minorHAnsi" w:hAnsiTheme="minorHAnsi" w:cs="Arial"/>
+          <w:lang w:val="en-US"/>
+        </w:rPr>
+        <w:t xml:space="preserve"> de Dados pela </w:t>
+      </w:r>
+      <w:proofErr w:type="spellStart"/>
+      <w:r>
+        <w:rPr>
+          <w:rFonts w:asciiTheme="minorHAnsi" w:hAnsiTheme="minorHAnsi" w:cs="Arial"/>
+          <w:lang w:val="en-US"/>
+        </w:rPr>
+        <w:t>Faculdade</w:t>
+      </w:r>
+      <w:proofErr w:type="spellEnd"/>
+      <w:r>
+        <w:rPr>
+          <w:rFonts w:asciiTheme="minorHAnsi" w:hAnsiTheme="minorHAnsi" w:cs="Arial"/>
+          <w:lang w:val="en-US"/>
+        </w:rPr>
+        <w:t xml:space="preserve"> SENAI de </w:t>
+      </w:r>
+      <w:proofErr w:type="spellStart"/>
+      <w:r>
+        <w:rPr>
+          <w:rFonts w:asciiTheme="minorHAnsi" w:hAnsiTheme="minorHAnsi" w:cs="Arial"/>
+          <w:lang w:val="en-US"/>
+        </w:rPr>
+        <w:t>Tecnologia</w:t>
+      </w:r>
+      <w:proofErr w:type="spellEnd"/>
+      <w:r>
+        <w:rPr>
+          <w:rFonts w:asciiTheme="minorHAnsi" w:hAnsiTheme="minorHAnsi" w:cs="Arial"/>
+          <w:lang w:val="en-US"/>
+        </w:rPr>
+        <w:t xml:space="preserve"> </w:t>
+      </w:r>
+      <w:proofErr w:type="spellStart"/>
+      <w:r>
+        <w:rPr>
+          <w:rFonts w:asciiTheme="minorHAnsi" w:hAnsiTheme="minorHAnsi" w:cs="Arial"/>
+          <w:lang w:val="en-US"/>
+        </w:rPr>
+        <w:t>Mecatrônica</w:t>
+      </w:r>
+      <w:proofErr w:type="spellEnd"/>
+      <w:r>
+        <w:rPr>
+          <w:rFonts w:asciiTheme="minorHAnsi" w:hAnsiTheme="minorHAnsi" w:cs="Arial"/>
+          <w:lang w:val="en-US"/>
+        </w:rPr>
+        <w:t>. E-mail: andersonph84@gmail.com</w:t>
+      </w:r>
+    </w:p>
+  </w:footnote>
+  <w:footnote w:id="2">
+    <w:p>
+      <w:pPr>
+        <w:pStyle w:val="Textodenotaderodap"/>
+        <w:rPr>
+          <w:rFonts w:asciiTheme="minorHAnsi" w:hAnsiTheme="minorHAnsi" w:cs="Arial"/>
+        </w:rPr>
+      </w:pPr>
+      <w:r>
+        <w:rPr>
+          <w:rStyle w:val="Refdenotaderodap"/>
+          <w:rFonts w:asciiTheme="minorHAnsi" w:hAnsiTheme="minorHAnsi" w:cs="Arial"/>
+        </w:rPr>
+        <w:footnoteRef/>
+      </w:r>
+      <w:r>
+        <w:rPr>
+          <w:rFonts w:asciiTheme="minorHAnsi" w:hAnsiTheme="minorHAnsi" w:cs="Arial"/>
+        </w:rPr>
+        <w:t xml:space="preserve"> </w:t>
+      </w:r>
       <w:r>
         <w:rPr>
           <w:rFonts w:asciiTheme="minorHAnsi" w:hAnsiTheme="minorHAnsi" w:cs="Arial"/>
@@ -4873,218 +6553,12 @@
         </w:rPr>
         <w:t>Vinculação do autor e endereço eletrônico. Exemplo: Pós-graduando em Indústria 4.0 na Faculdade SENAI de Tecnologia Mecatrônica. E-mail: souza@gmail.com</w:t>
       </w:r>
-    </w:p>
-  </w:footnote>
-  <w:footnote w:id="2">
-    <w:p>
-      <w:pPr>
-        <w:pStyle w:val="Textodenotaderodap"/>
-        <w:rPr>
-          <w:rFonts w:asciiTheme="minorHAnsi" w:hAnsiTheme="minorHAnsi" w:cs="Arial"/>
-        </w:rPr>
-      </w:pPr>
-      <w:r>
-        <w:rPr>
-          <w:rStyle w:val="Refdenotaderodap"/>
-          <w:rFonts w:asciiTheme="minorHAnsi" w:hAnsiTheme="minorHAnsi" w:cs="Arial"/>
-        </w:rPr>
-        <w:footnoteRef/>
-      </w:r>
-      <w:r>
-        <w:rPr>
-          <w:rFonts w:asciiTheme="minorHAnsi" w:hAnsiTheme="minorHAnsi" w:cs="Arial"/>
-        </w:rPr>
-        <w:t xml:space="preserve"> </w:t>
-      </w:r>
-      <w:proofErr w:type="spellStart"/>
       <w:r>
         <w:rPr>
           <w:rFonts w:asciiTheme="minorHAnsi" w:hAnsiTheme="minorHAnsi" w:cs="Arial"/>
           <w:lang w:val="en-US"/>
         </w:rPr>
-        <w:t>Graduado</w:t>
-      </w:r>
-      <w:proofErr w:type="spellEnd"/>
-      <w:r>
-        <w:rPr>
-          <w:rFonts w:asciiTheme="minorHAnsi" w:hAnsiTheme="minorHAnsi" w:cs="Arial"/>
-          <w:lang w:val="en-US"/>
-        </w:rPr>
-        <w:t xml:space="preserve"> em Engenharia de </w:t>
-      </w:r>
-      <w:proofErr w:type="spellStart"/>
-      <w:r>
-        <w:rPr>
-          <w:rFonts w:asciiTheme="minorHAnsi" w:hAnsiTheme="minorHAnsi" w:cs="Arial"/>
-          <w:lang w:val="en-US"/>
-        </w:rPr>
-        <w:t>Produção</w:t>
-      </w:r>
-      <w:proofErr w:type="spellEnd"/>
-      <w:r>
-        <w:rPr>
-          <w:rFonts w:asciiTheme="minorHAnsi" w:hAnsiTheme="minorHAnsi" w:cs="Arial"/>
-          <w:lang w:val="en-US"/>
-        </w:rPr>
-        <w:t xml:space="preserve"> Mecânica </w:t>
-      </w:r>
-      <w:proofErr w:type="spellStart"/>
-      <w:r>
-        <w:rPr>
-          <w:rFonts w:asciiTheme="minorHAnsi" w:hAnsiTheme="minorHAnsi" w:cs="Arial"/>
-          <w:lang w:val="en-US"/>
-        </w:rPr>
-        <w:t>pelo</w:t>
-      </w:r>
-      <w:proofErr w:type="spellEnd"/>
-      <w:r>
-        <w:rPr>
-          <w:rFonts w:asciiTheme="minorHAnsi" w:hAnsiTheme="minorHAnsi" w:cs="Arial"/>
-          <w:lang w:val="en-US"/>
-        </w:rPr>
-        <w:t xml:space="preserve"> Centro Universitário das </w:t>
-      </w:r>
-      <w:proofErr w:type="spellStart"/>
-      <w:r>
-        <w:rPr>
-          <w:rFonts w:asciiTheme="minorHAnsi" w:hAnsiTheme="minorHAnsi" w:cs="Arial"/>
-          <w:lang w:val="en-US"/>
-        </w:rPr>
-        <w:t>Faculdades</w:t>
-      </w:r>
-      <w:proofErr w:type="spellEnd"/>
-      <w:r>
-        <w:rPr>
-          <w:rFonts w:asciiTheme="minorHAnsi" w:hAnsiTheme="minorHAnsi" w:cs="Arial"/>
-          <w:lang w:val="en-US"/>
-        </w:rPr>
         <w:t xml:space="preserve"> </w:t>
-      </w:r>
-      <w:proofErr w:type="spellStart"/>
-      <w:r>
-        <w:rPr>
-          <w:rFonts w:asciiTheme="minorHAnsi" w:hAnsiTheme="minorHAnsi" w:cs="Arial"/>
-          <w:lang w:val="en-US"/>
-        </w:rPr>
-        <w:t>Metropolitanas</w:t>
-      </w:r>
-      <w:proofErr w:type="spellEnd"/>
-      <w:r>
-        <w:rPr>
-          <w:rFonts w:asciiTheme="minorHAnsi" w:hAnsiTheme="minorHAnsi" w:cs="Arial"/>
-          <w:lang w:val="en-US"/>
-        </w:rPr>
-        <w:t xml:space="preserve"> Unidas (FMU) e </w:t>
-      </w:r>
-      <w:proofErr w:type="spellStart"/>
-      <w:r>
-        <w:rPr>
-          <w:rFonts w:asciiTheme="minorHAnsi" w:hAnsiTheme="minorHAnsi" w:cs="Arial"/>
-          <w:lang w:val="en-US"/>
-        </w:rPr>
-        <w:t>graduando</w:t>
-      </w:r>
-      <w:proofErr w:type="spellEnd"/>
-      <w:r>
-        <w:rPr>
-          <w:rFonts w:asciiTheme="minorHAnsi" w:hAnsiTheme="minorHAnsi" w:cs="Arial"/>
-          <w:lang w:val="en-US"/>
-        </w:rPr>
-        <w:t xml:space="preserve"> em </w:t>
-      </w:r>
-      <w:proofErr w:type="spellStart"/>
-      <w:r>
-        <w:rPr>
-          <w:rFonts w:asciiTheme="minorHAnsi" w:hAnsiTheme="minorHAnsi" w:cs="Arial"/>
-          <w:lang w:val="en-US"/>
-        </w:rPr>
-        <w:t>Inteligência</w:t>
-      </w:r>
-      <w:proofErr w:type="spellEnd"/>
-      <w:r>
-        <w:rPr>
-          <w:rFonts w:asciiTheme="minorHAnsi" w:hAnsiTheme="minorHAnsi" w:cs="Arial"/>
-          <w:lang w:val="en-US"/>
-        </w:rPr>
-        <w:t xml:space="preserve"> e</w:t>
-      </w:r>
-      <w:r>
-        <w:rPr>
-          <w:rFonts w:asciiTheme="minorHAnsi" w:hAnsiTheme="minorHAnsi" w:cs="Arial"/>
-          <w:lang w:val="en-US"/>
-        </w:rPr>
-        <w:t>m</w:t>
-      </w:r>
-      <w:r>
-        <w:rPr>
-          <w:rFonts w:asciiTheme="minorHAnsi" w:hAnsiTheme="minorHAnsi" w:cs="Arial"/>
-          <w:lang w:val="en-US"/>
-        </w:rPr>
-        <w:t xml:space="preserve"> </w:t>
-      </w:r>
-      <w:proofErr w:type="spellStart"/>
-      <w:r>
-        <w:rPr>
-          <w:rFonts w:asciiTheme="minorHAnsi" w:hAnsiTheme="minorHAnsi" w:cs="Arial"/>
-          <w:lang w:val="en-US"/>
-        </w:rPr>
-        <w:t>Análise</w:t>
-      </w:r>
-      <w:proofErr w:type="spellEnd"/>
-      <w:r>
-        <w:rPr>
-          <w:rFonts w:asciiTheme="minorHAnsi" w:hAnsiTheme="minorHAnsi" w:cs="Arial"/>
-          <w:lang w:val="en-US"/>
-        </w:rPr>
-        <w:t xml:space="preserve"> de Dados pela </w:t>
-      </w:r>
-      <w:proofErr w:type="spellStart"/>
-      <w:r>
-        <w:rPr>
-          <w:rFonts w:asciiTheme="minorHAnsi" w:hAnsiTheme="minorHAnsi" w:cs="Arial"/>
-          <w:lang w:val="en-US"/>
-        </w:rPr>
-        <w:t>Faculdade</w:t>
-      </w:r>
-      <w:proofErr w:type="spellEnd"/>
-      <w:r>
-        <w:rPr>
-          <w:rFonts w:asciiTheme="minorHAnsi" w:hAnsiTheme="minorHAnsi" w:cs="Arial"/>
-          <w:lang w:val="en-US"/>
-        </w:rPr>
-        <w:t xml:space="preserve"> SENAI de </w:t>
-      </w:r>
-      <w:proofErr w:type="spellStart"/>
-      <w:r>
-        <w:rPr>
-          <w:rFonts w:asciiTheme="minorHAnsi" w:hAnsiTheme="minorHAnsi" w:cs="Arial"/>
-          <w:lang w:val="en-US"/>
-        </w:rPr>
-        <w:t>Tecnologia</w:t>
-      </w:r>
-      <w:proofErr w:type="spellEnd"/>
-      <w:r>
-        <w:rPr>
-          <w:rFonts w:asciiTheme="minorHAnsi" w:hAnsiTheme="minorHAnsi" w:cs="Arial"/>
-          <w:lang w:val="en-US"/>
-        </w:rPr>
-        <w:t xml:space="preserve"> </w:t>
-      </w:r>
-      <w:proofErr w:type="spellStart"/>
-      <w:r>
-        <w:rPr>
-          <w:rFonts w:asciiTheme="minorHAnsi" w:hAnsiTheme="minorHAnsi" w:cs="Arial"/>
-          <w:lang w:val="en-US"/>
-        </w:rPr>
-        <w:t>Mecatrônica</w:t>
-      </w:r>
-      <w:proofErr w:type="spellEnd"/>
-      <w:r>
-        <w:rPr>
-          <w:rFonts w:asciiTheme="minorHAnsi" w:hAnsiTheme="minorHAnsi" w:cs="Arial"/>
-          <w:lang w:val="en-US"/>
-        </w:rPr>
-        <w:t>. E-mail: andersonph84@gmail.com</w:t>
       </w:r>
     </w:p>
   </w:footnote>
@@ -6262,6 +7736,41 @@
     <w:basedOn w:val="Fontepargpadro"/>
     <w:rsid w:val="008E33BD"/>
   </w:style>
+  <w:style w:type="character" w:styleId="Hyperlink">
+    <w:name w:val="Hyperlink"/>
+    <w:basedOn w:val="Fontepargpadro"/>
+    <w:uiPriority w:val="99"/>
+    <w:unhideWhenUsed/>
+    <w:rsid w:val="00863EF5"/>
+    <w:rPr>
+      <w:color w:val="0000FF" w:themeColor="hyperlink"/>
+      <w:u w:val="single"/>
+    </w:rPr>
+  </w:style>
+  <w:style w:type="character" w:styleId="MenoPendente">
+    <w:name w:val="Unresolved Mention"/>
+    <w:basedOn w:val="Fontepargpadro"/>
+    <w:uiPriority w:val="99"/>
+    <w:semiHidden/>
+    <w:unhideWhenUsed/>
+    <w:rsid w:val="00863EF5"/>
+    <w:rPr>
+      <w:color w:val="605E5C"/>
+      <w:shd w:val="clear" w:color="auto" w:fill="E1DFDD"/>
+    </w:rPr>
+  </w:style>
+  <w:style w:type="character" w:styleId="HiperlinkVisitado">
+    <w:name w:val="FollowedHyperlink"/>
+    <w:basedOn w:val="Fontepargpadro"/>
+    <w:uiPriority w:val="99"/>
+    <w:semiHidden/>
+    <w:unhideWhenUsed/>
+    <w:rsid w:val="00347932"/>
+    <w:rPr>
+      <w:color w:val="800080" w:themeColor="followedHyperlink"/>
+      <w:u w:val="single"/>
+    </w:rPr>
+  </w:style>
 </w:styles>
 </file>
 

--- a/Dados_demo_prev_Ana_Anderson.docx
+++ b/Dados_demo_prev_Ana_Anderson.docx
@@ -947,6 +947,19 @@
     </w:p>
     <w:p>
       <w:pPr>
+        <w:jc w:val="both"/>
+        <w:rPr>
+          <w:rFonts w:ascii="Arial" w:eastAsia="Times New Roman" w:hAnsi="Arial" w:cs="Arial"/>
+          <w:iCs/>
+          <w:color w:val="000000" w:themeColor="text1"/>
+          <w:sz w:val="24"/>
+          <w:szCs w:val="24"/>
+          <w:lang w:val="pt-BR" w:eastAsia="pt-BR"/>
+        </w:rPr>
+      </w:pPr>
+    </w:p>
+    <w:p>
+      <w:pPr>
         <w:pStyle w:val="Ttulo2"/>
         <w:numPr>
           <w:ilvl w:val="1"/>
@@ -1462,6 +1475,7 @@
           <w:szCs w:val="24"/>
           <w:lang w:eastAsia="pt-BR"/>
         </w:rPr>
+        <w:lastRenderedPageBreak/>
         <w:t>utilizando</w:t>
       </w:r>
       <w:proofErr w:type="spellEnd"/>
@@ -1558,7 +1572,6 @@
           <w:szCs w:val="24"/>
           <w:lang w:eastAsia="pt-BR"/>
         </w:rPr>
-        <w:lastRenderedPageBreak/>
         <w:t>projeções</w:t>
       </w:r>
       <w:proofErr w:type="spellEnd"/>
@@ -2249,31 +2262,6 @@
     </w:p>
     <w:p>
       <w:pPr>
-        <w:rPr>
-          <w:rFonts w:ascii="Arial" w:eastAsia="Times New Roman" w:hAnsi="Arial" w:cs="Arial"/>
-          <w:iCs/>
-          <w:color w:val="000000" w:themeColor="text1"/>
-          <w:sz w:val="24"/>
-          <w:szCs w:val="24"/>
-          <w:lang w:val="pt-BR" w:eastAsia="pt-BR"/>
-        </w:rPr>
-      </w:pPr>
-    </w:p>
-    <w:p>
-      <w:pPr>
-        <w:rPr>
-          <w:rFonts w:ascii="Arial" w:eastAsia="Times New Roman" w:hAnsi="Arial" w:cs="Arial"/>
-          <w:i/>
-          <w:iCs/>
-          <w:color w:val="000000" w:themeColor="text1"/>
-          <w:sz w:val="24"/>
-          <w:szCs w:val="24"/>
-          <w:lang w:val="pt-BR" w:eastAsia="pt-BR"/>
-        </w:rPr>
-      </w:pPr>
-    </w:p>
-    <w:p>
-      <w:pPr>
         <w:pStyle w:val="Ttulo1"/>
         <w:numPr>
           <w:ilvl w:val="0"/>
@@ -2290,6 +2278,7 @@
           <w:rFonts w:ascii="Arial" w:hAnsi="Arial" w:cs="Arial"/>
           <w:szCs w:val="24"/>
         </w:rPr>
+        <w:lastRenderedPageBreak/>
         <w:t>RESULTADOS E DISCUSSÕES</w:t>
       </w:r>
     </w:p>
@@ -2641,7 +2630,7 @@
           <w:szCs w:val="24"/>
           <w:lang w:val="pt-BR"/>
         </w:rPr>
-        <w:t xml:space="preserve">Ao considerar as projeções demográficas, observa-se uma mudança mais acentuada nas próximas décadas. Entre 2023 e 2070, a população de 15 a 64 anos apresenta redução projetada de 22,39%, enquanto a população com 60 anos ou mais aumenta 128,29%. No mesmo período, a participação da população de 15 a 64 anos passa de aproximadamente 69% para 57% da população, enquanto a parcela com 60 anos ou </w:t>
+        <w:t xml:space="preserve">Ao considerar as projeções demográficas, observa-se uma mudança mais acentuada nas próximas décadas. Entre 2023 e 2070, a população de 15 a 64 anos apresenta redução projetada de 22,39%, enquanto a população com 60 anos ou mais aumenta 128,29%. No mesmo período, a participação da população de 15 a 64 anos passa de aproximadamente 69% para 57% da população, enquanto a parcela com 60 anos ou mais passa de 16% para 38%. Esses resultados indicam uma mudança significativa </w:t>
       </w:r>
       <w:r>
         <w:rPr>
@@ -2652,7 +2641,7 @@
           <w:lang w:val="pt-BR"/>
         </w:rPr>
         <w:lastRenderedPageBreak/>
-        <w:t>mais passa de 16% para 38%. Esses resultados indicam uma mudança significativa na proporção entre a população em idade potencialmente ativa e a população idosa.</w:t>
+        <w:t>na proporção entre a população em idade potencialmente ativa e a população idosa.</w:t>
       </w:r>
     </w:p>
     <w:p>
@@ -2945,14 +2934,14 @@
         <w:rPr>
           <w:rFonts w:ascii="Arial" w:eastAsia="Meiryo" w:hAnsi="Arial" w:cs="Arial"/>
         </w:rPr>
-        <w:t xml:space="preserve">Diante do aumento da longevidade e das transformações demográficas observadas, os resultados também reforçam a relevância de ampliar a discussão </w:t>
+        <w:t xml:space="preserve">Diante do aumento da longevidade e das transformações demográficas observadas, os resultados também reforçam a relevância de ampliar a discussão sobre planejamento financeiro de longo prazo e diversificação das fontes de renda </w:t>
       </w:r>
       <w:r>
         <w:rPr>
           <w:rFonts w:ascii="Arial" w:eastAsia="Meiryo" w:hAnsi="Arial" w:cs="Arial"/>
         </w:rPr>
         <w:lastRenderedPageBreak/>
-        <w:t>sobre planejamento financeiro de longo prazo e diversificação das fontes de renda para a aposentadoria, reduzindo a dependência exclusiva de uma única fonte de renda no futuro.</w:t>
+        <w:t>para a aposentadoria, reduzindo a dependência exclusiva de uma única fonte de renda no futuro.</w:t>
       </w:r>
     </w:p>
     <w:p>
@@ -3046,51 +3035,7 @@
             <w:szCs w:val="24"/>
             <w:lang w:val="pt-BR"/>
           </w:rPr>
-          <w:t>AEPS 2024 — Ministério da</w:t>
-        </w:r>
-        <w:r>
-          <w:rPr>
-            <w:rStyle w:val="Hyperlink"/>
-            <w:rFonts w:ascii="Arial" w:hAnsi="Arial" w:cs="Arial"/>
-            <w:iCs/>
-            <w:sz w:val="24"/>
-            <w:szCs w:val="24"/>
-            <w:lang w:val="pt-BR"/>
-          </w:rPr>
-          <w:t xml:space="preserve"> </w:t>
-        </w:r>
-        <w:r>
-          <w:rPr>
-            <w:rStyle w:val="Hyperlink"/>
-            <w:rFonts w:ascii="Arial" w:hAnsi="Arial" w:cs="Arial"/>
-            <w:iCs/>
-            <w:sz w:val="24"/>
-            <w:szCs w:val="24"/>
-            <w:lang w:val="pt-BR"/>
-          </w:rPr>
-          <w:t xml:space="preserve">Previdência </w:t>
-        </w:r>
-        <w:r>
-          <w:rPr>
-            <w:rStyle w:val="Hyperlink"/>
-            <w:rFonts w:ascii="Arial" w:hAnsi="Arial" w:cs="Arial"/>
-            <w:iCs/>
-            <w:sz w:val="24"/>
-            <w:szCs w:val="24"/>
-            <w:lang w:val="pt-BR"/>
-          </w:rPr>
-          <w:t>S</w:t>
-        </w:r>
-        <w:r>
-          <w:rPr>
-            <w:rStyle w:val="Hyperlink"/>
-            <w:rFonts w:ascii="Arial" w:hAnsi="Arial" w:cs="Arial"/>
-            <w:iCs/>
-            <w:sz w:val="24"/>
-            <w:szCs w:val="24"/>
-            <w:lang w:val="pt-BR"/>
-          </w:rPr>
-          <w:t>ocial</w:t>
+          <w:t>AEPS 2024 — Ministério da Previdência Social</w:t>
         </w:r>
       </w:hyperlink>
       <w:r>
@@ -3178,51 +3123,7 @@
             <w:szCs w:val="24"/>
             <w:lang w:val="pt-BR"/>
           </w:rPr>
-          <w:t>Anuários da Previdê</w:t>
-        </w:r>
-        <w:r>
-          <w:rPr>
-            <w:rStyle w:val="Hyperlink"/>
-            <w:rFonts w:ascii="Arial" w:hAnsi="Arial" w:cs="Arial"/>
-            <w:iCs/>
-            <w:sz w:val="24"/>
-            <w:szCs w:val="24"/>
-            <w:lang w:val="pt-BR"/>
-          </w:rPr>
-          <w:t>n</w:t>
-        </w:r>
-        <w:r>
-          <w:rPr>
-            <w:rStyle w:val="Hyperlink"/>
-            <w:rFonts w:ascii="Arial" w:hAnsi="Arial" w:cs="Arial"/>
-            <w:iCs/>
-            <w:sz w:val="24"/>
-            <w:szCs w:val="24"/>
-            <w:lang w:val="pt-BR"/>
-          </w:rPr>
-          <w:t>cia So</w:t>
-        </w:r>
-        <w:r>
-          <w:rPr>
-            <w:rStyle w:val="Hyperlink"/>
-            <w:rFonts w:ascii="Arial" w:hAnsi="Arial" w:cs="Arial"/>
-            <w:iCs/>
-            <w:sz w:val="24"/>
-            <w:szCs w:val="24"/>
-            <w:lang w:val="pt-BR"/>
-          </w:rPr>
-          <w:t>c</w:t>
-        </w:r>
-        <w:r>
-          <w:rPr>
-            <w:rStyle w:val="Hyperlink"/>
-            <w:rFonts w:ascii="Arial" w:hAnsi="Arial" w:cs="Arial"/>
-            <w:iCs/>
-            <w:sz w:val="24"/>
-            <w:szCs w:val="24"/>
-            <w:lang w:val="pt-BR"/>
-          </w:rPr>
-          <w:t>ial — Ministério da Previdência Social</w:t>
+          <w:t>Anuários da Previdência Social — Ministério da Previdência Social</w:t>
         </w:r>
       </w:hyperlink>
       <w:r>
@@ -3310,62 +3211,7 @@
             <w:szCs w:val="24"/>
             <w:lang w:val="pt-BR"/>
           </w:rPr>
-          <w:t xml:space="preserve">Projeções </w:t>
-        </w:r>
-        <w:r>
-          <w:rPr>
-            <w:rStyle w:val="Hyperlink"/>
-            <w:rFonts w:ascii="Arial" w:hAnsi="Arial" w:cs="Arial"/>
-            <w:iCs/>
-            <w:sz w:val="24"/>
-            <w:szCs w:val="24"/>
-            <w:lang w:val="pt-BR"/>
-          </w:rPr>
-          <w:t>d</w:t>
-        </w:r>
-        <w:r>
-          <w:rPr>
-            <w:rStyle w:val="Hyperlink"/>
-            <w:rFonts w:ascii="Arial" w:hAnsi="Arial" w:cs="Arial"/>
-            <w:iCs/>
-            <w:sz w:val="24"/>
-            <w:szCs w:val="24"/>
-            <w:lang w:val="pt-BR"/>
-          </w:rPr>
-          <w:t>a</w:t>
-        </w:r>
-        <w:r>
-          <w:rPr>
-            <w:rStyle w:val="Hyperlink"/>
-            <w:rFonts w:ascii="Arial" w:hAnsi="Arial" w:cs="Arial"/>
-            <w:iCs/>
-            <w:sz w:val="24"/>
-            <w:szCs w:val="24"/>
-            <w:lang w:val="pt-BR"/>
-          </w:rPr>
-          <w:t xml:space="preserve"> População</w:t>
-        </w:r>
-        <w:r>
-          <w:rPr>
-            <w:rStyle w:val="Hyperlink"/>
-            <w:rFonts w:ascii="Arial" w:hAnsi="Arial" w:cs="Arial"/>
-            <w:iCs/>
-            <w:sz w:val="24"/>
-            <w:szCs w:val="24"/>
-            <w:lang w:val="pt-BR"/>
-          </w:rPr>
-          <w:t xml:space="preserve"> </w:t>
-        </w:r>
-        <w:r>
-          <w:rPr>
-            <w:rStyle w:val="Hyperlink"/>
-            <w:rFonts w:ascii="Arial" w:hAnsi="Arial" w:cs="Arial"/>
-            <w:iCs/>
-            <w:sz w:val="24"/>
-            <w:szCs w:val="24"/>
-            <w:lang w:val="pt-BR"/>
-          </w:rPr>
-          <w:t>— IBGE</w:t>
+          <w:t>Projeções da População — IBGE</w:t>
         </w:r>
       </w:hyperlink>
       <w:r>
@@ -4887,6 +4733,16 @@
               <w:t>xxxxxxx</w:t>
             </w:r>
             <w:proofErr w:type="spellEnd"/>
+          </w:p>
+          <w:p>
+            <w:pPr>
+              <w:jc w:val="both"/>
+              <w:rPr>
+                <w:rFonts w:ascii="Arial" w:hAnsi="Arial" w:cs="Arial"/>
+                <w:sz w:val="24"/>
+                <w:szCs w:val="24"/>
+              </w:rPr>
+            </w:pPr>
           </w:p>
           <w:p>
             <w:pPr>
@@ -6260,268 +6116,26 @@
         </w:rPr>
         <w:t xml:space="preserve"> </w:t>
       </w:r>
-      <w:proofErr w:type="spellStart"/>
       <w:r>
         <w:rPr>
           <w:rFonts w:asciiTheme="minorHAnsi" w:hAnsiTheme="minorHAnsi" w:cs="Arial"/>
           <w:lang w:val="en-US"/>
         </w:rPr>
-        <w:t>Graduado</w:t>
-      </w:r>
-      <w:proofErr w:type="spellEnd"/>
+        <w:t>Graduado em Engenharia de Produção Mecânica pelo Centro Universitário das Faculdades Metropolitanas Unidas (FMU) e graduando em Inteligência e</w:t>
+      </w:r>
       <w:r>
         <w:rPr>
           <w:rFonts w:asciiTheme="minorHAnsi" w:hAnsiTheme="minorHAnsi" w:cs="Arial"/>
           <w:lang w:val="en-US"/>
         </w:rPr>
-        <w:t xml:space="preserve"> </w:t>
-      </w:r>
-      <w:proofErr w:type="spellStart"/>
+        <w:t>m</w:t>
+      </w:r>
       <w:r>
         <w:rPr>
           <w:rFonts w:asciiTheme="minorHAnsi" w:hAnsiTheme="minorHAnsi" w:cs="Arial"/>
           <w:lang w:val="en-US"/>
         </w:rPr>
-        <w:t>em</w:t>
-      </w:r>
-      <w:proofErr w:type="spellEnd"/>
-      <w:r>
-        <w:rPr>
-          <w:rFonts w:asciiTheme="minorHAnsi" w:hAnsiTheme="minorHAnsi" w:cs="Arial"/>
-          <w:lang w:val="en-US"/>
-        </w:rPr>
-        <w:t xml:space="preserve"> </w:t>
-      </w:r>
-      <w:proofErr w:type="spellStart"/>
-      <w:r>
-        <w:rPr>
-          <w:rFonts w:asciiTheme="minorHAnsi" w:hAnsiTheme="minorHAnsi" w:cs="Arial"/>
-          <w:lang w:val="en-US"/>
-        </w:rPr>
-        <w:t>Engenharia</w:t>
-      </w:r>
-      <w:proofErr w:type="spellEnd"/>
-      <w:r>
-        <w:rPr>
-          <w:rFonts w:asciiTheme="minorHAnsi" w:hAnsiTheme="minorHAnsi" w:cs="Arial"/>
-          <w:lang w:val="en-US"/>
-        </w:rPr>
-        <w:t xml:space="preserve"> de </w:t>
-      </w:r>
-      <w:proofErr w:type="spellStart"/>
-      <w:r>
-        <w:rPr>
-          <w:rFonts w:asciiTheme="minorHAnsi" w:hAnsiTheme="minorHAnsi" w:cs="Arial"/>
-          <w:lang w:val="en-US"/>
-        </w:rPr>
-        <w:t>Produção</w:t>
-      </w:r>
-      <w:proofErr w:type="spellEnd"/>
-      <w:r>
-        <w:rPr>
-          <w:rFonts w:asciiTheme="minorHAnsi" w:hAnsiTheme="minorHAnsi" w:cs="Arial"/>
-          <w:lang w:val="en-US"/>
-        </w:rPr>
-        <w:t xml:space="preserve"> </w:t>
-      </w:r>
-      <w:proofErr w:type="spellStart"/>
-      <w:r>
-        <w:rPr>
-          <w:rFonts w:asciiTheme="minorHAnsi" w:hAnsiTheme="minorHAnsi" w:cs="Arial"/>
-          <w:lang w:val="en-US"/>
-        </w:rPr>
-        <w:t>Mecânica</w:t>
-      </w:r>
-      <w:proofErr w:type="spellEnd"/>
-      <w:r>
-        <w:rPr>
-          <w:rFonts w:asciiTheme="minorHAnsi" w:hAnsiTheme="minorHAnsi" w:cs="Arial"/>
-          <w:lang w:val="en-US"/>
-        </w:rPr>
-        <w:t xml:space="preserve"> </w:t>
-      </w:r>
-      <w:proofErr w:type="spellStart"/>
-      <w:r>
-        <w:rPr>
-          <w:rFonts w:asciiTheme="minorHAnsi" w:hAnsiTheme="minorHAnsi" w:cs="Arial"/>
-          <w:lang w:val="en-US"/>
-        </w:rPr>
-        <w:t>pelo</w:t>
-      </w:r>
-      <w:proofErr w:type="spellEnd"/>
-      <w:r>
-        <w:rPr>
-          <w:rFonts w:asciiTheme="minorHAnsi" w:hAnsiTheme="minorHAnsi" w:cs="Arial"/>
-          <w:lang w:val="en-US"/>
-        </w:rPr>
-        <w:t xml:space="preserve"> Centro Universitário das </w:t>
-      </w:r>
-      <w:proofErr w:type="spellStart"/>
-      <w:r>
-        <w:rPr>
-          <w:rFonts w:asciiTheme="minorHAnsi" w:hAnsiTheme="minorHAnsi" w:cs="Arial"/>
-          <w:lang w:val="en-US"/>
-        </w:rPr>
-        <w:t>Faculdades</w:t>
-      </w:r>
-      <w:proofErr w:type="spellEnd"/>
-      <w:r>
-        <w:rPr>
-          <w:rFonts w:asciiTheme="minorHAnsi" w:hAnsiTheme="minorHAnsi" w:cs="Arial"/>
-          <w:lang w:val="en-US"/>
-        </w:rPr>
-        <w:t xml:space="preserve"> </w:t>
-      </w:r>
-      <w:proofErr w:type="spellStart"/>
-      <w:r>
-        <w:rPr>
-          <w:rFonts w:asciiTheme="minorHAnsi" w:hAnsiTheme="minorHAnsi" w:cs="Arial"/>
-          <w:lang w:val="en-US"/>
-        </w:rPr>
-        <w:t>Metropolitanas</w:t>
-      </w:r>
-      <w:proofErr w:type="spellEnd"/>
-      <w:r>
-        <w:rPr>
-          <w:rFonts w:asciiTheme="minorHAnsi" w:hAnsiTheme="minorHAnsi" w:cs="Arial"/>
-          <w:lang w:val="en-US"/>
-        </w:rPr>
-        <w:t xml:space="preserve"> Unidas (FMU) e </w:t>
-      </w:r>
-      <w:proofErr w:type="spellStart"/>
-      <w:r>
-        <w:rPr>
-          <w:rFonts w:asciiTheme="minorHAnsi" w:hAnsiTheme="minorHAnsi" w:cs="Arial"/>
-          <w:lang w:val="en-US"/>
-        </w:rPr>
-        <w:t>graduando</w:t>
-      </w:r>
-      <w:proofErr w:type="spellEnd"/>
-      <w:r>
-        <w:rPr>
-          <w:rFonts w:asciiTheme="minorHAnsi" w:hAnsiTheme="minorHAnsi" w:cs="Arial"/>
-          <w:lang w:val="en-US"/>
-        </w:rPr>
-        <w:t xml:space="preserve"> </w:t>
-      </w:r>
-      <w:proofErr w:type="spellStart"/>
-      <w:r>
-        <w:rPr>
-          <w:rFonts w:asciiTheme="minorHAnsi" w:hAnsiTheme="minorHAnsi" w:cs="Arial"/>
-          <w:lang w:val="en-US"/>
-        </w:rPr>
-        <w:t>em</w:t>
-      </w:r>
-      <w:proofErr w:type="spellEnd"/>
-      <w:r>
-        <w:rPr>
-          <w:rFonts w:asciiTheme="minorHAnsi" w:hAnsiTheme="minorHAnsi" w:cs="Arial"/>
-          <w:lang w:val="en-US"/>
-        </w:rPr>
-        <w:t xml:space="preserve"> </w:t>
-      </w:r>
-      <w:proofErr w:type="spellStart"/>
-      <w:r>
-        <w:rPr>
-          <w:rFonts w:asciiTheme="minorHAnsi" w:hAnsiTheme="minorHAnsi" w:cs="Arial"/>
-          <w:lang w:val="en-US"/>
-        </w:rPr>
-        <w:t>Inteligência</w:t>
-      </w:r>
-      <w:proofErr w:type="spellEnd"/>
-      <w:r>
-        <w:rPr>
-          <w:rFonts w:asciiTheme="minorHAnsi" w:hAnsiTheme="minorHAnsi" w:cs="Arial"/>
-          <w:lang w:val="en-US"/>
-        </w:rPr>
-        <w:t xml:space="preserve"> </w:t>
-      </w:r>
-      <w:proofErr w:type="spellStart"/>
-      <w:r>
-        <w:rPr>
-          <w:rFonts w:asciiTheme="minorHAnsi" w:hAnsiTheme="minorHAnsi" w:cs="Arial"/>
-          <w:lang w:val="en-US"/>
-        </w:rPr>
-        <w:t>e</w:t>
-      </w:r>
-      <w:r>
-        <w:rPr>
-          <w:rFonts w:asciiTheme="minorHAnsi" w:hAnsiTheme="minorHAnsi" w:cs="Arial"/>
-          <w:lang w:val="en-US"/>
-        </w:rPr>
-        <w:t>m</w:t>
-      </w:r>
-      <w:proofErr w:type="spellEnd"/>
-      <w:r>
-        <w:rPr>
-          <w:rFonts w:asciiTheme="minorHAnsi" w:hAnsiTheme="minorHAnsi" w:cs="Arial"/>
-          <w:lang w:val="en-US"/>
-        </w:rPr>
-        <w:t xml:space="preserve"> </w:t>
-      </w:r>
-      <w:proofErr w:type="spellStart"/>
-      <w:r>
-        <w:rPr>
-          <w:rFonts w:asciiTheme="minorHAnsi" w:hAnsiTheme="minorHAnsi" w:cs="Arial"/>
-          <w:lang w:val="en-US"/>
-        </w:rPr>
-        <w:t>Análise</w:t>
-      </w:r>
-      <w:proofErr w:type="spellEnd"/>
-      <w:r>
-        <w:rPr>
-          <w:rFonts w:asciiTheme="minorHAnsi" w:hAnsiTheme="minorHAnsi" w:cs="Arial"/>
-          <w:lang w:val="en-US"/>
-        </w:rPr>
-        <w:t xml:space="preserve"> de Dados pela </w:t>
-      </w:r>
-      <w:proofErr w:type="spellStart"/>
-      <w:r>
-        <w:rPr>
-          <w:rFonts w:asciiTheme="minorHAnsi" w:hAnsiTheme="minorHAnsi" w:cs="Arial"/>
-          <w:lang w:val="en-US"/>
-        </w:rPr>
-        <w:t>Faculdade</w:t>
-      </w:r>
-      <w:proofErr w:type="spellEnd"/>
-      <w:r>
-        <w:rPr>
-          <w:rFonts w:asciiTheme="minorHAnsi" w:hAnsiTheme="minorHAnsi" w:cs="Arial"/>
-          <w:lang w:val="en-US"/>
-        </w:rPr>
-        <w:t xml:space="preserve"> SENAI de </w:t>
-      </w:r>
-      <w:proofErr w:type="spellStart"/>
-      <w:r>
-        <w:rPr>
-          <w:rFonts w:asciiTheme="minorHAnsi" w:hAnsiTheme="minorHAnsi" w:cs="Arial"/>
-          <w:lang w:val="en-US"/>
-        </w:rPr>
-        <w:t>Tecnologia</w:t>
-      </w:r>
-      <w:proofErr w:type="spellEnd"/>
-      <w:r>
-        <w:rPr>
-          <w:rFonts w:asciiTheme="minorHAnsi" w:hAnsiTheme="minorHAnsi" w:cs="Arial"/>
-          <w:lang w:val="en-US"/>
-        </w:rPr>
-        <w:t xml:space="preserve"> </w:t>
-      </w:r>
-      <w:proofErr w:type="spellStart"/>
-      <w:r>
-        <w:rPr>
-          <w:rFonts w:asciiTheme="minorHAnsi" w:hAnsiTheme="minorHAnsi" w:cs="Arial"/>
-          <w:lang w:val="en-US"/>
-        </w:rPr>
-        <w:t>Mecatrônica</w:t>
-      </w:r>
-      <w:proofErr w:type="spellEnd"/>
-      <w:r>
-        <w:rPr>
-          <w:rFonts w:asciiTheme="minorHAnsi" w:hAnsiTheme="minorHAnsi" w:cs="Arial"/>
-          <w:lang w:val="en-US"/>
-        </w:rPr>
-        <w:t>. E-mail: andersonph84@gmail.com</w:t>
+        <w:t xml:space="preserve"> Análise de Dados pela Faculdade SENAI de Tecnologia Mecatrônica. E-mail: andersonph84@gmail.com</w:t>
       </w:r>
     </w:p>
   </w:footnote>
@@ -7467,6 +7081,7 @@
   <w:style w:type="character" w:default="1" w:styleId="Fontepargpadro">
     <w:name w:val="Default Paragraph Font"/>
     <w:uiPriority w:val="1"/>
+    <w:semiHidden/>
     <w:unhideWhenUsed/>
   </w:style>
   <w:style w:type="table" w:default="1" w:styleId="Tabelanormal">
